--- a/exercises/Bài tập tổng hợp 84-88 - Điền khuyết và sắp xếp văn bản/Đề 2.docx
+++ b/exercises/Bài tập tổng hợp 84-88 - Điền khuyết và sắp xếp văn bản/Đề 2.docx
@@ -3,352 +3,6827 @@
 <w:document xmlns:w="http://schemas.openxmlformats.org/wordprocessingml/2006/main">
   <w:body>
     <w:p>
-      <w:r>
-        <w:rPr>
+      <w:pPr>
+        <w:spacing w:before="0" w:after="180" w:line="320" w:lineRule="auto"/>
+        <w:widowControl/>
+        <w:jc w:val="center"/>
+        <w:keepNext/>
+      </w:pPr>
+      <w:r>
+        <w:rPr>
+          <w:color w:val="000000"/>
           <w:b/>
-        </w:rPr>
-        <w:t xml:space="preserve">ĐỀ TỔNG HỢP 84–88 – ĐỀ 2</w:t>
-      </w:r>
-    </w:p>
-    <w:p>
-      <w:r>
-        <w:t xml:space="preserve">Tổng điểm: 100 điểm – 10 phần – Thời gian gợi ý: 75 phút</w:t>
-      </w:r>
-    </w:p>
-    <w:p>
-      <w:r>
-        <w:rPr>
+          <w:sz w:val="30"/>
+          <w:szCs w:val="30"/>
+        </w:rPr>
+        <w:t>ĐỀ TỔNG HỢP 84–88 – ĐỀ 2</w:t>
+      </w:r>
+    </w:p>
+    <w:p>
+      <w:pPr>
+        <w:spacing w:before="0" w:after="200" w:line="300" w:lineRule="auto"/>
+        <w:widowControl/>
+        <w:jc w:val="center"/>
+        <w:keepNext/>
+      </w:pPr>
+      <w:r>
+        <w:rPr>
+          <w:color w:val="000000"/>
           <w:b/>
-        </w:rPr>
-        <w:t xml:space="preserve">PHẦN 1. ĐIỀN KHUYẾT THÔNG BÁO (10 điểm)</w:t>
-      </w:r>
-    </w:p>
-    <w:p>
-      <w:r>
-        <w:t xml:space="preserve">COMMUNITY HEALTH DAY</w:t>
-      </w:r>
-    </w:p>
-    <w:p>
-      <w:r>
-        <w:t xml:space="preserve">Students are invited (1) ___ activities for Health Day on 20 November. Each team may include up (2) ___ four members. Projects should demonstrate a healthy response (3) ___ an everyday problem. To ensure safety, all equipment must (4) ___ by a teacher before use. Teams wishing to participate should complete the online (5) ___ no later than Friday. The most (6) ___ projects will receive book vouchers. Visitors can attend free (7) ___ charge from 9 a.m. to 3 p.m. Please enter through the east gate, (8) ___ the main entrance is being repaired. Food is not permitted inside the exhibition hall; (9) ___, drinking water is available outside. Contact Mr Minh for (10) ___ information.</w:t>
-      </w:r>
-    </w:p>
-    <w:p>
-      <w:r>
-        <w:t xml:space="preserve">1 A submit B submitting C to submit D submitted. 2 A at B to C for D with. 3 A to B at C of D with. 4 A check B be checked C checking D checked. 5 A register B registration C registered D registering. 6 A innovate B innovation C innovative D innovatively. 7 A in B for C of D from. 8 A because B although C despite D therefore. 9 A however B moreover C otherwise D because. 10 A farther B further C furthest D far.</w:t>
-      </w:r>
-    </w:p>
-    <w:p>
-      <w:r>
-        <w:rPr>
+          <w:sz w:val="22"/>
+          <w:szCs w:val="22"/>
+        </w:rPr>
+        <w:t>ĐIỀN KHUYẾT VÀ SẮP XẾP VĂN BẢN</w:t>
+      </w:r>
+    </w:p>
+    <w:p>
+      <w:pPr>
+        <w:spacing w:before="0" w:after="140" w:line="300" w:lineRule="auto"/>
+        <w:widowControl/>
+      </w:pPr>
+      <w:r>
+        <w:rPr>
+          <w:color w:val="000000"/>
+        </w:rPr>
+        <w:t>Họ và tên: __________________________                         Điểm: ________/100</w:t>
+      </w:r>
+    </w:p>
+    <w:p>
+      <w:pPr>
+        <w:spacing w:before="0" w:after="70" w:line="300" w:lineRule="auto"/>
+        <w:widowControl/>
+      </w:pPr>
+      <w:r>
+        <w:rPr>
+          <w:color w:val="000000"/>
+        </w:rPr>
+        <w:t>Phạm vi kiến thức: Bài 84–88 — điền khuyết, từ nối, quy chiếu và sắp xếp hội thoại, email, đoạn văn.</w:t>
+      </w:r>
+    </w:p>
+    <w:p>
+      <w:pPr>
+        <w:spacing w:before="0" w:after="70" w:line="300" w:lineRule="auto"/>
+        <w:widowControl/>
+      </w:pPr>
+      <w:r>
+        <w:rPr>
+          <w:color w:val="000000"/>
+        </w:rPr>
+        <w:t>Thời gian làm bài dự kiến: 75 phút.</w:t>
+      </w:r>
+    </w:p>
+    <w:p>
+      <w:pPr>
+        <w:spacing w:before="0" w:after="70" w:line="300" w:lineRule="auto"/>
+        <w:widowControl/>
+      </w:pPr>
+      <w:r>
+        <w:rPr>
+          <w:color w:val="000000"/>
+        </w:rPr>
+        <w:t>Tổng điểm: 100 điểm.</w:t>
+      </w:r>
+    </w:p>
+    <w:p>
+      <w:pPr>
+        <w:spacing w:before="0" w:after="170" w:line="320" w:lineRule="auto"/>
+        <w:widowControl/>
+      </w:pPr>
+      <w:r>
+        <w:rPr>
+          <w:color w:val="000000"/>
+        </w:rPr>
+        <w:t>Hướng dẫn chung: Làm lần lượt từng phần; đọc toàn bộ ngữ cảnh trước khi chọn từ, xác định quan hệ quy chiếu và dựa vào dấu hiệu liên kết để sắp xếp văn bản.</w:t>
+      </w:r>
+    </w:p>
+    <w:p>
+      <w:pPr>
+        <w:spacing w:before="240" w:after="60" w:line="300" w:lineRule="auto"/>
+        <w:widowControl/>
+        <w:keepNext/>
+      </w:pPr>
+      <w:r>
+        <w:rPr>
+          <w:color w:val="000000"/>
           <w:b/>
-        </w:rPr>
-        <w:t xml:space="preserve">PHẦN 2. ĐIỀN KHUYẾT QUẢNG CÁO/BIỂN BÁO (10 điểm)</w:t>
-      </w:r>
-    </w:p>
-    <w:p>
-      <w:r>
-        <w:t xml:space="preserve">1. KEEP DOOR ___. A close B closed C closing D closes. 2. NO ENTRY ___ AUTHORISED STAFF. A except B despite C because D during. 3. Seats must ___ in advance. A book B be booked C booking D booked. 4. Buy two tickets and get ___ free. A other B another C others D the other. 5. Visitors are responsible ___ their belongings. A at B of C for D with. 6. The offer is valid ___ 30 June. A until B during C while D since. 7. Do not use the lift ___ a fire. A in case of B although C because D instead. 8. Children must be accompanied ___ an adult. A with B from C by D to. 9. Please speak ___. A quiet B quietly C quietness D quieter. 10. Parking is ___ for customers. A availability B available C availably D avail.</w:t>
-      </w:r>
-    </w:p>
-    <w:p>
-      <w:r>
-        <w:rPr>
+          <w:sz w:val="24"/>
+          <w:szCs w:val="24"/>
+        </w:rPr>
+        <w:t>PHẦN 1. ĐIỀN KHUYẾT THÔNG BÁO (10 điểm)</w:t>
+      </w:r>
+    </w:p>
+    <w:p>
+      <w:pPr>
+        <w:spacing w:before="0" w:after="100" w:line="300" w:lineRule="auto"/>
+        <w:widowControl/>
+      </w:pPr>
+      <w:r>
+        <w:rPr>
+          <w:color w:val="000000"/>
+          <w:i/>
+        </w:rPr>
+        <w:t>Chọn đáp án phù hợp cho 10 chỗ trống trong thông báo.</w:t>
+      </w:r>
+    </w:p>
+    <w:p>
+      <w:pPr>
+        <w:spacing w:before="20" w:after="90" w:line="300" w:lineRule="auto"/>
+        <w:widowControl/>
+        <w:jc w:val="center"/>
+      </w:pPr>
+      <w:r>
+        <w:rPr>
+          <w:color w:val="000000"/>
           <w:b/>
-        </w:rPr>
-        <w:t xml:space="preserve">PHẦN 3. ĐIỀN KHUYẾT TỜ RƠI (10 điểm)</w:t>
-      </w:r>
-    </w:p>
-    <w:p>
-      <w:r>
-        <w:t xml:space="preserve">STAY ACTIVE EVERY DAY</w:t>
-      </w:r>
-    </w:p>
-    <w:p>
-      <w:r>
-        <w:t xml:space="preserve">Physical inactivity is a growing (1) ___. Small daily choices can make a real (2) ___. Follow a daily activity plan instead (3) ___ spending all your free time sitting. Choose activities that require (4) ___ equipment, such as walking or running. If your school does not provide exercise sessions, encourage it (5) ___ organise a weekly club. Students can also create a walking group, (6) ___ helps members stay motivated. (7) ___, occasional exercise is not enough; regular movement is more effective. Share the campaign online so that (8) ___ students can participate. Every action matters, and together we can create a healthier (9) ___. Start today and become part (10) ___ the solution.</w:t>
-      </w:r>
-    </w:p>
-    <w:p>
-      <w:r>
-        <w:t xml:space="preserve">1 A issue B occasion C event D position. 2 A difference B decision C effecting D role of. 3 A from B of C to D for. 4 A less B fewer C little D few. 5 A install B installing C to install D installed. 6 A who B which C where D whose. 7 A However B Therefore C For example D Similarly. 8 A other B another C others D the other. 9 A environmental B environment C environmentally D environmentalist. 10 A at B in C of D with.</w:t>
-      </w:r>
-    </w:p>
-    <w:p>
-      <w:r>
-        <w:rPr>
+          <w:sz w:val="22"/>
+          <w:szCs w:val="22"/>
+        </w:rPr>
+        <w:t>COMMUNITY HEALTH DAY</w:t>
+      </w:r>
+    </w:p>
+    <w:p>
+      <w:pPr>
+        <w:spacing w:before="20" w:after="110" w:line="320" w:lineRule="auto"/>
+        <w:widowControl/>
+      </w:pPr>
+      <w:r>
+        <w:rPr>
+          <w:color w:val="000000"/>
+        </w:rPr>
+        <w:t>Students are invited (1) ___ activities for Health Day on 20 November. Each team may include up (2) ___ four members. Projects should demonstrate a healthy response (3) ___ an everyday problem. To ensure safety, all equipment must (4) ___ by a teacher before use. Teams wishing to participate should complete the online (5) ___ no later than Friday. The most (6) ___ projects will receive book vouchers. Visitors can attend free (7) ___ charge from 9 a.m. to 3 p.m. Please enter through the east gate, (8) ___ the main entrance is being repaired. Food is not permitted inside the exhibition hall; (9) ___, drinking water is available outside. Contact Mr Minh for (10) ___ information.</w:t>
+      </w:r>
+    </w:p>
+    <w:p>
+      <w:pPr>
+        <w:spacing w:before="20" w:after="90" w:line="300" w:lineRule="auto"/>
+        <w:widowControl/>
+        <w:keepNext/>
+      </w:pPr>
+      <w:r>
+        <w:rPr>
+          <w:color w:val="000000"/>
+        </w:rPr>
+        <w:t>1. Chọn đáp án cho chỗ trống (1).</w:t>
+      </w:r>
+    </w:p>
+    <w:p>
+      <w:pPr>
+        <w:spacing w:before="0" w:after="35" w:line="300" w:lineRule="auto"/>
+        <w:widowControl/>
+        <w:keepNext/>
+      </w:pPr>
+      <w:r>
+        <w:rPr>
+          <w:color w:val="000000"/>
+        </w:rPr>
+        <w:t>A. submit</w:t>
+      </w:r>
+    </w:p>
+    <w:p>
+      <w:pPr>
+        <w:spacing w:before="0" w:after="35" w:line="300" w:lineRule="auto"/>
+        <w:widowControl/>
+        <w:keepNext/>
+      </w:pPr>
+      <w:r>
+        <w:rPr>
+          <w:color w:val="000000"/>
+        </w:rPr>
+        <w:t>B. submitting</w:t>
+      </w:r>
+    </w:p>
+    <w:p>
+      <w:pPr>
+        <w:spacing w:before="0" w:after="35" w:line="300" w:lineRule="auto"/>
+        <w:widowControl/>
+        <w:keepNext/>
+      </w:pPr>
+      <w:r>
+        <w:rPr>
+          <w:color w:val="000000"/>
+        </w:rPr>
+        <w:t>C. to submit</w:t>
+      </w:r>
+    </w:p>
+    <w:p>
+      <w:pPr>
+        <w:spacing w:before="0" w:after="35" w:line="300" w:lineRule="auto"/>
+        <w:widowControl/>
+      </w:pPr>
+      <w:r>
+        <w:rPr>
+          <w:color w:val="000000"/>
+        </w:rPr>
+        <w:t>D. submitted.</w:t>
+      </w:r>
+    </w:p>
+    <w:p>
+      <w:pPr>
+        <w:spacing w:before="20" w:after="90" w:line="300" w:lineRule="auto"/>
+        <w:widowControl/>
+        <w:keepNext/>
+      </w:pPr>
+      <w:r>
+        <w:rPr>
+          <w:color w:val="000000"/>
+        </w:rPr>
+        <w:t>2. Chọn đáp án cho chỗ trống (2).</w:t>
+      </w:r>
+    </w:p>
+    <w:p>
+      <w:pPr>
+        <w:spacing w:before="0" w:after="35" w:line="300" w:lineRule="auto"/>
+        <w:widowControl/>
+        <w:keepNext/>
+      </w:pPr>
+      <w:r>
+        <w:rPr>
+          <w:color w:val="000000"/>
+        </w:rPr>
+        <w:t>A. at</w:t>
+      </w:r>
+    </w:p>
+    <w:p>
+      <w:pPr>
+        <w:spacing w:before="0" w:after="35" w:line="300" w:lineRule="auto"/>
+        <w:widowControl/>
+        <w:keepNext/>
+      </w:pPr>
+      <w:r>
+        <w:rPr>
+          <w:color w:val="000000"/>
+        </w:rPr>
+        <w:t>B. to</w:t>
+      </w:r>
+    </w:p>
+    <w:p>
+      <w:pPr>
+        <w:spacing w:before="0" w:after="35" w:line="300" w:lineRule="auto"/>
+        <w:widowControl/>
+        <w:keepNext/>
+      </w:pPr>
+      <w:r>
+        <w:rPr>
+          <w:color w:val="000000"/>
+        </w:rPr>
+        <w:t>C. for</w:t>
+      </w:r>
+    </w:p>
+    <w:p>
+      <w:pPr>
+        <w:spacing w:before="0" w:after="35" w:line="300" w:lineRule="auto"/>
+        <w:widowControl/>
+      </w:pPr>
+      <w:r>
+        <w:rPr>
+          <w:color w:val="000000"/>
+        </w:rPr>
+        <w:t>D. with.</w:t>
+      </w:r>
+    </w:p>
+    <w:p>
+      <w:pPr>
+        <w:spacing w:before="20" w:after="90" w:line="300" w:lineRule="auto"/>
+        <w:widowControl/>
+        <w:keepNext/>
+      </w:pPr>
+      <w:r>
+        <w:rPr>
+          <w:color w:val="000000"/>
+        </w:rPr>
+        <w:t>3. Chọn đáp án cho chỗ trống (3).</w:t>
+      </w:r>
+    </w:p>
+    <w:p>
+      <w:pPr>
+        <w:spacing w:before="0" w:after="35" w:line="300" w:lineRule="auto"/>
+        <w:widowControl/>
+        <w:keepNext/>
+      </w:pPr>
+      <w:r>
+        <w:rPr>
+          <w:color w:val="000000"/>
+        </w:rPr>
+        <w:t>A. to</w:t>
+      </w:r>
+    </w:p>
+    <w:p>
+      <w:pPr>
+        <w:spacing w:before="0" w:after="35" w:line="300" w:lineRule="auto"/>
+        <w:widowControl/>
+        <w:keepNext/>
+      </w:pPr>
+      <w:r>
+        <w:rPr>
+          <w:color w:val="000000"/>
+        </w:rPr>
+        <w:t>B. at</w:t>
+      </w:r>
+    </w:p>
+    <w:p>
+      <w:pPr>
+        <w:spacing w:before="0" w:after="35" w:line="300" w:lineRule="auto"/>
+        <w:widowControl/>
+        <w:keepNext/>
+      </w:pPr>
+      <w:r>
+        <w:rPr>
+          <w:color w:val="000000"/>
+        </w:rPr>
+        <w:t>C. of</w:t>
+      </w:r>
+    </w:p>
+    <w:p>
+      <w:pPr>
+        <w:spacing w:before="0" w:after="35" w:line="300" w:lineRule="auto"/>
+        <w:widowControl/>
+      </w:pPr>
+      <w:r>
+        <w:rPr>
+          <w:color w:val="000000"/>
+        </w:rPr>
+        <w:t>D. with.</w:t>
+      </w:r>
+    </w:p>
+    <w:p>
+      <w:pPr>
+        <w:spacing w:before="20" w:after="90" w:line="300" w:lineRule="auto"/>
+        <w:widowControl/>
+        <w:keepNext/>
+      </w:pPr>
+      <w:r>
+        <w:rPr>
+          <w:color w:val="000000"/>
+        </w:rPr>
+        <w:t>4. Chọn đáp án cho chỗ trống (4).</w:t>
+      </w:r>
+    </w:p>
+    <w:p>
+      <w:pPr>
+        <w:spacing w:before="0" w:after="35" w:line="300" w:lineRule="auto"/>
+        <w:widowControl/>
+        <w:keepNext/>
+      </w:pPr>
+      <w:r>
+        <w:rPr>
+          <w:color w:val="000000"/>
+        </w:rPr>
+        <w:t>A. check</w:t>
+      </w:r>
+    </w:p>
+    <w:p>
+      <w:pPr>
+        <w:spacing w:before="0" w:after="35" w:line="300" w:lineRule="auto"/>
+        <w:widowControl/>
+        <w:keepNext/>
+      </w:pPr>
+      <w:r>
+        <w:rPr>
+          <w:color w:val="000000"/>
+        </w:rPr>
+        <w:t>B. be checked</w:t>
+      </w:r>
+    </w:p>
+    <w:p>
+      <w:pPr>
+        <w:spacing w:before="0" w:after="35" w:line="300" w:lineRule="auto"/>
+        <w:widowControl/>
+        <w:keepNext/>
+      </w:pPr>
+      <w:r>
+        <w:rPr>
+          <w:color w:val="000000"/>
+        </w:rPr>
+        <w:t>C. checking</w:t>
+      </w:r>
+    </w:p>
+    <w:p>
+      <w:pPr>
+        <w:spacing w:before="0" w:after="35" w:line="300" w:lineRule="auto"/>
+        <w:widowControl/>
+      </w:pPr>
+      <w:r>
+        <w:rPr>
+          <w:color w:val="000000"/>
+        </w:rPr>
+        <w:t>D. checked.</w:t>
+      </w:r>
+    </w:p>
+    <w:p>
+      <w:pPr>
+        <w:spacing w:before="20" w:after="90" w:line="300" w:lineRule="auto"/>
+        <w:widowControl/>
+        <w:keepNext/>
+      </w:pPr>
+      <w:r>
+        <w:rPr>
+          <w:color w:val="000000"/>
+        </w:rPr>
+        <w:t>5. Chọn đáp án cho chỗ trống (5).</w:t>
+      </w:r>
+    </w:p>
+    <w:p>
+      <w:pPr>
+        <w:spacing w:before="0" w:after="35" w:line="300" w:lineRule="auto"/>
+        <w:widowControl/>
+        <w:keepNext/>
+      </w:pPr>
+      <w:r>
+        <w:rPr>
+          <w:color w:val="000000"/>
+        </w:rPr>
+        <w:t>A. register</w:t>
+      </w:r>
+    </w:p>
+    <w:p>
+      <w:pPr>
+        <w:spacing w:before="0" w:after="35" w:line="300" w:lineRule="auto"/>
+        <w:widowControl/>
+        <w:keepNext/>
+      </w:pPr>
+      <w:r>
+        <w:rPr>
+          <w:color w:val="000000"/>
+        </w:rPr>
+        <w:t>B. registration</w:t>
+      </w:r>
+    </w:p>
+    <w:p>
+      <w:pPr>
+        <w:spacing w:before="0" w:after="35" w:line="300" w:lineRule="auto"/>
+        <w:widowControl/>
+        <w:keepNext/>
+      </w:pPr>
+      <w:r>
+        <w:rPr>
+          <w:color w:val="000000"/>
+        </w:rPr>
+        <w:t>C. registered</w:t>
+      </w:r>
+    </w:p>
+    <w:p>
+      <w:pPr>
+        <w:spacing w:before="0" w:after="35" w:line="300" w:lineRule="auto"/>
+        <w:widowControl/>
+      </w:pPr>
+      <w:r>
+        <w:rPr>
+          <w:color w:val="000000"/>
+        </w:rPr>
+        <w:t>D. registering.</w:t>
+      </w:r>
+    </w:p>
+    <w:p>
+      <w:pPr>
+        <w:spacing w:before="20" w:after="90" w:line="300" w:lineRule="auto"/>
+        <w:widowControl/>
+        <w:keepNext/>
+      </w:pPr>
+      <w:r>
+        <w:rPr>
+          <w:color w:val="000000"/>
+        </w:rPr>
+        <w:t>6. Chọn đáp án cho chỗ trống (6).</w:t>
+      </w:r>
+    </w:p>
+    <w:p>
+      <w:pPr>
+        <w:spacing w:before="0" w:after="35" w:line="300" w:lineRule="auto"/>
+        <w:widowControl/>
+        <w:keepNext/>
+      </w:pPr>
+      <w:r>
+        <w:rPr>
+          <w:color w:val="000000"/>
+        </w:rPr>
+        <w:t>A. innovate</w:t>
+      </w:r>
+    </w:p>
+    <w:p>
+      <w:pPr>
+        <w:spacing w:before="0" w:after="35" w:line="300" w:lineRule="auto"/>
+        <w:widowControl/>
+        <w:keepNext/>
+      </w:pPr>
+      <w:r>
+        <w:rPr>
+          <w:color w:val="000000"/>
+        </w:rPr>
+        <w:t>B. innovation</w:t>
+      </w:r>
+    </w:p>
+    <w:p>
+      <w:pPr>
+        <w:spacing w:before="0" w:after="35" w:line="300" w:lineRule="auto"/>
+        <w:widowControl/>
+        <w:keepNext/>
+      </w:pPr>
+      <w:r>
+        <w:rPr>
+          <w:color w:val="000000"/>
+        </w:rPr>
+        <w:t>C. innovative</w:t>
+      </w:r>
+    </w:p>
+    <w:p>
+      <w:pPr>
+        <w:spacing w:before="0" w:after="35" w:line="300" w:lineRule="auto"/>
+        <w:widowControl/>
+      </w:pPr>
+      <w:r>
+        <w:rPr>
+          <w:color w:val="000000"/>
+        </w:rPr>
+        <w:t>D. innovatively.</w:t>
+      </w:r>
+    </w:p>
+    <w:p>
+      <w:pPr>
+        <w:spacing w:before="20" w:after="90" w:line="300" w:lineRule="auto"/>
+        <w:widowControl/>
+        <w:keepNext/>
+      </w:pPr>
+      <w:r>
+        <w:rPr>
+          <w:color w:val="000000"/>
+        </w:rPr>
+        <w:t>7. Chọn đáp án cho chỗ trống (7).</w:t>
+      </w:r>
+    </w:p>
+    <w:p>
+      <w:pPr>
+        <w:spacing w:before="0" w:after="35" w:line="300" w:lineRule="auto"/>
+        <w:widowControl/>
+        <w:keepNext/>
+      </w:pPr>
+      <w:r>
+        <w:rPr>
+          <w:color w:val="000000"/>
+        </w:rPr>
+        <w:t>A. in</w:t>
+      </w:r>
+    </w:p>
+    <w:p>
+      <w:pPr>
+        <w:spacing w:before="0" w:after="35" w:line="300" w:lineRule="auto"/>
+        <w:widowControl/>
+        <w:keepNext/>
+      </w:pPr>
+      <w:r>
+        <w:rPr>
+          <w:color w:val="000000"/>
+        </w:rPr>
+        <w:t>B. for</w:t>
+      </w:r>
+    </w:p>
+    <w:p>
+      <w:pPr>
+        <w:spacing w:before="0" w:after="35" w:line="300" w:lineRule="auto"/>
+        <w:widowControl/>
+        <w:keepNext/>
+      </w:pPr>
+      <w:r>
+        <w:rPr>
+          <w:color w:val="000000"/>
+        </w:rPr>
+        <w:t>C. of</w:t>
+      </w:r>
+    </w:p>
+    <w:p>
+      <w:pPr>
+        <w:spacing w:before="0" w:after="35" w:line="300" w:lineRule="auto"/>
+        <w:widowControl/>
+      </w:pPr>
+      <w:r>
+        <w:rPr>
+          <w:color w:val="000000"/>
+        </w:rPr>
+        <w:t>D. from.</w:t>
+      </w:r>
+    </w:p>
+    <w:p>
+      <w:pPr>
+        <w:spacing w:before="20" w:after="90" w:line="300" w:lineRule="auto"/>
+        <w:widowControl/>
+        <w:keepNext/>
+      </w:pPr>
+      <w:r>
+        <w:rPr>
+          <w:color w:val="000000"/>
+        </w:rPr>
+        <w:t>8. Chọn đáp án cho chỗ trống (8).</w:t>
+      </w:r>
+    </w:p>
+    <w:p>
+      <w:pPr>
+        <w:spacing w:before="0" w:after="35" w:line="300" w:lineRule="auto"/>
+        <w:widowControl/>
+        <w:keepNext/>
+      </w:pPr>
+      <w:r>
+        <w:rPr>
+          <w:color w:val="000000"/>
+        </w:rPr>
+        <w:t>A. because</w:t>
+      </w:r>
+    </w:p>
+    <w:p>
+      <w:pPr>
+        <w:spacing w:before="0" w:after="35" w:line="300" w:lineRule="auto"/>
+        <w:widowControl/>
+        <w:keepNext/>
+      </w:pPr>
+      <w:r>
+        <w:rPr>
+          <w:color w:val="000000"/>
+        </w:rPr>
+        <w:t>B. although</w:t>
+      </w:r>
+    </w:p>
+    <w:p>
+      <w:pPr>
+        <w:spacing w:before="0" w:after="35" w:line="300" w:lineRule="auto"/>
+        <w:widowControl/>
+        <w:keepNext/>
+      </w:pPr>
+      <w:r>
+        <w:rPr>
+          <w:color w:val="000000"/>
+        </w:rPr>
+        <w:t>C. despite</w:t>
+      </w:r>
+    </w:p>
+    <w:p>
+      <w:pPr>
+        <w:spacing w:before="0" w:after="35" w:line="300" w:lineRule="auto"/>
+        <w:widowControl/>
+      </w:pPr>
+      <w:r>
+        <w:rPr>
+          <w:color w:val="000000"/>
+        </w:rPr>
+        <w:t>D. therefore.</w:t>
+      </w:r>
+    </w:p>
+    <w:p>
+      <w:pPr>
+        <w:spacing w:before="20" w:after="90" w:line="300" w:lineRule="auto"/>
+        <w:widowControl/>
+        <w:keepNext/>
+      </w:pPr>
+      <w:r>
+        <w:rPr>
+          <w:color w:val="000000"/>
+        </w:rPr>
+        <w:t>9. Chọn đáp án cho chỗ trống (9).</w:t>
+      </w:r>
+    </w:p>
+    <w:p>
+      <w:pPr>
+        <w:spacing w:before="0" w:after="35" w:line="300" w:lineRule="auto"/>
+        <w:widowControl/>
+        <w:keepNext/>
+      </w:pPr>
+      <w:r>
+        <w:rPr>
+          <w:color w:val="000000"/>
+        </w:rPr>
+        <w:t>A. however</w:t>
+      </w:r>
+    </w:p>
+    <w:p>
+      <w:pPr>
+        <w:spacing w:before="0" w:after="35" w:line="300" w:lineRule="auto"/>
+        <w:widowControl/>
+        <w:keepNext/>
+      </w:pPr>
+      <w:r>
+        <w:rPr>
+          <w:color w:val="000000"/>
+        </w:rPr>
+        <w:t>B. moreover</w:t>
+      </w:r>
+    </w:p>
+    <w:p>
+      <w:pPr>
+        <w:spacing w:before="0" w:after="35" w:line="300" w:lineRule="auto"/>
+        <w:widowControl/>
+        <w:keepNext/>
+      </w:pPr>
+      <w:r>
+        <w:rPr>
+          <w:color w:val="000000"/>
+        </w:rPr>
+        <w:t>C. otherwise</w:t>
+      </w:r>
+    </w:p>
+    <w:p>
+      <w:pPr>
+        <w:spacing w:before="0" w:after="35" w:line="300" w:lineRule="auto"/>
+        <w:widowControl/>
+      </w:pPr>
+      <w:r>
+        <w:rPr>
+          <w:color w:val="000000"/>
+        </w:rPr>
+        <w:t>D. because.</w:t>
+      </w:r>
+    </w:p>
+    <w:p>
+      <w:pPr>
+        <w:spacing w:before="20" w:after="90" w:line="300" w:lineRule="auto"/>
+        <w:widowControl/>
+        <w:keepNext/>
+      </w:pPr>
+      <w:r>
+        <w:rPr>
+          <w:color w:val="000000"/>
+        </w:rPr>
+        <w:t>10. Chọn đáp án cho chỗ trống (10).</w:t>
+      </w:r>
+    </w:p>
+    <w:p>
+      <w:pPr>
+        <w:spacing w:before="0" w:after="35" w:line="300" w:lineRule="auto"/>
+        <w:widowControl/>
+        <w:keepNext/>
+      </w:pPr>
+      <w:r>
+        <w:rPr>
+          <w:color w:val="000000"/>
+        </w:rPr>
+        <w:t>A. farther</w:t>
+      </w:r>
+    </w:p>
+    <w:p>
+      <w:pPr>
+        <w:spacing w:before="0" w:after="35" w:line="300" w:lineRule="auto"/>
+        <w:widowControl/>
+        <w:keepNext/>
+      </w:pPr>
+      <w:r>
+        <w:rPr>
+          <w:color w:val="000000"/>
+        </w:rPr>
+        <w:t>B. further</w:t>
+      </w:r>
+    </w:p>
+    <w:p>
+      <w:pPr>
+        <w:spacing w:before="0" w:after="35" w:line="300" w:lineRule="auto"/>
+        <w:widowControl/>
+        <w:keepNext/>
+      </w:pPr>
+      <w:r>
+        <w:rPr>
+          <w:color w:val="000000"/>
+        </w:rPr>
+        <w:t>C. furthest</w:t>
+      </w:r>
+    </w:p>
+    <w:p>
+      <w:pPr>
+        <w:spacing w:before="0" w:after="35" w:line="300" w:lineRule="auto"/>
+        <w:widowControl/>
+      </w:pPr>
+      <w:r>
+        <w:rPr>
+          <w:color w:val="000000"/>
+        </w:rPr>
+        <w:t>D. far.</w:t>
+      </w:r>
+    </w:p>
+    <w:p>
+      <w:pPr>
+        <w:spacing w:before="240" w:after="60" w:line="300" w:lineRule="auto"/>
+        <w:widowControl/>
+        <w:keepNext/>
+      </w:pPr>
+      <w:r>
+        <w:rPr>
+          <w:color w:val="000000"/>
           <w:b/>
-        </w:rPr>
-        <w:t xml:space="preserve">PHẦN 4. SẮP XẾP HỘI THOẠI (10 điểm)</w:t>
-      </w:r>
-    </w:p>
-    <w:p>
-      <w:r>
-        <w:t xml:space="preserve">1. a Certainly. What seems to be wrong? b Excuse me, could you help me with this printer? c It keeps producing blank pages. A b-a-c B a-b-c C b-c-a D c-a-b.</w:t>
-      </w:r>
-    </w:p>
-    <w:p>
-      <w:r>
-        <w:t xml:space="preserve">2. a Yes, I'd love to. b We're visiting the science museum on Saturday. Would you like to come? c Great. I'll send you the meeting time. A a-b-c B b-a-c C b-c-a D c-a-b.</w:t>
-      </w:r>
-    </w:p>
-    <w:p>
-      <w:r>
-        <w:t xml:space="preserve">3. a About fifteen minutes on foot. b How far is the library from here? c Thanks. I'll walk, then. A b-a-c B a-c-b C b-c-a D c-b-a.</w:t>
-      </w:r>
-    </w:p>
-    <w:p>
-      <w:r>
-        <w:t xml:space="preserve">4. a Friday afternoon works for me. b Can we move our meeting to Friday? c Perfect. Let's meet at three. A b-a-c B a-b-c C b-c-a D c-a-b.</w:t>
-      </w:r>
-    </w:p>
-    <w:p>
-      <w:r>
-        <w:t xml:space="preserve">5. a I'm sorry I forgot your book. b Don't worry. Can you bring it tomorrow? c Of course. I'll put it in my bag now. A a-b-c B b-a-c C a-c-b D c-a-b.</w:t>
-      </w:r>
-    </w:p>
-    <w:p>
-      <w:r>
-        <w:t xml:space="preserve">6. a The workshop starts at nine. b What time should we arrive? c We should be there fifteen minutes early. d All right. See you at 8:45. A b-a-c-d B a-b-d-c C b-c-a-d D c-b-a-d.</w:t>
-      </w:r>
-    </w:p>
-    <w:p>
-      <w:r>
-        <w:t xml:space="preserve">7. a Could I borrow your notes? b I was absent yesterday. c Sure. I'll email them tonight. d Thank you. That would be helpful. A b-a-c-d B a-b-d-c C b-c-a-d D d-b-a-c.</w:t>
-      </w:r>
-    </w:p>
-    <w:p>
-      <w:r>
-        <w:t xml:space="preserve">8. a Shall we take the bus? b The rain is getting heavier. c Good idea. The stop is opposite the café. d Let's go now. A b-a-c-d B a-b-c-d C b-c-a-d D c-a-b-d.</w:t>
-      </w:r>
-    </w:p>
-    <w:p>
-      <w:r>
-        <w:t xml:space="preserve">9. a What does it cover? b I'm thinking of joining the first-aid course. c Basic emergency skills. d That sounds useful. A b-a-c-d B a-b-d-c C b-c-a-d D c-b-a-d.</w:t>
-      </w:r>
-    </w:p>
-    <w:p>
-      <w:r>
-        <w:t xml:space="preserve">10. a You're welcome. b Excuse me, where is Room 12? c It's on the second floor. d Thank you. A b-c-d-a B c-b-a-d C b-d-c-a D d-b-c-a.</w:t>
-      </w:r>
-    </w:p>
-    <w:p>
-      <w:r>
-        <w:rPr>
+          <w:sz w:val="24"/>
+          <w:szCs w:val="24"/>
+        </w:rPr>
+        <w:t>PHẦN 2. ĐIỀN KHUYẾT QUẢNG CÁO/BIỂN BÁO (10 điểm)</w:t>
+      </w:r>
+    </w:p>
+    <w:p>
+      <w:pPr>
+        <w:spacing w:before="0" w:after="100" w:line="300" w:lineRule="auto"/>
+        <w:widowControl/>
+      </w:pPr>
+      <w:r>
+        <w:rPr>
+          <w:color w:val="000000"/>
+          <w:i/>
+        </w:rPr>
+        <w:t>Chọn từ hoặc cụm từ phù hợp với quảng cáo hoặc biển báo.</w:t>
+      </w:r>
+    </w:p>
+    <w:p>
+      <w:pPr>
+        <w:spacing w:before="20" w:after="90" w:line="300" w:lineRule="auto"/>
+        <w:widowControl/>
+        <w:keepNext/>
+      </w:pPr>
+      <w:r>
+        <w:rPr>
+          <w:color w:val="000000"/>
+        </w:rPr>
+        <w:t>1. KEEP DOOR ___.</w:t>
+      </w:r>
+    </w:p>
+    <w:p>
+      <w:pPr>
+        <w:spacing w:before="0" w:after="35" w:line="300" w:lineRule="auto"/>
+        <w:widowControl/>
+        <w:keepNext/>
+      </w:pPr>
+      <w:r>
+        <w:rPr>
+          <w:color w:val="000000"/>
+        </w:rPr>
+        <w:t>A. close</w:t>
+      </w:r>
+    </w:p>
+    <w:p>
+      <w:pPr>
+        <w:spacing w:before="0" w:after="35" w:line="300" w:lineRule="auto"/>
+        <w:widowControl/>
+        <w:keepNext/>
+      </w:pPr>
+      <w:r>
+        <w:rPr>
+          <w:color w:val="000000"/>
+        </w:rPr>
+        <w:t>B. closed</w:t>
+      </w:r>
+    </w:p>
+    <w:p>
+      <w:pPr>
+        <w:spacing w:before="0" w:after="35" w:line="300" w:lineRule="auto"/>
+        <w:widowControl/>
+        <w:keepNext/>
+      </w:pPr>
+      <w:r>
+        <w:rPr>
+          <w:color w:val="000000"/>
+        </w:rPr>
+        <w:t>C. closing</w:t>
+      </w:r>
+    </w:p>
+    <w:p>
+      <w:pPr>
+        <w:spacing w:before="0" w:after="35" w:line="300" w:lineRule="auto"/>
+        <w:widowControl/>
+      </w:pPr>
+      <w:r>
+        <w:rPr>
+          <w:color w:val="000000"/>
+        </w:rPr>
+        <w:t>D. closes.</w:t>
+      </w:r>
+    </w:p>
+    <w:p>
+      <w:pPr>
+        <w:spacing w:before="20" w:after="90" w:line="300" w:lineRule="auto"/>
+        <w:widowControl/>
+        <w:keepNext/>
+      </w:pPr>
+      <w:r>
+        <w:rPr>
+          <w:color w:val="000000"/>
+        </w:rPr>
+        <w:t>2. NO ENTRY ___ AUTHORISED STAFF.</w:t>
+      </w:r>
+    </w:p>
+    <w:p>
+      <w:pPr>
+        <w:spacing w:before="0" w:after="35" w:line="300" w:lineRule="auto"/>
+        <w:widowControl/>
+        <w:keepNext/>
+      </w:pPr>
+      <w:r>
+        <w:rPr>
+          <w:color w:val="000000"/>
+        </w:rPr>
+        <w:t>A. except</w:t>
+      </w:r>
+    </w:p>
+    <w:p>
+      <w:pPr>
+        <w:spacing w:before="0" w:after="35" w:line="300" w:lineRule="auto"/>
+        <w:widowControl/>
+        <w:keepNext/>
+      </w:pPr>
+      <w:r>
+        <w:rPr>
+          <w:color w:val="000000"/>
+        </w:rPr>
+        <w:t>B. despite</w:t>
+      </w:r>
+    </w:p>
+    <w:p>
+      <w:pPr>
+        <w:spacing w:before="0" w:after="35" w:line="300" w:lineRule="auto"/>
+        <w:widowControl/>
+        <w:keepNext/>
+      </w:pPr>
+      <w:r>
+        <w:rPr>
+          <w:color w:val="000000"/>
+        </w:rPr>
+        <w:t>C. because</w:t>
+      </w:r>
+    </w:p>
+    <w:p>
+      <w:pPr>
+        <w:spacing w:before="0" w:after="35" w:line="300" w:lineRule="auto"/>
+        <w:widowControl/>
+      </w:pPr>
+      <w:r>
+        <w:rPr>
+          <w:color w:val="000000"/>
+        </w:rPr>
+        <w:t>D. during.</w:t>
+      </w:r>
+    </w:p>
+    <w:p>
+      <w:pPr>
+        <w:spacing w:before="20" w:after="90" w:line="300" w:lineRule="auto"/>
+        <w:widowControl/>
+        <w:keepNext/>
+      </w:pPr>
+      <w:r>
+        <w:rPr>
+          <w:color w:val="000000"/>
+        </w:rPr>
+        <w:t>3. Seats must ___ in advance.</w:t>
+      </w:r>
+    </w:p>
+    <w:p>
+      <w:pPr>
+        <w:spacing w:before="0" w:after="35" w:line="300" w:lineRule="auto"/>
+        <w:widowControl/>
+        <w:keepNext/>
+      </w:pPr>
+      <w:r>
+        <w:rPr>
+          <w:color w:val="000000"/>
+        </w:rPr>
+        <w:t>A. book</w:t>
+      </w:r>
+    </w:p>
+    <w:p>
+      <w:pPr>
+        <w:spacing w:before="0" w:after="35" w:line="300" w:lineRule="auto"/>
+        <w:widowControl/>
+        <w:keepNext/>
+      </w:pPr>
+      <w:r>
+        <w:rPr>
+          <w:color w:val="000000"/>
+        </w:rPr>
+        <w:t>B. be booked</w:t>
+      </w:r>
+    </w:p>
+    <w:p>
+      <w:pPr>
+        <w:spacing w:before="0" w:after="35" w:line="300" w:lineRule="auto"/>
+        <w:widowControl/>
+        <w:keepNext/>
+      </w:pPr>
+      <w:r>
+        <w:rPr>
+          <w:color w:val="000000"/>
+        </w:rPr>
+        <w:t>C. booking</w:t>
+      </w:r>
+    </w:p>
+    <w:p>
+      <w:pPr>
+        <w:spacing w:before="0" w:after="35" w:line="300" w:lineRule="auto"/>
+        <w:widowControl/>
+      </w:pPr>
+      <w:r>
+        <w:rPr>
+          <w:color w:val="000000"/>
+        </w:rPr>
+        <w:t>D. booked.</w:t>
+      </w:r>
+    </w:p>
+    <w:p>
+      <w:pPr>
+        <w:spacing w:before="20" w:after="90" w:line="300" w:lineRule="auto"/>
+        <w:widowControl/>
+        <w:keepNext/>
+      </w:pPr>
+      <w:r>
+        <w:rPr>
+          <w:color w:val="000000"/>
+        </w:rPr>
+        <w:t>4. Buy two tickets and get ___ free.</w:t>
+      </w:r>
+    </w:p>
+    <w:p>
+      <w:pPr>
+        <w:spacing w:before="0" w:after="35" w:line="300" w:lineRule="auto"/>
+        <w:widowControl/>
+        <w:keepNext/>
+      </w:pPr>
+      <w:r>
+        <w:rPr>
+          <w:color w:val="000000"/>
+        </w:rPr>
+        <w:t>A. other</w:t>
+      </w:r>
+    </w:p>
+    <w:p>
+      <w:pPr>
+        <w:spacing w:before="0" w:after="35" w:line="300" w:lineRule="auto"/>
+        <w:widowControl/>
+        <w:keepNext/>
+      </w:pPr>
+      <w:r>
+        <w:rPr>
+          <w:color w:val="000000"/>
+        </w:rPr>
+        <w:t>B. another</w:t>
+      </w:r>
+    </w:p>
+    <w:p>
+      <w:pPr>
+        <w:spacing w:before="0" w:after="35" w:line="300" w:lineRule="auto"/>
+        <w:widowControl/>
+        <w:keepNext/>
+      </w:pPr>
+      <w:r>
+        <w:rPr>
+          <w:color w:val="000000"/>
+        </w:rPr>
+        <w:t>C. others</w:t>
+      </w:r>
+    </w:p>
+    <w:p>
+      <w:pPr>
+        <w:spacing w:before="0" w:after="35" w:line="300" w:lineRule="auto"/>
+        <w:widowControl/>
+      </w:pPr>
+      <w:r>
+        <w:rPr>
+          <w:color w:val="000000"/>
+        </w:rPr>
+        <w:t>D. the other.</w:t>
+      </w:r>
+    </w:p>
+    <w:p>
+      <w:pPr>
+        <w:spacing w:before="20" w:after="90" w:line="300" w:lineRule="auto"/>
+        <w:widowControl/>
+        <w:keepNext/>
+      </w:pPr>
+      <w:r>
+        <w:rPr>
+          <w:color w:val="000000"/>
+        </w:rPr>
+        <w:t>5. Visitors are responsible ___ their belongings.</w:t>
+      </w:r>
+    </w:p>
+    <w:p>
+      <w:pPr>
+        <w:spacing w:before="0" w:after="35" w:line="300" w:lineRule="auto"/>
+        <w:widowControl/>
+        <w:keepNext/>
+      </w:pPr>
+      <w:r>
+        <w:rPr>
+          <w:color w:val="000000"/>
+        </w:rPr>
+        <w:t>A. at</w:t>
+      </w:r>
+    </w:p>
+    <w:p>
+      <w:pPr>
+        <w:spacing w:before="0" w:after="35" w:line="300" w:lineRule="auto"/>
+        <w:widowControl/>
+        <w:keepNext/>
+      </w:pPr>
+      <w:r>
+        <w:rPr>
+          <w:color w:val="000000"/>
+        </w:rPr>
+        <w:t>B. of</w:t>
+      </w:r>
+    </w:p>
+    <w:p>
+      <w:pPr>
+        <w:spacing w:before="0" w:after="35" w:line="300" w:lineRule="auto"/>
+        <w:widowControl/>
+        <w:keepNext/>
+      </w:pPr>
+      <w:r>
+        <w:rPr>
+          <w:color w:val="000000"/>
+        </w:rPr>
+        <w:t>C. for</w:t>
+      </w:r>
+    </w:p>
+    <w:p>
+      <w:pPr>
+        <w:spacing w:before="0" w:after="35" w:line="300" w:lineRule="auto"/>
+        <w:widowControl/>
+      </w:pPr>
+      <w:r>
+        <w:rPr>
+          <w:color w:val="000000"/>
+        </w:rPr>
+        <w:t>D. with.</w:t>
+      </w:r>
+    </w:p>
+    <w:p>
+      <w:pPr>
+        <w:spacing w:before="20" w:after="90" w:line="300" w:lineRule="auto"/>
+        <w:widowControl/>
+        <w:keepNext/>
+      </w:pPr>
+      <w:r>
+        <w:rPr>
+          <w:color w:val="000000"/>
+        </w:rPr>
+        <w:t>6. The offer is valid ___ 30 June.</w:t>
+      </w:r>
+    </w:p>
+    <w:p>
+      <w:pPr>
+        <w:spacing w:before="0" w:after="35" w:line="300" w:lineRule="auto"/>
+        <w:widowControl/>
+        <w:keepNext/>
+      </w:pPr>
+      <w:r>
+        <w:rPr>
+          <w:color w:val="000000"/>
+        </w:rPr>
+        <w:t>A. until</w:t>
+      </w:r>
+    </w:p>
+    <w:p>
+      <w:pPr>
+        <w:spacing w:before="0" w:after="35" w:line="300" w:lineRule="auto"/>
+        <w:widowControl/>
+        <w:keepNext/>
+      </w:pPr>
+      <w:r>
+        <w:rPr>
+          <w:color w:val="000000"/>
+        </w:rPr>
+        <w:t>B. during</w:t>
+      </w:r>
+    </w:p>
+    <w:p>
+      <w:pPr>
+        <w:spacing w:before="0" w:after="35" w:line="300" w:lineRule="auto"/>
+        <w:widowControl/>
+        <w:keepNext/>
+      </w:pPr>
+      <w:r>
+        <w:rPr>
+          <w:color w:val="000000"/>
+        </w:rPr>
+        <w:t>C. while</w:t>
+      </w:r>
+    </w:p>
+    <w:p>
+      <w:pPr>
+        <w:spacing w:before="0" w:after="35" w:line="300" w:lineRule="auto"/>
+        <w:widowControl/>
+      </w:pPr>
+      <w:r>
+        <w:rPr>
+          <w:color w:val="000000"/>
+        </w:rPr>
+        <w:t>D. since.</w:t>
+      </w:r>
+    </w:p>
+    <w:p>
+      <w:pPr>
+        <w:spacing w:before="20" w:after="90" w:line="300" w:lineRule="auto"/>
+        <w:widowControl/>
+        <w:keepNext/>
+      </w:pPr>
+      <w:r>
+        <w:rPr>
+          <w:color w:val="000000"/>
+        </w:rPr>
+        <w:t>7. Do not use the lift ___ a fire.</w:t>
+      </w:r>
+    </w:p>
+    <w:p>
+      <w:pPr>
+        <w:spacing w:before="0" w:after="35" w:line="300" w:lineRule="auto"/>
+        <w:widowControl/>
+        <w:keepNext/>
+      </w:pPr>
+      <w:r>
+        <w:rPr>
+          <w:color w:val="000000"/>
+        </w:rPr>
+        <w:t>A. in case of</w:t>
+      </w:r>
+    </w:p>
+    <w:p>
+      <w:pPr>
+        <w:spacing w:before="0" w:after="35" w:line="300" w:lineRule="auto"/>
+        <w:widowControl/>
+        <w:keepNext/>
+      </w:pPr>
+      <w:r>
+        <w:rPr>
+          <w:color w:val="000000"/>
+        </w:rPr>
+        <w:t>B. although</w:t>
+      </w:r>
+    </w:p>
+    <w:p>
+      <w:pPr>
+        <w:spacing w:before="0" w:after="35" w:line="300" w:lineRule="auto"/>
+        <w:widowControl/>
+        <w:keepNext/>
+      </w:pPr>
+      <w:r>
+        <w:rPr>
+          <w:color w:val="000000"/>
+        </w:rPr>
+        <w:t>C. because</w:t>
+      </w:r>
+    </w:p>
+    <w:p>
+      <w:pPr>
+        <w:spacing w:before="0" w:after="35" w:line="300" w:lineRule="auto"/>
+        <w:widowControl/>
+      </w:pPr>
+      <w:r>
+        <w:rPr>
+          <w:color w:val="000000"/>
+        </w:rPr>
+        <w:t>D. instead.</w:t>
+      </w:r>
+    </w:p>
+    <w:p>
+      <w:pPr>
+        <w:spacing w:before="20" w:after="90" w:line="300" w:lineRule="auto"/>
+        <w:widowControl/>
+        <w:keepNext/>
+      </w:pPr>
+      <w:r>
+        <w:rPr>
+          <w:color w:val="000000"/>
+        </w:rPr>
+        <w:t>8. Children must be accompanied ___ an adult.</w:t>
+      </w:r>
+    </w:p>
+    <w:p>
+      <w:pPr>
+        <w:spacing w:before="0" w:after="35" w:line="300" w:lineRule="auto"/>
+        <w:widowControl/>
+        <w:keepNext/>
+      </w:pPr>
+      <w:r>
+        <w:rPr>
+          <w:color w:val="000000"/>
+        </w:rPr>
+        <w:t>A. with</w:t>
+      </w:r>
+    </w:p>
+    <w:p>
+      <w:pPr>
+        <w:spacing w:before="0" w:after="35" w:line="300" w:lineRule="auto"/>
+        <w:widowControl/>
+        <w:keepNext/>
+      </w:pPr>
+      <w:r>
+        <w:rPr>
+          <w:color w:val="000000"/>
+        </w:rPr>
+        <w:t>B. from</w:t>
+      </w:r>
+    </w:p>
+    <w:p>
+      <w:pPr>
+        <w:spacing w:before="0" w:after="35" w:line="300" w:lineRule="auto"/>
+        <w:widowControl/>
+        <w:keepNext/>
+      </w:pPr>
+      <w:r>
+        <w:rPr>
+          <w:color w:val="000000"/>
+        </w:rPr>
+        <w:t>C. by</w:t>
+      </w:r>
+    </w:p>
+    <w:p>
+      <w:pPr>
+        <w:spacing w:before="0" w:after="35" w:line="300" w:lineRule="auto"/>
+        <w:widowControl/>
+      </w:pPr>
+      <w:r>
+        <w:rPr>
+          <w:color w:val="000000"/>
+        </w:rPr>
+        <w:t>D. to.</w:t>
+      </w:r>
+    </w:p>
+    <w:p>
+      <w:pPr>
+        <w:spacing w:before="20" w:after="90" w:line="300" w:lineRule="auto"/>
+        <w:widowControl/>
+        <w:keepNext/>
+      </w:pPr>
+      <w:r>
+        <w:rPr>
+          <w:color w:val="000000"/>
+        </w:rPr>
+        <w:t>9. Please speak ___.</w:t>
+      </w:r>
+    </w:p>
+    <w:p>
+      <w:pPr>
+        <w:spacing w:before="0" w:after="35" w:line="300" w:lineRule="auto"/>
+        <w:widowControl/>
+        <w:keepNext/>
+      </w:pPr>
+      <w:r>
+        <w:rPr>
+          <w:color w:val="000000"/>
+        </w:rPr>
+        <w:t>A. quiet</w:t>
+      </w:r>
+    </w:p>
+    <w:p>
+      <w:pPr>
+        <w:spacing w:before="0" w:after="35" w:line="300" w:lineRule="auto"/>
+        <w:widowControl/>
+        <w:keepNext/>
+      </w:pPr>
+      <w:r>
+        <w:rPr>
+          <w:color w:val="000000"/>
+        </w:rPr>
+        <w:t>B. quietly</w:t>
+      </w:r>
+    </w:p>
+    <w:p>
+      <w:pPr>
+        <w:spacing w:before="0" w:after="35" w:line="300" w:lineRule="auto"/>
+        <w:widowControl/>
+        <w:keepNext/>
+      </w:pPr>
+      <w:r>
+        <w:rPr>
+          <w:color w:val="000000"/>
+        </w:rPr>
+        <w:t>C. quietness</w:t>
+      </w:r>
+    </w:p>
+    <w:p>
+      <w:pPr>
+        <w:spacing w:before="0" w:after="35" w:line="300" w:lineRule="auto"/>
+        <w:widowControl/>
+      </w:pPr>
+      <w:r>
+        <w:rPr>
+          <w:color w:val="000000"/>
+        </w:rPr>
+        <w:t>D. quieter.</w:t>
+      </w:r>
+    </w:p>
+    <w:p>
+      <w:pPr>
+        <w:spacing w:before="20" w:after="90" w:line="300" w:lineRule="auto"/>
+        <w:widowControl/>
+        <w:keepNext/>
+      </w:pPr>
+      <w:r>
+        <w:rPr>
+          <w:color w:val="000000"/>
+        </w:rPr>
+        <w:t>10. Parking is ___ for customers.</w:t>
+      </w:r>
+    </w:p>
+    <w:p>
+      <w:pPr>
+        <w:spacing w:before="0" w:after="35" w:line="300" w:lineRule="auto"/>
+        <w:widowControl/>
+        <w:keepNext/>
+      </w:pPr>
+      <w:r>
+        <w:rPr>
+          <w:color w:val="000000"/>
+        </w:rPr>
+        <w:t>A. availability</w:t>
+      </w:r>
+    </w:p>
+    <w:p>
+      <w:pPr>
+        <w:spacing w:before="0" w:after="35" w:line="300" w:lineRule="auto"/>
+        <w:widowControl/>
+        <w:keepNext/>
+      </w:pPr>
+      <w:r>
+        <w:rPr>
+          <w:color w:val="000000"/>
+        </w:rPr>
+        <w:t>B. available</w:t>
+      </w:r>
+    </w:p>
+    <w:p>
+      <w:pPr>
+        <w:spacing w:before="0" w:after="35" w:line="300" w:lineRule="auto"/>
+        <w:widowControl/>
+        <w:keepNext/>
+      </w:pPr>
+      <w:r>
+        <w:rPr>
+          <w:color w:val="000000"/>
+        </w:rPr>
+        <w:t>C. availably</w:t>
+      </w:r>
+    </w:p>
+    <w:p>
+      <w:pPr>
+        <w:spacing w:before="0" w:after="35" w:line="300" w:lineRule="auto"/>
+        <w:widowControl/>
+      </w:pPr>
+      <w:r>
+        <w:rPr>
+          <w:color w:val="000000"/>
+        </w:rPr>
+        <w:t>D. avail.</w:t>
+      </w:r>
+    </w:p>
+    <w:p>
+      <w:pPr>
+        <w:spacing w:before="240" w:after="60" w:line="300" w:lineRule="auto"/>
+        <w:widowControl/>
+        <w:keepNext/>
+      </w:pPr>
+      <w:r>
+        <w:rPr>
+          <w:color w:val="000000"/>
           <w:b/>
-        </w:rPr>
-        <w:t xml:space="preserve">PHẦN 5. SẮP XẾP EMAIL (10 điểm)</w:t>
-      </w:r>
-    </w:p>
-    <w:p>
-      <w:r>
-        <w:t xml:space="preserve">Sắp xếp a–e.</w:t>
-      </w:r>
-    </w:p>
-    <w:p>
-      <w:r>
-        <w:t xml:space="preserve">1. a Best wishes, Minh b Hi Tom, c Please let me know if you can attend. d I'm writing to invite you to our class exhibition. e It begins at 7 p.m. on Friday.</w:t>
-      </w:r>
-    </w:p>
-    <w:p>
-      <w:r>
-        <w:t xml:space="preserve">2. a Yours faithfully, Lan b Dear Sir or Madam, c Could you tell me the fee and schedule? d I am interested in your summer course. e I look forward to your reply.</w:t>
-      </w:r>
-    </w:p>
-    <w:p>
-      <w:r>
-        <w:t xml:space="preserve">3. a Best, Hoa b I will send the corrected file tonight. c Hi Mai, d I'm sorry for the error in yesterday's report. e Thank you for pointing it out.</w:t>
-      </w:r>
-    </w:p>
-    <w:p>
-      <w:r>
-        <w:t xml:space="preserve">4. a Kind regards, Nam b Dear Ms Brown, c Would Tuesday at 2 p.m. be convenient? d I would like to discuss my project. e Please let me know.</w:t>
-      </w:r>
-    </w:p>
-    <w:p>
-      <w:r>
-        <w:t xml:space="preserve">5. a See you soon, An b Hi Linh, c The park entrance at eight would be convenient. d Thanks for agreeing to join the walking group. e Remember to bring gloves.</w:t>
-      </w:r>
-    </w:p>
-    <w:p>
-      <w:r>
-        <w:t xml:space="preserve">6–10. Viết thứ tự và chỉ ra lời chào, mục đích, chi tiết, yêu cầu/kết và chữ ký trong mỗi email.</w:t>
-      </w:r>
-    </w:p>
-    <w:p>
-      <w:r>
-        <w:rPr>
+          <w:sz w:val="24"/>
+          <w:szCs w:val="24"/>
+        </w:rPr>
+        <w:t>PHẦN 3. ĐIỀN KHUYẾT TỜ RƠI (10 điểm)</w:t>
+      </w:r>
+    </w:p>
+    <w:p>
+      <w:pPr>
+        <w:spacing w:before="0" w:after="100" w:line="300" w:lineRule="auto"/>
+        <w:widowControl/>
+      </w:pPr>
+      <w:r>
+        <w:rPr>
+          <w:color w:val="000000"/>
+          <w:i/>
+        </w:rPr>
+        <w:t>Chọn đáp án phù hợp cho 10 chỗ trống trong tờ rơi.</w:t>
+      </w:r>
+    </w:p>
+    <w:p>
+      <w:pPr>
+        <w:spacing w:before="20" w:after="90" w:line="300" w:lineRule="auto"/>
+        <w:widowControl/>
+        <w:jc w:val="center"/>
+      </w:pPr>
+      <w:r>
+        <w:rPr>
+          <w:color w:val="000000"/>
           <w:b/>
-        </w:rPr>
-        <w:t xml:space="preserve">PHẦN 6. SẮP XẾP ĐOẠN VĂN (10 điểm)</w:t>
-      </w:r>
-    </w:p>
-    <w:p>
-      <w:r>
-        <w:t xml:space="preserve">1. a These habits reduce electricity use. b Small actions can save energy at school. c For example, students can switch off lights and computers. d Therefore, everyone should follow them daily.</w:t>
-      </w:r>
-    </w:p>
-    <w:p>
-      <w:r>
-        <w:t xml:space="preserve">2. a Finally, submit the form. b Registering is simple. c First, create an account. d Next, enter your details.</w:t>
-      </w:r>
-    </w:p>
-    <w:p>
-      <w:r>
-        <w:t xml:space="preserve">3. a This provides food for insects. b Native flowers benefit school gardens. c As a result, biodiversity improves. d They bloom at different times.</w:t>
-      </w:r>
-    </w:p>
-    <w:p>
-      <w:r>
-        <w:t xml:space="preserve">4. a However, some users lack reliable Internet access. b Online learning offers flexibility. c Schools should therefore provide offline materials. d Learners can study at convenient times.</w:t>
-      </w:r>
-    </w:p>
-    <w:p>
-      <w:r>
-        <w:t xml:space="preserve">5. a The programme began with twenty volunteers. b It now has more than one hundred. c A local walking group group was formed in 2022. d This growth allowed it to cover three parks.</w:t>
-      </w:r>
-    </w:p>
-    <w:p>
-      <w:r>
-        <w:t xml:space="preserve">6–10. Với mỗi nhóm, giải thích một dấu hiệu khóa thứ tự.</w:t>
-      </w:r>
-    </w:p>
-    <w:p>
-      <w:r>
-        <w:rPr>
+          <w:sz w:val="22"/>
+          <w:szCs w:val="22"/>
+        </w:rPr>
+        <w:t>STAY ACTIVE EVERY DAY</w:t>
+      </w:r>
+    </w:p>
+    <w:p>
+      <w:pPr>
+        <w:spacing w:before="20" w:after="110" w:line="320" w:lineRule="auto"/>
+        <w:widowControl/>
+      </w:pPr>
+      <w:r>
+        <w:rPr>
+          <w:color w:val="000000"/>
+        </w:rPr>
+        <w:t>Physical inactivity is a growing (1) ___. Small daily choices can make a real (2) ___. Follow a daily activity plan instead (3) ___ spending all your free time sitting. Choose activities that require (4) ___ equipment, such as walking or running. If your school does not provide exercise sessions, encourage it (5) ___ organise a weekly club. Students can also create a walking group, (6) ___ helps members stay motivated. (7) ___, occasional exercise is not enough; regular movement is more effective. Share the campaign online so that (8) ___ students can participate. Every action matters, and together we can create a healthier (9) ___. Start today and become part (10) ___ the solution.</w:t>
+      </w:r>
+    </w:p>
+    <w:p>
+      <w:pPr>
+        <w:spacing w:before="20" w:after="90" w:line="300" w:lineRule="auto"/>
+        <w:widowControl/>
+        <w:keepNext/>
+      </w:pPr>
+      <w:r>
+        <w:rPr>
+          <w:color w:val="000000"/>
+        </w:rPr>
+        <w:t>1. Chọn đáp án cho chỗ trống (1).</w:t>
+      </w:r>
+    </w:p>
+    <w:p>
+      <w:pPr>
+        <w:spacing w:before="0" w:after="35" w:line="300" w:lineRule="auto"/>
+        <w:widowControl/>
+        <w:keepNext/>
+      </w:pPr>
+      <w:r>
+        <w:rPr>
+          <w:color w:val="000000"/>
+        </w:rPr>
+        <w:t>A. issue</w:t>
+      </w:r>
+    </w:p>
+    <w:p>
+      <w:pPr>
+        <w:spacing w:before="0" w:after="35" w:line="300" w:lineRule="auto"/>
+        <w:widowControl/>
+        <w:keepNext/>
+      </w:pPr>
+      <w:r>
+        <w:rPr>
+          <w:color w:val="000000"/>
+        </w:rPr>
+        <w:t>B. occasion</w:t>
+      </w:r>
+    </w:p>
+    <w:p>
+      <w:pPr>
+        <w:spacing w:before="0" w:after="35" w:line="300" w:lineRule="auto"/>
+        <w:widowControl/>
+        <w:keepNext/>
+      </w:pPr>
+      <w:r>
+        <w:rPr>
+          <w:color w:val="000000"/>
+        </w:rPr>
+        <w:t>C. event</w:t>
+      </w:r>
+    </w:p>
+    <w:p>
+      <w:pPr>
+        <w:spacing w:before="0" w:after="35" w:line="300" w:lineRule="auto"/>
+        <w:widowControl/>
+      </w:pPr>
+      <w:r>
+        <w:rPr>
+          <w:color w:val="000000"/>
+        </w:rPr>
+        <w:t>D. position.</w:t>
+      </w:r>
+    </w:p>
+    <w:p>
+      <w:pPr>
+        <w:spacing w:before="20" w:after="90" w:line="300" w:lineRule="auto"/>
+        <w:widowControl/>
+        <w:keepNext/>
+      </w:pPr>
+      <w:r>
+        <w:rPr>
+          <w:color w:val="000000"/>
+        </w:rPr>
+        <w:t>2. Chọn đáp án cho chỗ trống (2).</w:t>
+      </w:r>
+    </w:p>
+    <w:p>
+      <w:pPr>
+        <w:spacing w:before="0" w:after="35" w:line="300" w:lineRule="auto"/>
+        <w:widowControl/>
+        <w:keepNext/>
+      </w:pPr>
+      <w:r>
+        <w:rPr>
+          <w:color w:val="000000"/>
+        </w:rPr>
+        <w:t>A. difference</w:t>
+      </w:r>
+    </w:p>
+    <w:p>
+      <w:pPr>
+        <w:spacing w:before="0" w:after="35" w:line="300" w:lineRule="auto"/>
+        <w:widowControl/>
+        <w:keepNext/>
+      </w:pPr>
+      <w:r>
+        <w:rPr>
+          <w:color w:val="000000"/>
+        </w:rPr>
+        <w:t>B. decision</w:t>
+      </w:r>
+    </w:p>
+    <w:p>
+      <w:pPr>
+        <w:spacing w:before="0" w:after="35" w:line="300" w:lineRule="auto"/>
+        <w:widowControl/>
+        <w:keepNext/>
+      </w:pPr>
+      <w:r>
+        <w:rPr>
+          <w:color w:val="000000"/>
+        </w:rPr>
+        <w:t>C. effecting</w:t>
+      </w:r>
+    </w:p>
+    <w:p>
+      <w:pPr>
+        <w:spacing w:before="0" w:after="35" w:line="300" w:lineRule="auto"/>
+        <w:widowControl/>
+      </w:pPr>
+      <w:r>
+        <w:rPr>
+          <w:color w:val="000000"/>
+        </w:rPr>
+        <w:t>D. role of.</w:t>
+      </w:r>
+    </w:p>
+    <w:p>
+      <w:pPr>
+        <w:spacing w:before="20" w:after="90" w:line="300" w:lineRule="auto"/>
+        <w:widowControl/>
+        <w:keepNext/>
+      </w:pPr>
+      <w:r>
+        <w:rPr>
+          <w:color w:val="000000"/>
+        </w:rPr>
+        <w:t>3. Chọn đáp án cho chỗ trống (3).</w:t>
+      </w:r>
+    </w:p>
+    <w:p>
+      <w:pPr>
+        <w:spacing w:before="0" w:after="35" w:line="300" w:lineRule="auto"/>
+        <w:widowControl/>
+        <w:keepNext/>
+      </w:pPr>
+      <w:r>
+        <w:rPr>
+          <w:color w:val="000000"/>
+        </w:rPr>
+        <w:t>A. from</w:t>
+      </w:r>
+    </w:p>
+    <w:p>
+      <w:pPr>
+        <w:spacing w:before="0" w:after="35" w:line="300" w:lineRule="auto"/>
+        <w:widowControl/>
+        <w:keepNext/>
+      </w:pPr>
+      <w:r>
+        <w:rPr>
+          <w:color w:val="000000"/>
+        </w:rPr>
+        <w:t>B. of</w:t>
+      </w:r>
+    </w:p>
+    <w:p>
+      <w:pPr>
+        <w:spacing w:before="0" w:after="35" w:line="300" w:lineRule="auto"/>
+        <w:widowControl/>
+        <w:keepNext/>
+      </w:pPr>
+      <w:r>
+        <w:rPr>
+          <w:color w:val="000000"/>
+        </w:rPr>
+        <w:t>C. to</w:t>
+      </w:r>
+    </w:p>
+    <w:p>
+      <w:pPr>
+        <w:spacing w:before="0" w:after="35" w:line="300" w:lineRule="auto"/>
+        <w:widowControl/>
+      </w:pPr>
+      <w:r>
+        <w:rPr>
+          <w:color w:val="000000"/>
+        </w:rPr>
+        <w:t>D. for.</w:t>
+      </w:r>
+    </w:p>
+    <w:p>
+      <w:pPr>
+        <w:spacing w:before="20" w:after="90" w:line="300" w:lineRule="auto"/>
+        <w:widowControl/>
+        <w:keepNext/>
+      </w:pPr>
+      <w:r>
+        <w:rPr>
+          <w:color w:val="000000"/>
+        </w:rPr>
+        <w:t>4. Chọn đáp án cho chỗ trống (4).</w:t>
+      </w:r>
+    </w:p>
+    <w:p>
+      <w:pPr>
+        <w:spacing w:before="0" w:after="35" w:line="300" w:lineRule="auto"/>
+        <w:widowControl/>
+        <w:keepNext/>
+      </w:pPr>
+      <w:r>
+        <w:rPr>
+          <w:color w:val="000000"/>
+        </w:rPr>
+        <w:t>A. less</w:t>
+      </w:r>
+    </w:p>
+    <w:p>
+      <w:pPr>
+        <w:spacing w:before="0" w:after="35" w:line="300" w:lineRule="auto"/>
+        <w:widowControl/>
+        <w:keepNext/>
+      </w:pPr>
+      <w:r>
+        <w:rPr>
+          <w:color w:val="000000"/>
+        </w:rPr>
+        <w:t>B. fewer</w:t>
+      </w:r>
+    </w:p>
+    <w:p>
+      <w:pPr>
+        <w:spacing w:before="0" w:after="35" w:line="300" w:lineRule="auto"/>
+        <w:widowControl/>
+        <w:keepNext/>
+      </w:pPr>
+      <w:r>
+        <w:rPr>
+          <w:color w:val="000000"/>
+        </w:rPr>
+        <w:t>C. little</w:t>
+      </w:r>
+    </w:p>
+    <w:p>
+      <w:pPr>
+        <w:spacing w:before="0" w:after="35" w:line="300" w:lineRule="auto"/>
+        <w:widowControl/>
+      </w:pPr>
+      <w:r>
+        <w:rPr>
+          <w:color w:val="000000"/>
+        </w:rPr>
+        <w:t>D. few.</w:t>
+      </w:r>
+    </w:p>
+    <w:p>
+      <w:pPr>
+        <w:spacing w:before="20" w:after="90" w:line="300" w:lineRule="auto"/>
+        <w:widowControl/>
+        <w:keepNext/>
+      </w:pPr>
+      <w:r>
+        <w:rPr>
+          <w:color w:val="000000"/>
+        </w:rPr>
+        <w:t>5. Chọn đáp án cho chỗ trống (5).</w:t>
+      </w:r>
+    </w:p>
+    <w:p>
+      <w:pPr>
+        <w:spacing w:before="0" w:after="35" w:line="300" w:lineRule="auto"/>
+        <w:widowControl/>
+        <w:keepNext/>
+      </w:pPr>
+      <w:r>
+        <w:rPr>
+          <w:color w:val="000000"/>
+        </w:rPr>
+        <w:t>A. install</w:t>
+      </w:r>
+    </w:p>
+    <w:p>
+      <w:pPr>
+        <w:spacing w:before="0" w:after="35" w:line="300" w:lineRule="auto"/>
+        <w:widowControl/>
+        <w:keepNext/>
+      </w:pPr>
+      <w:r>
+        <w:rPr>
+          <w:color w:val="000000"/>
+        </w:rPr>
+        <w:t>B. installing</w:t>
+      </w:r>
+    </w:p>
+    <w:p>
+      <w:pPr>
+        <w:spacing w:before="0" w:after="35" w:line="300" w:lineRule="auto"/>
+        <w:widowControl/>
+        <w:keepNext/>
+      </w:pPr>
+      <w:r>
+        <w:rPr>
+          <w:color w:val="000000"/>
+        </w:rPr>
+        <w:t>C. to install</w:t>
+      </w:r>
+    </w:p>
+    <w:p>
+      <w:pPr>
+        <w:spacing w:before="0" w:after="35" w:line="300" w:lineRule="auto"/>
+        <w:widowControl/>
+      </w:pPr>
+      <w:r>
+        <w:rPr>
+          <w:color w:val="000000"/>
+        </w:rPr>
+        <w:t>D. installed.</w:t>
+      </w:r>
+    </w:p>
+    <w:p>
+      <w:pPr>
+        <w:spacing w:before="20" w:after="90" w:line="300" w:lineRule="auto"/>
+        <w:widowControl/>
+        <w:keepNext/>
+      </w:pPr>
+      <w:r>
+        <w:rPr>
+          <w:color w:val="000000"/>
+        </w:rPr>
+        <w:t>6. Chọn đáp án cho chỗ trống (6).</w:t>
+      </w:r>
+    </w:p>
+    <w:p>
+      <w:pPr>
+        <w:spacing w:before="0" w:after="35" w:line="300" w:lineRule="auto"/>
+        <w:widowControl/>
+        <w:keepNext/>
+      </w:pPr>
+      <w:r>
+        <w:rPr>
+          <w:color w:val="000000"/>
+        </w:rPr>
+        <w:t>A. who</w:t>
+      </w:r>
+    </w:p>
+    <w:p>
+      <w:pPr>
+        <w:spacing w:before="0" w:after="35" w:line="300" w:lineRule="auto"/>
+        <w:widowControl/>
+        <w:keepNext/>
+      </w:pPr>
+      <w:r>
+        <w:rPr>
+          <w:color w:val="000000"/>
+        </w:rPr>
+        <w:t>B. which</w:t>
+      </w:r>
+    </w:p>
+    <w:p>
+      <w:pPr>
+        <w:spacing w:before="0" w:after="35" w:line="300" w:lineRule="auto"/>
+        <w:widowControl/>
+        <w:keepNext/>
+      </w:pPr>
+      <w:r>
+        <w:rPr>
+          <w:color w:val="000000"/>
+        </w:rPr>
+        <w:t>C. where</w:t>
+      </w:r>
+    </w:p>
+    <w:p>
+      <w:pPr>
+        <w:spacing w:before="0" w:after="35" w:line="300" w:lineRule="auto"/>
+        <w:widowControl/>
+      </w:pPr>
+      <w:r>
+        <w:rPr>
+          <w:color w:val="000000"/>
+        </w:rPr>
+        <w:t>D. whose.</w:t>
+      </w:r>
+    </w:p>
+    <w:p>
+      <w:pPr>
+        <w:spacing w:before="20" w:after="90" w:line="300" w:lineRule="auto"/>
+        <w:widowControl/>
+        <w:keepNext/>
+      </w:pPr>
+      <w:r>
+        <w:rPr>
+          <w:color w:val="000000"/>
+        </w:rPr>
+        <w:t>7. Chọn đáp án cho chỗ trống (7).</w:t>
+      </w:r>
+    </w:p>
+    <w:p>
+      <w:pPr>
+        <w:spacing w:before="0" w:after="35" w:line="300" w:lineRule="auto"/>
+        <w:widowControl/>
+        <w:keepNext/>
+      </w:pPr>
+      <w:r>
+        <w:rPr>
+          <w:color w:val="000000"/>
+        </w:rPr>
+        <w:t>A. However</w:t>
+      </w:r>
+    </w:p>
+    <w:p>
+      <w:pPr>
+        <w:spacing w:before="0" w:after="35" w:line="300" w:lineRule="auto"/>
+        <w:widowControl/>
+        <w:keepNext/>
+      </w:pPr>
+      <w:r>
+        <w:rPr>
+          <w:color w:val="000000"/>
+        </w:rPr>
+        <w:t>B. Therefore</w:t>
+      </w:r>
+    </w:p>
+    <w:p>
+      <w:pPr>
+        <w:spacing w:before="0" w:after="35" w:line="300" w:lineRule="auto"/>
+        <w:widowControl/>
+        <w:keepNext/>
+      </w:pPr>
+      <w:r>
+        <w:rPr>
+          <w:color w:val="000000"/>
+        </w:rPr>
+        <w:t>C. For example</w:t>
+      </w:r>
+    </w:p>
+    <w:p>
+      <w:pPr>
+        <w:spacing w:before="0" w:after="35" w:line="300" w:lineRule="auto"/>
+        <w:widowControl/>
+      </w:pPr>
+      <w:r>
+        <w:rPr>
+          <w:color w:val="000000"/>
+        </w:rPr>
+        <w:t>D. Similarly.</w:t>
+      </w:r>
+    </w:p>
+    <w:p>
+      <w:pPr>
+        <w:spacing w:before="20" w:after="90" w:line="300" w:lineRule="auto"/>
+        <w:widowControl/>
+        <w:keepNext/>
+      </w:pPr>
+      <w:r>
+        <w:rPr>
+          <w:color w:val="000000"/>
+        </w:rPr>
+        <w:t>8. Chọn đáp án cho chỗ trống (8).</w:t>
+      </w:r>
+    </w:p>
+    <w:p>
+      <w:pPr>
+        <w:spacing w:before="0" w:after="35" w:line="300" w:lineRule="auto"/>
+        <w:widowControl/>
+        <w:keepNext/>
+      </w:pPr>
+      <w:r>
+        <w:rPr>
+          <w:color w:val="000000"/>
+        </w:rPr>
+        <w:t>A. other</w:t>
+      </w:r>
+    </w:p>
+    <w:p>
+      <w:pPr>
+        <w:spacing w:before="0" w:after="35" w:line="300" w:lineRule="auto"/>
+        <w:widowControl/>
+        <w:keepNext/>
+      </w:pPr>
+      <w:r>
+        <w:rPr>
+          <w:color w:val="000000"/>
+        </w:rPr>
+        <w:t>B. another</w:t>
+      </w:r>
+    </w:p>
+    <w:p>
+      <w:pPr>
+        <w:spacing w:before="0" w:after="35" w:line="300" w:lineRule="auto"/>
+        <w:widowControl/>
+        <w:keepNext/>
+      </w:pPr>
+      <w:r>
+        <w:rPr>
+          <w:color w:val="000000"/>
+        </w:rPr>
+        <w:t>C. others</w:t>
+      </w:r>
+    </w:p>
+    <w:p>
+      <w:pPr>
+        <w:spacing w:before="0" w:after="35" w:line="300" w:lineRule="auto"/>
+        <w:widowControl/>
+      </w:pPr>
+      <w:r>
+        <w:rPr>
+          <w:color w:val="000000"/>
+        </w:rPr>
+        <w:t>D. the other.</w:t>
+      </w:r>
+    </w:p>
+    <w:p>
+      <w:pPr>
+        <w:spacing w:before="20" w:after="90" w:line="300" w:lineRule="auto"/>
+        <w:widowControl/>
+        <w:keepNext/>
+      </w:pPr>
+      <w:r>
+        <w:rPr>
+          <w:color w:val="000000"/>
+        </w:rPr>
+        <w:t>9. Chọn đáp án cho chỗ trống (9).</w:t>
+      </w:r>
+    </w:p>
+    <w:p>
+      <w:pPr>
+        <w:spacing w:before="0" w:after="35" w:line="300" w:lineRule="auto"/>
+        <w:widowControl/>
+        <w:keepNext/>
+      </w:pPr>
+      <w:r>
+        <w:rPr>
+          <w:color w:val="000000"/>
+        </w:rPr>
+        <w:t>A. environmental</w:t>
+      </w:r>
+    </w:p>
+    <w:p>
+      <w:pPr>
+        <w:spacing w:before="0" w:after="35" w:line="300" w:lineRule="auto"/>
+        <w:widowControl/>
+        <w:keepNext/>
+      </w:pPr>
+      <w:r>
+        <w:rPr>
+          <w:color w:val="000000"/>
+        </w:rPr>
+        <w:t>B. environment</w:t>
+      </w:r>
+    </w:p>
+    <w:p>
+      <w:pPr>
+        <w:spacing w:before="0" w:after="35" w:line="300" w:lineRule="auto"/>
+        <w:widowControl/>
+        <w:keepNext/>
+      </w:pPr>
+      <w:r>
+        <w:rPr>
+          <w:color w:val="000000"/>
+        </w:rPr>
+        <w:t>C. environmentally</w:t>
+      </w:r>
+    </w:p>
+    <w:p>
+      <w:pPr>
+        <w:spacing w:before="0" w:after="35" w:line="300" w:lineRule="auto"/>
+        <w:widowControl/>
+      </w:pPr>
+      <w:r>
+        <w:rPr>
+          <w:color w:val="000000"/>
+        </w:rPr>
+        <w:t>D. environmentalist.</w:t>
+      </w:r>
+    </w:p>
+    <w:p>
+      <w:pPr>
+        <w:spacing w:before="20" w:after="90" w:line="300" w:lineRule="auto"/>
+        <w:widowControl/>
+        <w:keepNext/>
+      </w:pPr>
+      <w:r>
+        <w:rPr>
+          <w:color w:val="000000"/>
+        </w:rPr>
+        <w:t>10. Chọn đáp án cho chỗ trống (10).</w:t>
+      </w:r>
+    </w:p>
+    <w:p>
+      <w:pPr>
+        <w:spacing w:before="0" w:after="35" w:line="300" w:lineRule="auto"/>
+        <w:widowControl/>
+        <w:keepNext/>
+      </w:pPr>
+      <w:r>
+        <w:rPr>
+          <w:color w:val="000000"/>
+        </w:rPr>
+        <w:t>A. at</w:t>
+      </w:r>
+    </w:p>
+    <w:p>
+      <w:pPr>
+        <w:spacing w:before="0" w:after="35" w:line="300" w:lineRule="auto"/>
+        <w:widowControl/>
+        <w:keepNext/>
+      </w:pPr>
+      <w:r>
+        <w:rPr>
+          <w:color w:val="000000"/>
+        </w:rPr>
+        <w:t>B. in</w:t>
+      </w:r>
+    </w:p>
+    <w:p>
+      <w:pPr>
+        <w:spacing w:before="0" w:after="35" w:line="300" w:lineRule="auto"/>
+        <w:widowControl/>
+        <w:keepNext/>
+      </w:pPr>
+      <w:r>
+        <w:rPr>
+          <w:color w:val="000000"/>
+        </w:rPr>
+        <w:t>C. of</w:t>
+      </w:r>
+    </w:p>
+    <w:p>
+      <w:pPr>
+        <w:spacing w:before="0" w:after="35" w:line="300" w:lineRule="auto"/>
+        <w:widowControl/>
+      </w:pPr>
+      <w:r>
+        <w:rPr>
+          <w:color w:val="000000"/>
+        </w:rPr>
+        <w:t>D. with.</w:t>
+      </w:r>
+    </w:p>
+    <w:p>
+      <w:pPr>
+        <w:spacing w:before="240" w:after="60" w:line="300" w:lineRule="auto"/>
+        <w:widowControl/>
+        <w:keepNext/>
+      </w:pPr>
+      <w:r>
+        <w:rPr>
+          <w:color w:val="000000"/>
           <w:b/>
-        </w:rPr>
-        <w:t xml:space="preserve">PHẦN 7. ĐỌC ĐIỀN KHUYẾT TỔNG HỢP (10 điểm)</w:t>
-      </w:r>
-    </w:p>
-    <w:p>
-      <w:r>
-        <w:t xml:space="preserve">Community libraries are changing to meet new needs. In addition to lending books, many now provide access (1) ___ computers, quiet study areas and free workshops. These services are especially useful for people (2) ___ cannot afford equipment at home. Some libraries lend tools or musical instruments, (3) ___ others organise language clubs. Staff must first understand local needs before (4) ___ a new service. Surveys and public meetings can provide (5) ___ information. However, ideas also need realistic budgets and trained staff. A service may be popular (6) ___ difficult to maintain. For this reason, many libraries begin with a short trial and collect feedback (7) ___. If the results are positive, the programme can be (8) ___. Such careful planning helps libraries use resources (9) ___ and remain valuable (10) ___ the whole community.</w:t>
-      </w:r>
-    </w:p>
-    <w:p>
-      <w:r>
-        <w:t xml:space="preserve">1 A at B to C for D with. 2 A who B which C whose D where. 3 A while B because C therefore D despite. 4 A introduce B introduced C introducing D to introducing. 5 A value B valuable C valuably D valuation. 6 A but B so C because D moreover. 7 A regular B regularly C regulation D regularity. 8 A expand B expansion C expanded D expandingly. 9 A effect B effective C effectively D effectiveness. 10 A at B to C of D from.</w:t>
-      </w:r>
-    </w:p>
-    <w:p>
-      <w:r>
-        <w:rPr>
+          <w:sz w:val="24"/>
+          <w:szCs w:val="24"/>
+        </w:rPr>
+        <w:t>PHẦN 4. SẮP XẾP HỘI THOẠI (10 điểm)</w:t>
+      </w:r>
+    </w:p>
+    <w:p>
+      <w:pPr>
+        <w:spacing w:before="0" w:after="100" w:line="300" w:lineRule="auto"/>
+        <w:widowControl/>
+      </w:pPr>
+      <w:r>
+        <w:rPr>
+          <w:color w:val="000000"/>
+          <w:i/>
+        </w:rPr>
+        <w:t>Sắp xếp các lượt lời theo trình tự tự nhiên và chọn phương án tương ứng.</w:t>
+      </w:r>
+    </w:p>
+    <w:p>
+      <w:pPr>
+        <w:spacing w:before="20" w:after="90" w:line="300" w:lineRule="auto"/>
+        <w:widowControl/>
+      </w:pPr>
+      <w:r>
+        <w:rPr>
+          <w:color w:val="000000"/>
+        </w:rPr>
+        <w:t>1. Sắp xếp hội thoại:</w:t>
+      </w:r>
+    </w:p>
+    <w:p>
+      <w:pPr>
+        <w:spacing w:before="0" w:after="45" w:line="300" w:lineRule="auto"/>
+        <w:widowControl/>
+      </w:pPr>
+      <w:r>
+        <w:rPr>
+          <w:color w:val="000000"/>
+        </w:rPr>
+        <w:t>a. Certainly. What seems to be wrong?</w:t>
+      </w:r>
+    </w:p>
+    <w:p>
+      <w:pPr>
+        <w:spacing w:before="0" w:after="45" w:line="300" w:lineRule="auto"/>
+        <w:widowControl/>
+      </w:pPr>
+      <w:r>
+        <w:rPr>
+          <w:color w:val="000000"/>
+        </w:rPr>
+        <w:t>b. Excuse me, could you help me with this printer?</w:t>
+      </w:r>
+    </w:p>
+    <w:p>
+      <w:pPr>
+        <w:spacing w:before="0" w:after="45" w:line="300" w:lineRule="auto"/>
+        <w:widowControl/>
+      </w:pPr>
+      <w:r>
+        <w:rPr>
+          <w:color w:val="000000"/>
+        </w:rPr>
+        <w:t>c. It keeps producing blank pages.</w:t>
+      </w:r>
+    </w:p>
+    <w:p>
+      <w:pPr>
+        <w:spacing w:before="0" w:after="35" w:line="300" w:lineRule="auto"/>
+        <w:widowControl/>
+      </w:pPr>
+      <w:r>
+        <w:rPr>
+          <w:color w:val="000000"/>
+        </w:rPr>
+        <w:t>A. b-a-c</w:t>
+      </w:r>
+    </w:p>
+    <w:p>
+      <w:pPr>
+        <w:spacing w:before="0" w:after="35" w:line="300" w:lineRule="auto"/>
+        <w:widowControl/>
+      </w:pPr>
+      <w:r>
+        <w:rPr>
+          <w:color w:val="000000"/>
+        </w:rPr>
+        <w:t>B. a-b-c</w:t>
+      </w:r>
+    </w:p>
+    <w:p>
+      <w:pPr>
+        <w:spacing w:before="0" w:after="35" w:line="300" w:lineRule="auto"/>
+        <w:widowControl/>
+      </w:pPr>
+      <w:r>
+        <w:rPr>
+          <w:color w:val="000000"/>
+        </w:rPr>
+        <w:t>C. b-c-a</w:t>
+      </w:r>
+    </w:p>
+    <w:p>
+      <w:pPr>
+        <w:spacing w:before="0" w:after="35" w:line="300" w:lineRule="auto"/>
+        <w:widowControl/>
+      </w:pPr>
+      <w:r>
+        <w:rPr>
+          <w:color w:val="000000"/>
+        </w:rPr>
+        <w:t>D. c-a-b</w:t>
+      </w:r>
+    </w:p>
+    <w:p>
+      <w:pPr>
+        <w:spacing w:before="20" w:after="90" w:line="300" w:lineRule="auto"/>
+        <w:widowControl/>
+      </w:pPr>
+      <w:r>
+        <w:rPr>
+          <w:color w:val="000000"/>
+        </w:rPr>
+        <w:t>2. Sắp xếp hội thoại:</w:t>
+      </w:r>
+    </w:p>
+    <w:p>
+      <w:pPr>
+        <w:spacing w:before="0" w:after="45" w:line="300" w:lineRule="auto"/>
+        <w:widowControl/>
+      </w:pPr>
+      <w:r>
+        <w:rPr>
+          <w:color w:val="000000"/>
+        </w:rPr>
+        <w:t>a. Yes, I'd love to.</w:t>
+      </w:r>
+    </w:p>
+    <w:p>
+      <w:pPr>
+        <w:spacing w:before="0" w:after="45" w:line="300" w:lineRule="auto"/>
+        <w:widowControl/>
+      </w:pPr>
+      <w:r>
+        <w:rPr>
+          <w:color w:val="000000"/>
+        </w:rPr>
+        <w:t>b. We're visiting the science museum on Saturday. Would you like to come?</w:t>
+      </w:r>
+    </w:p>
+    <w:p>
+      <w:pPr>
+        <w:spacing w:before="0" w:after="45" w:line="300" w:lineRule="auto"/>
+        <w:widowControl/>
+      </w:pPr>
+      <w:r>
+        <w:rPr>
+          <w:color w:val="000000"/>
+        </w:rPr>
+        <w:t>c. Great. I'll send you the meeting time.</w:t>
+      </w:r>
+    </w:p>
+    <w:p>
+      <w:pPr>
+        <w:spacing w:before="0" w:after="35" w:line="300" w:lineRule="auto"/>
+        <w:widowControl/>
+      </w:pPr>
+      <w:r>
+        <w:rPr>
+          <w:color w:val="000000"/>
+        </w:rPr>
+        <w:t>A. a-b-c</w:t>
+      </w:r>
+    </w:p>
+    <w:p>
+      <w:pPr>
+        <w:spacing w:before="0" w:after="35" w:line="300" w:lineRule="auto"/>
+        <w:widowControl/>
+      </w:pPr>
+      <w:r>
+        <w:rPr>
+          <w:color w:val="000000"/>
+        </w:rPr>
+        <w:t>B. b-a-c</w:t>
+      </w:r>
+    </w:p>
+    <w:p>
+      <w:pPr>
+        <w:spacing w:before="0" w:after="35" w:line="300" w:lineRule="auto"/>
+        <w:widowControl/>
+      </w:pPr>
+      <w:r>
+        <w:rPr>
+          <w:color w:val="000000"/>
+        </w:rPr>
+        <w:t>C. b-c-a</w:t>
+      </w:r>
+    </w:p>
+    <w:p>
+      <w:pPr>
+        <w:spacing w:before="0" w:after="35" w:line="300" w:lineRule="auto"/>
+        <w:widowControl/>
+      </w:pPr>
+      <w:r>
+        <w:rPr>
+          <w:color w:val="000000"/>
+        </w:rPr>
+        <w:t>D. c-a-b</w:t>
+      </w:r>
+    </w:p>
+    <w:p>
+      <w:pPr>
+        <w:spacing w:before="20" w:after="90" w:line="300" w:lineRule="auto"/>
+        <w:widowControl/>
+      </w:pPr>
+      <w:r>
+        <w:rPr>
+          <w:color w:val="000000"/>
+        </w:rPr>
+        <w:t>3. Sắp xếp hội thoại:</w:t>
+      </w:r>
+    </w:p>
+    <w:p>
+      <w:pPr>
+        <w:spacing w:before="0" w:after="45" w:line="300" w:lineRule="auto"/>
+        <w:widowControl/>
+      </w:pPr>
+      <w:r>
+        <w:rPr>
+          <w:color w:val="000000"/>
+        </w:rPr>
+        <w:t>a. About fifteen minutes on foot.</w:t>
+      </w:r>
+    </w:p>
+    <w:p>
+      <w:pPr>
+        <w:spacing w:before="0" w:after="45" w:line="300" w:lineRule="auto"/>
+        <w:widowControl/>
+      </w:pPr>
+      <w:r>
+        <w:rPr>
+          <w:color w:val="000000"/>
+        </w:rPr>
+        <w:t>b. How far is the library from here?</w:t>
+      </w:r>
+    </w:p>
+    <w:p>
+      <w:pPr>
+        <w:spacing w:before="0" w:after="45" w:line="300" w:lineRule="auto"/>
+        <w:widowControl/>
+      </w:pPr>
+      <w:r>
+        <w:rPr>
+          <w:color w:val="000000"/>
+        </w:rPr>
+        <w:t>c. Thanks. I'll walk, then.</w:t>
+      </w:r>
+    </w:p>
+    <w:p>
+      <w:pPr>
+        <w:spacing w:before="0" w:after="35" w:line="300" w:lineRule="auto"/>
+        <w:widowControl/>
+      </w:pPr>
+      <w:r>
+        <w:rPr>
+          <w:color w:val="000000"/>
+        </w:rPr>
+        <w:t>A. b-a-c</w:t>
+      </w:r>
+    </w:p>
+    <w:p>
+      <w:pPr>
+        <w:spacing w:before="0" w:after="35" w:line="300" w:lineRule="auto"/>
+        <w:widowControl/>
+      </w:pPr>
+      <w:r>
+        <w:rPr>
+          <w:color w:val="000000"/>
+        </w:rPr>
+        <w:t>B. a-c-b</w:t>
+      </w:r>
+    </w:p>
+    <w:p>
+      <w:pPr>
+        <w:spacing w:before="0" w:after="35" w:line="300" w:lineRule="auto"/>
+        <w:widowControl/>
+      </w:pPr>
+      <w:r>
+        <w:rPr>
+          <w:color w:val="000000"/>
+        </w:rPr>
+        <w:t>C. b-c-a</w:t>
+      </w:r>
+    </w:p>
+    <w:p>
+      <w:pPr>
+        <w:spacing w:before="0" w:after="35" w:line="300" w:lineRule="auto"/>
+        <w:widowControl/>
+      </w:pPr>
+      <w:r>
+        <w:rPr>
+          <w:color w:val="000000"/>
+        </w:rPr>
+        <w:t>D. c-b-a</w:t>
+      </w:r>
+    </w:p>
+    <w:p>
+      <w:pPr>
+        <w:spacing w:before="20" w:after="90" w:line="300" w:lineRule="auto"/>
+        <w:widowControl/>
+      </w:pPr>
+      <w:r>
+        <w:rPr>
+          <w:color w:val="000000"/>
+        </w:rPr>
+        <w:t>4. Sắp xếp hội thoại:</w:t>
+      </w:r>
+    </w:p>
+    <w:p>
+      <w:pPr>
+        <w:spacing w:before="0" w:after="45" w:line="300" w:lineRule="auto"/>
+        <w:widowControl/>
+      </w:pPr>
+      <w:r>
+        <w:rPr>
+          <w:color w:val="000000"/>
+        </w:rPr>
+        <w:t>a. Friday afternoon works for me.</w:t>
+      </w:r>
+    </w:p>
+    <w:p>
+      <w:pPr>
+        <w:spacing w:before="0" w:after="45" w:line="300" w:lineRule="auto"/>
+        <w:widowControl/>
+      </w:pPr>
+      <w:r>
+        <w:rPr>
+          <w:color w:val="000000"/>
+        </w:rPr>
+        <w:t>b. Can we move our meeting to Friday?</w:t>
+      </w:r>
+    </w:p>
+    <w:p>
+      <w:pPr>
+        <w:spacing w:before="0" w:after="45" w:line="300" w:lineRule="auto"/>
+        <w:widowControl/>
+      </w:pPr>
+      <w:r>
+        <w:rPr>
+          <w:color w:val="000000"/>
+        </w:rPr>
+        <w:t>c. Perfect. Let's meet at three.</w:t>
+      </w:r>
+    </w:p>
+    <w:p>
+      <w:pPr>
+        <w:spacing w:before="0" w:after="35" w:line="300" w:lineRule="auto"/>
+        <w:widowControl/>
+      </w:pPr>
+      <w:r>
+        <w:rPr>
+          <w:color w:val="000000"/>
+        </w:rPr>
+        <w:t>A. b-a-c</w:t>
+      </w:r>
+    </w:p>
+    <w:p>
+      <w:pPr>
+        <w:spacing w:before="0" w:after="35" w:line="300" w:lineRule="auto"/>
+        <w:widowControl/>
+      </w:pPr>
+      <w:r>
+        <w:rPr>
+          <w:color w:val="000000"/>
+        </w:rPr>
+        <w:t>B. a-b-c</w:t>
+      </w:r>
+    </w:p>
+    <w:p>
+      <w:pPr>
+        <w:spacing w:before="0" w:after="35" w:line="300" w:lineRule="auto"/>
+        <w:widowControl/>
+      </w:pPr>
+      <w:r>
+        <w:rPr>
+          <w:color w:val="000000"/>
+        </w:rPr>
+        <w:t>C. b-c-a</w:t>
+      </w:r>
+    </w:p>
+    <w:p>
+      <w:pPr>
+        <w:spacing w:before="0" w:after="35" w:line="300" w:lineRule="auto"/>
+        <w:widowControl/>
+      </w:pPr>
+      <w:r>
+        <w:rPr>
+          <w:color w:val="000000"/>
+        </w:rPr>
+        <w:t>D. c-a-b</w:t>
+      </w:r>
+    </w:p>
+    <w:p>
+      <w:pPr>
+        <w:spacing w:before="20" w:after="90" w:line="300" w:lineRule="auto"/>
+        <w:widowControl/>
+      </w:pPr>
+      <w:r>
+        <w:rPr>
+          <w:color w:val="000000"/>
+        </w:rPr>
+        <w:t>5. Sắp xếp hội thoại:</w:t>
+      </w:r>
+    </w:p>
+    <w:p>
+      <w:pPr>
+        <w:spacing w:before="0" w:after="45" w:line="300" w:lineRule="auto"/>
+        <w:widowControl/>
+      </w:pPr>
+      <w:r>
+        <w:rPr>
+          <w:color w:val="000000"/>
+        </w:rPr>
+        <w:t>a. I'm sorry I forgot your book.</w:t>
+      </w:r>
+    </w:p>
+    <w:p>
+      <w:pPr>
+        <w:spacing w:before="0" w:after="45" w:line="300" w:lineRule="auto"/>
+        <w:widowControl/>
+      </w:pPr>
+      <w:r>
+        <w:rPr>
+          <w:color w:val="000000"/>
+        </w:rPr>
+        <w:t>b. Don't worry. Can you bring it tomorrow?</w:t>
+      </w:r>
+    </w:p>
+    <w:p>
+      <w:pPr>
+        <w:spacing w:before="0" w:after="45" w:line="300" w:lineRule="auto"/>
+        <w:widowControl/>
+      </w:pPr>
+      <w:r>
+        <w:rPr>
+          <w:color w:val="000000"/>
+        </w:rPr>
+        <w:t>c. Of course. I'll put it in my bag now.</w:t>
+      </w:r>
+    </w:p>
+    <w:p>
+      <w:pPr>
+        <w:spacing w:before="0" w:after="35" w:line="300" w:lineRule="auto"/>
+        <w:widowControl/>
+      </w:pPr>
+      <w:r>
+        <w:rPr>
+          <w:color w:val="000000"/>
+        </w:rPr>
+        <w:t>A. a-b-c</w:t>
+      </w:r>
+    </w:p>
+    <w:p>
+      <w:pPr>
+        <w:spacing w:before="0" w:after="35" w:line="300" w:lineRule="auto"/>
+        <w:widowControl/>
+      </w:pPr>
+      <w:r>
+        <w:rPr>
+          <w:color w:val="000000"/>
+        </w:rPr>
+        <w:t>B. b-a-c</w:t>
+      </w:r>
+    </w:p>
+    <w:p>
+      <w:pPr>
+        <w:spacing w:before="0" w:after="35" w:line="300" w:lineRule="auto"/>
+        <w:widowControl/>
+      </w:pPr>
+      <w:r>
+        <w:rPr>
+          <w:color w:val="000000"/>
+        </w:rPr>
+        <w:t>C. a-c-b</w:t>
+      </w:r>
+    </w:p>
+    <w:p>
+      <w:pPr>
+        <w:spacing w:before="0" w:after="35" w:line="300" w:lineRule="auto"/>
+        <w:widowControl/>
+      </w:pPr>
+      <w:r>
+        <w:rPr>
+          <w:color w:val="000000"/>
+        </w:rPr>
+        <w:t>D. c-a-b</w:t>
+      </w:r>
+    </w:p>
+    <w:p>
+      <w:pPr>
+        <w:spacing w:before="20" w:after="90" w:line="300" w:lineRule="auto"/>
+        <w:widowControl/>
+      </w:pPr>
+      <w:r>
+        <w:rPr>
+          <w:color w:val="000000"/>
+        </w:rPr>
+        <w:t>6. Sắp xếp hội thoại:</w:t>
+      </w:r>
+    </w:p>
+    <w:p>
+      <w:pPr>
+        <w:spacing w:before="0" w:after="45" w:line="300" w:lineRule="auto"/>
+        <w:widowControl/>
+      </w:pPr>
+      <w:r>
+        <w:rPr>
+          <w:color w:val="000000"/>
+        </w:rPr>
+        <w:t>a. The workshop starts at nine.</w:t>
+      </w:r>
+    </w:p>
+    <w:p>
+      <w:pPr>
+        <w:spacing w:before="0" w:after="45" w:line="300" w:lineRule="auto"/>
+        <w:widowControl/>
+      </w:pPr>
+      <w:r>
+        <w:rPr>
+          <w:color w:val="000000"/>
+        </w:rPr>
+        <w:t>b. What time should we arrive?</w:t>
+      </w:r>
+    </w:p>
+    <w:p>
+      <w:pPr>
+        <w:spacing w:before="0" w:after="45" w:line="300" w:lineRule="auto"/>
+        <w:widowControl/>
+      </w:pPr>
+      <w:r>
+        <w:rPr>
+          <w:color w:val="000000"/>
+        </w:rPr>
+        <w:t>c. We should be there fifteen minutes early.</w:t>
+      </w:r>
+    </w:p>
+    <w:p>
+      <w:pPr>
+        <w:spacing w:before="0" w:after="45" w:line="300" w:lineRule="auto"/>
+        <w:widowControl/>
+      </w:pPr>
+      <w:r>
+        <w:rPr>
+          <w:color w:val="000000"/>
+        </w:rPr>
+        <w:t>d. All right. See you at 8:45.</w:t>
+      </w:r>
+    </w:p>
+    <w:p>
+      <w:pPr>
+        <w:spacing w:before="0" w:after="35" w:line="300" w:lineRule="auto"/>
+        <w:widowControl/>
+      </w:pPr>
+      <w:r>
+        <w:rPr>
+          <w:color w:val="000000"/>
+        </w:rPr>
+        <w:t>A. b-a-c-d</w:t>
+      </w:r>
+    </w:p>
+    <w:p>
+      <w:pPr>
+        <w:spacing w:before="0" w:after="35" w:line="300" w:lineRule="auto"/>
+        <w:widowControl/>
+      </w:pPr>
+      <w:r>
+        <w:rPr>
+          <w:color w:val="000000"/>
+        </w:rPr>
+        <w:t>B. a-b-d-c</w:t>
+      </w:r>
+    </w:p>
+    <w:p>
+      <w:pPr>
+        <w:spacing w:before="0" w:after="35" w:line="300" w:lineRule="auto"/>
+        <w:widowControl/>
+      </w:pPr>
+      <w:r>
+        <w:rPr>
+          <w:color w:val="000000"/>
+        </w:rPr>
+        <w:t>C. b-c-a-d</w:t>
+      </w:r>
+    </w:p>
+    <w:p>
+      <w:pPr>
+        <w:spacing w:before="0" w:after="35" w:line="300" w:lineRule="auto"/>
+        <w:widowControl/>
+      </w:pPr>
+      <w:r>
+        <w:rPr>
+          <w:color w:val="000000"/>
+        </w:rPr>
+        <w:t>D. c-b-a-d</w:t>
+      </w:r>
+    </w:p>
+    <w:p>
+      <w:pPr>
+        <w:spacing w:before="20" w:after="90" w:line="300" w:lineRule="auto"/>
+        <w:widowControl/>
+      </w:pPr>
+      <w:r>
+        <w:rPr>
+          <w:color w:val="000000"/>
+        </w:rPr>
+        <w:t>7. Sắp xếp hội thoại:</w:t>
+      </w:r>
+    </w:p>
+    <w:p>
+      <w:pPr>
+        <w:spacing w:before="0" w:after="45" w:line="300" w:lineRule="auto"/>
+        <w:widowControl/>
+      </w:pPr>
+      <w:r>
+        <w:rPr>
+          <w:color w:val="000000"/>
+        </w:rPr>
+        <w:t>a. Could I borrow your notes?</w:t>
+      </w:r>
+    </w:p>
+    <w:p>
+      <w:pPr>
+        <w:spacing w:before="0" w:after="45" w:line="300" w:lineRule="auto"/>
+        <w:widowControl/>
+      </w:pPr>
+      <w:r>
+        <w:rPr>
+          <w:color w:val="000000"/>
+        </w:rPr>
+        <w:t>b. I was absent yesterday.</w:t>
+      </w:r>
+    </w:p>
+    <w:p>
+      <w:pPr>
+        <w:spacing w:before="0" w:after="45" w:line="300" w:lineRule="auto"/>
+        <w:widowControl/>
+      </w:pPr>
+      <w:r>
+        <w:rPr>
+          <w:color w:val="000000"/>
+        </w:rPr>
+        <w:t>c. Sure. I'll email them tonight.</w:t>
+      </w:r>
+    </w:p>
+    <w:p>
+      <w:pPr>
+        <w:spacing w:before="0" w:after="45" w:line="300" w:lineRule="auto"/>
+        <w:widowControl/>
+      </w:pPr>
+      <w:r>
+        <w:rPr>
+          <w:color w:val="000000"/>
+        </w:rPr>
+        <w:t>d. Thank you. That would be helpful.</w:t>
+      </w:r>
+    </w:p>
+    <w:p>
+      <w:pPr>
+        <w:spacing w:before="0" w:after="35" w:line="300" w:lineRule="auto"/>
+        <w:widowControl/>
+      </w:pPr>
+      <w:r>
+        <w:rPr>
+          <w:color w:val="000000"/>
+        </w:rPr>
+        <w:t>A. b-a-c-d</w:t>
+      </w:r>
+    </w:p>
+    <w:p>
+      <w:pPr>
+        <w:spacing w:before="0" w:after="35" w:line="300" w:lineRule="auto"/>
+        <w:widowControl/>
+      </w:pPr>
+      <w:r>
+        <w:rPr>
+          <w:color w:val="000000"/>
+        </w:rPr>
+        <w:t>B. a-b-d-c</w:t>
+      </w:r>
+    </w:p>
+    <w:p>
+      <w:pPr>
+        <w:spacing w:before="0" w:after="35" w:line="300" w:lineRule="auto"/>
+        <w:widowControl/>
+      </w:pPr>
+      <w:r>
+        <w:rPr>
+          <w:color w:val="000000"/>
+        </w:rPr>
+        <w:t>C. b-c-a-d</w:t>
+      </w:r>
+    </w:p>
+    <w:p>
+      <w:pPr>
+        <w:spacing w:before="0" w:after="35" w:line="300" w:lineRule="auto"/>
+        <w:widowControl/>
+      </w:pPr>
+      <w:r>
+        <w:rPr>
+          <w:color w:val="000000"/>
+        </w:rPr>
+        <w:t>D. d-b-a-c</w:t>
+      </w:r>
+    </w:p>
+    <w:p>
+      <w:pPr>
+        <w:spacing w:before="20" w:after="90" w:line="300" w:lineRule="auto"/>
+        <w:widowControl/>
+      </w:pPr>
+      <w:r>
+        <w:rPr>
+          <w:color w:val="000000"/>
+        </w:rPr>
+        <w:t>8. Sắp xếp hội thoại:</w:t>
+      </w:r>
+    </w:p>
+    <w:p>
+      <w:pPr>
+        <w:spacing w:before="0" w:after="45" w:line="300" w:lineRule="auto"/>
+        <w:widowControl/>
+      </w:pPr>
+      <w:r>
+        <w:rPr>
+          <w:color w:val="000000"/>
+        </w:rPr>
+        <w:t>a. Shall we take the bus?</w:t>
+      </w:r>
+    </w:p>
+    <w:p>
+      <w:pPr>
+        <w:spacing w:before="0" w:after="45" w:line="300" w:lineRule="auto"/>
+        <w:widowControl/>
+      </w:pPr>
+      <w:r>
+        <w:rPr>
+          <w:color w:val="000000"/>
+        </w:rPr>
+        <w:t>b. The rain is getting heavier.</w:t>
+      </w:r>
+    </w:p>
+    <w:p>
+      <w:pPr>
+        <w:spacing w:before="0" w:after="45" w:line="300" w:lineRule="auto"/>
+        <w:widowControl/>
+      </w:pPr>
+      <w:r>
+        <w:rPr>
+          <w:color w:val="000000"/>
+        </w:rPr>
+        <w:t>c. Good idea. The stop is opposite the café.</w:t>
+      </w:r>
+    </w:p>
+    <w:p>
+      <w:pPr>
+        <w:spacing w:before="0" w:after="45" w:line="300" w:lineRule="auto"/>
+        <w:widowControl/>
+      </w:pPr>
+      <w:r>
+        <w:rPr>
+          <w:color w:val="000000"/>
+        </w:rPr>
+        <w:t>d. Let's go now.</w:t>
+      </w:r>
+    </w:p>
+    <w:p>
+      <w:pPr>
+        <w:spacing w:before="0" w:after="35" w:line="300" w:lineRule="auto"/>
+        <w:widowControl/>
+      </w:pPr>
+      <w:r>
+        <w:rPr>
+          <w:color w:val="000000"/>
+        </w:rPr>
+        <w:t>A. b-a-c-d</w:t>
+      </w:r>
+    </w:p>
+    <w:p>
+      <w:pPr>
+        <w:spacing w:before="0" w:after="35" w:line="300" w:lineRule="auto"/>
+        <w:widowControl/>
+      </w:pPr>
+      <w:r>
+        <w:rPr>
+          <w:color w:val="000000"/>
+        </w:rPr>
+        <w:t>B. a-b-c-d</w:t>
+      </w:r>
+    </w:p>
+    <w:p>
+      <w:pPr>
+        <w:spacing w:before="0" w:after="35" w:line="300" w:lineRule="auto"/>
+        <w:widowControl/>
+      </w:pPr>
+      <w:r>
+        <w:rPr>
+          <w:color w:val="000000"/>
+        </w:rPr>
+        <w:t>C. b-c-a-d</w:t>
+      </w:r>
+    </w:p>
+    <w:p>
+      <w:pPr>
+        <w:spacing w:before="0" w:after="35" w:line="300" w:lineRule="auto"/>
+        <w:widowControl/>
+      </w:pPr>
+      <w:r>
+        <w:rPr>
+          <w:color w:val="000000"/>
+        </w:rPr>
+        <w:t>D. c-a-b-d</w:t>
+      </w:r>
+    </w:p>
+    <w:p>
+      <w:pPr>
+        <w:spacing w:before="20" w:after="90" w:line="300" w:lineRule="auto"/>
+        <w:widowControl/>
+      </w:pPr>
+      <w:r>
+        <w:rPr>
+          <w:color w:val="000000"/>
+        </w:rPr>
+        <w:t>9. Sắp xếp hội thoại:</w:t>
+      </w:r>
+    </w:p>
+    <w:p>
+      <w:pPr>
+        <w:spacing w:before="0" w:after="45" w:line="300" w:lineRule="auto"/>
+        <w:widowControl/>
+      </w:pPr>
+      <w:r>
+        <w:rPr>
+          <w:color w:val="000000"/>
+        </w:rPr>
+        <w:t>a. What does it cover?</w:t>
+      </w:r>
+    </w:p>
+    <w:p>
+      <w:pPr>
+        <w:spacing w:before="0" w:after="45" w:line="300" w:lineRule="auto"/>
+        <w:widowControl/>
+      </w:pPr>
+      <w:r>
+        <w:rPr>
+          <w:color w:val="000000"/>
+        </w:rPr>
+        <w:t>b. I'm thinking of joining the first-aid course.</w:t>
+      </w:r>
+    </w:p>
+    <w:p>
+      <w:pPr>
+        <w:spacing w:before="0" w:after="45" w:line="300" w:lineRule="auto"/>
+        <w:widowControl/>
+      </w:pPr>
+      <w:r>
+        <w:rPr>
+          <w:color w:val="000000"/>
+        </w:rPr>
+        <w:t>c. Basic emergency skills.</w:t>
+      </w:r>
+    </w:p>
+    <w:p>
+      <w:pPr>
+        <w:spacing w:before="0" w:after="45" w:line="300" w:lineRule="auto"/>
+        <w:widowControl/>
+      </w:pPr>
+      <w:r>
+        <w:rPr>
+          <w:color w:val="000000"/>
+        </w:rPr>
+        <w:t>d. That sounds useful.</w:t>
+      </w:r>
+    </w:p>
+    <w:p>
+      <w:pPr>
+        <w:spacing w:before="0" w:after="35" w:line="300" w:lineRule="auto"/>
+        <w:widowControl/>
+      </w:pPr>
+      <w:r>
+        <w:rPr>
+          <w:color w:val="000000"/>
+        </w:rPr>
+        <w:t>A. b-a-c-d</w:t>
+      </w:r>
+    </w:p>
+    <w:p>
+      <w:pPr>
+        <w:spacing w:before="0" w:after="35" w:line="300" w:lineRule="auto"/>
+        <w:widowControl/>
+      </w:pPr>
+      <w:r>
+        <w:rPr>
+          <w:color w:val="000000"/>
+        </w:rPr>
+        <w:t>B. a-b-d-c</w:t>
+      </w:r>
+    </w:p>
+    <w:p>
+      <w:pPr>
+        <w:spacing w:before="0" w:after="35" w:line="300" w:lineRule="auto"/>
+        <w:widowControl/>
+      </w:pPr>
+      <w:r>
+        <w:rPr>
+          <w:color w:val="000000"/>
+        </w:rPr>
+        <w:t>C. b-c-a-d</w:t>
+      </w:r>
+    </w:p>
+    <w:p>
+      <w:pPr>
+        <w:spacing w:before="0" w:after="35" w:line="300" w:lineRule="auto"/>
+        <w:widowControl/>
+      </w:pPr>
+      <w:r>
+        <w:rPr>
+          <w:color w:val="000000"/>
+        </w:rPr>
+        <w:t>D. c-b-a-d</w:t>
+      </w:r>
+    </w:p>
+    <w:p>
+      <w:pPr>
+        <w:spacing w:before="20" w:after="90" w:line="300" w:lineRule="auto"/>
+        <w:widowControl/>
+      </w:pPr>
+      <w:r>
+        <w:rPr>
+          <w:color w:val="000000"/>
+        </w:rPr>
+        <w:t>10. Sắp xếp hội thoại:</w:t>
+      </w:r>
+    </w:p>
+    <w:p>
+      <w:pPr>
+        <w:spacing w:before="0" w:after="45" w:line="300" w:lineRule="auto"/>
+        <w:widowControl/>
+      </w:pPr>
+      <w:r>
+        <w:rPr>
+          <w:color w:val="000000"/>
+        </w:rPr>
+        <w:t>a. You're welcome.</w:t>
+      </w:r>
+    </w:p>
+    <w:p>
+      <w:pPr>
+        <w:spacing w:before="0" w:after="45" w:line="300" w:lineRule="auto"/>
+        <w:widowControl/>
+      </w:pPr>
+      <w:r>
+        <w:rPr>
+          <w:color w:val="000000"/>
+        </w:rPr>
+        <w:t>b. Excuse me, where is Room 12?</w:t>
+      </w:r>
+    </w:p>
+    <w:p>
+      <w:pPr>
+        <w:spacing w:before="0" w:after="45" w:line="300" w:lineRule="auto"/>
+        <w:widowControl/>
+      </w:pPr>
+      <w:r>
+        <w:rPr>
+          <w:color w:val="000000"/>
+        </w:rPr>
+        <w:t>c. It's on the second floor.</w:t>
+      </w:r>
+    </w:p>
+    <w:p>
+      <w:pPr>
+        <w:spacing w:before="0" w:after="45" w:line="300" w:lineRule="auto"/>
+        <w:widowControl/>
+      </w:pPr>
+      <w:r>
+        <w:rPr>
+          <w:color w:val="000000"/>
+        </w:rPr>
+        <w:t>d. Thank you.</w:t>
+      </w:r>
+    </w:p>
+    <w:p>
+      <w:pPr>
+        <w:spacing w:before="0" w:after="35" w:line="300" w:lineRule="auto"/>
+        <w:widowControl/>
+      </w:pPr>
+      <w:r>
+        <w:rPr>
+          <w:color w:val="000000"/>
+        </w:rPr>
+        <w:t>A. b-c-d-a</w:t>
+      </w:r>
+    </w:p>
+    <w:p>
+      <w:pPr>
+        <w:spacing w:before="0" w:after="35" w:line="300" w:lineRule="auto"/>
+        <w:widowControl/>
+      </w:pPr>
+      <w:r>
+        <w:rPr>
+          <w:color w:val="000000"/>
+        </w:rPr>
+        <w:t>B. c-b-a-d</w:t>
+      </w:r>
+    </w:p>
+    <w:p>
+      <w:pPr>
+        <w:spacing w:before="0" w:after="35" w:line="300" w:lineRule="auto"/>
+        <w:widowControl/>
+      </w:pPr>
+      <w:r>
+        <w:rPr>
+          <w:color w:val="000000"/>
+        </w:rPr>
+        <w:t>C. b-d-c-a</w:t>
+      </w:r>
+    </w:p>
+    <w:p>
+      <w:pPr>
+        <w:spacing w:before="0" w:after="35" w:line="300" w:lineRule="auto"/>
+        <w:widowControl/>
+      </w:pPr>
+      <w:r>
+        <w:rPr>
+          <w:color w:val="000000"/>
+        </w:rPr>
+        <w:t>D. d-b-c-a</w:t>
+      </w:r>
+    </w:p>
+    <w:p>
+      <w:pPr>
+        <w:spacing w:before="240" w:after="60" w:line="300" w:lineRule="auto"/>
+        <w:widowControl/>
+        <w:keepNext/>
+      </w:pPr>
+      <w:r>
+        <w:rPr>
+          <w:color w:val="000000"/>
           <w:b/>
-        </w:rPr>
-        <w:t xml:space="preserve">PHẦN 8. PHÁT HIỆN VÀ SỬA LỖI (10 điểm)</w:t>
-      </w:r>
-    </w:p>
-    <w:p>
-      <w:r>
-        <w:t xml:space="preserve">1. Students are invited attending. 2. The centre provides learners for free materials. 3. Because the heavy rain, the event stopped. 4. This measures reduce waste. 5. Some attended; other stayed home. 6. The form must submit online. 7. He suggested to organise a meeting. 8. The information are useful. 9. However, the project was cheap and saved money. 10. Please let me know do you agree.</w:t>
-      </w:r>
-    </w:p>
-    <w:p>
-      <w:r>
-        <w:rPr>
+          <w:sz w:val="24"/>
+          <w:szCs w:val="24"/>
+        </w:rPr>
+        <w:t>PHẦN 5. SẮP XẾP EMAIL (10 điểm)</w:t>
+      </w:r>
+    </w:p>
+    <w:p>
+      <w:pPr>
+        <w:spacing w:before="0" w:after="100" w:line="300" w:lineRule="auto"/>
+        <w:widowControl/>
+      </w:pPr>
+      <w:r>
+        <w:rPr>
+          <w:color w:val="000000"/>
+          <w:i/>
+        </w:rPr>
+        <w:t>Sắp xếp các phần của email theo trình tự hợp lý; thực hiện thêm yêu cầu cho nhóm 6–10.</w:t>
+      </w:r>
+    </w:p>
+    <w:p>
+      <w:pPr>
+        <w:spacing w:before="20" w:after="90" w:line="300" w:lineRule="auto"/>
+        <w:widowControl/>
+      </w:pPr>
+      <w:r>
+        <w:rPr>
+          <w:color w:val="000000"/>
+        </w:rPr>
+        <w:t>1. Sắp xếp email:</w:t>
+      </w:r>
+    </w:p>
+    <w:p>
+      <w:pPr>
+        <w:spacing w:before="0" w:after="45" w:line="300" w:lineRule="auto"/>
+        <w:widowControl/>
+      </w:pPr>
+      <w:r>
+        <w:rPr>
+          <w:color w:val="000000"/>
+        </w:rPr>
+        <w:t>a. Best wishes, Minh</w:t>
+      </w:r>
+    </w:p>
+    <w:p>
+      <w:pPr>
+        <w:spacing w:before="0" w:after="45" w:line="300" w:lineRule="auto"/>
+        <w:widowControl/>
+      </w:pPr>
+      <w:r>
+        <w:rPr>
+          <w:color w:val="000000"/>
+        </w:rPr>
+        <w:t>b. Hi Tom,</w:t>
+      </w:r>
+    </w:p>
+    <w:p>
+      <w:pPr>
+        <w:spacing w:before="0" w:after="45" w:line="300" w:lineRule="auto"/>
+        <w:widowControl/>
+      </w:pPr>
+      <w:r>
+        <w:rPr>
+          <w:color w:val="000000"/>
+        </w:rPr>
+        <w:t>c. Please let me know if you can attend.</w:t>
+      </w:r>
+    </w:p>
+    <w:p>
+      <w:pPr>
+        <w:spacing w:before="0" w:after="45" w:line="300" w:lineRule="auto"/>
+        <w:widowControl/>
+      </w:pPr>
+      <w:r>
+        <w:rPr>
+          <w:color w:val="000000"/>
+        </w:rPr>
+        <w:t>d. I'm writing to invite you to our class exhibition.</w:t>
+      </w:r>
+    </w:p>
+    <w:p>
+      <w:pPr>
+        <w:spacing w:before="0" w:after="45" w:line="300" w:lineRule="auto"/>
+        <w:widowControl/>
+      </w:pPr>
+      <w:r>
+        <w:rPr>
+          <w:color w:val="000000"/>
+        </w:rPr>
+        <w:t>e. It begins at 7 p.m. on Friday.</w:t>
+      </w:r>
+    </w:p>
+    <w:p>
+      <w:pPr>
+        <w:spacing w:before="20" w:after="90" w:line="300" w:lineRule="auto"/>
+        <w:widowControl/>
+      </w:pPr>
+      <w:r>
+        <w:rPr>
+          <w:color w:val="000000"/>
+        </w:rPr>
+        <w:t>2. Sắp xếp email:</w:t>
+      </w:r>
+    </w:p>
+    <w:p>
+      <w:pPr>
+        <w:spacing w:before="0" w:after="45" w:line="300" w:lineRule="auto"/>
+        <w:widowControl/>
+      </w:pPr>
+      <w:r>
+        <w:rPr>
+          <w:color w:val="000000"/>
+        </w:rPr>
+        <w:t>a. Yours faithfully, Lan</w:t>
+      </w:r>
+    </w:p>
+    <w:p>
+      <w:pPr>
+        <w:spacing w:before="0" w:after="45" w:line="300" w:lineRule="auto"/>
+        <w:widowControl/>
+      </w:pPr>
+      <w:r>
+        <w:rPr>
+          <w:color w:val="000000"/>
+        </w:rPr>
+        <w:t>b. Dear Sir or Madam,</w:t>
+      </w:r>
+    </w:p>
+    <w:p>
+      <w:pPr>
+        <w:spacing w:before="0" w:after="45" w:line="300" w:lineRule="auto"/>
+        <w:widowControl/>
+      </w:pPr>
+      <w:r>
+        <w:rPr>
+          <w:color w:val="000000"/>
+        </w:rPr>
+        <w:t>c. Could you tell me the fee and schedule?</w:t>
+      </w:r>
+    </w:p>
+    <w:p>
+      <w:pPr>
+        <w:spacing w:before="0" w:after="45" w:line="300" w:lineRule="auto"/>
+        <w:widowControl/>
+      </w:pPr>
+      <w:r>
+        <w:rPr>
+          <w:color w:val="000000"/>
+        </w:rPr>
+        <w:t>d. I am interested in your summer course.</w:t>
+      </w:r>
+    </w:p>
+    <w:p>
+      <w:pPr>
+        <w:spacing w:before="0" w:after="45" w:line="300" w:lineRule="auto"/>
+        <w:widowControl/>
+      </w:pPr>
+      <w:r>
+        <w:rPr>
+          <w:color w:val="000000"/>
+        </w:rPr>
+        <w:t>e. I look forward to your reply.</w:t>
+      </w:r>
+    </w:p>
+    <w:p>
+      <w:pPr>
+        <w:spacing w:before="20" w:after="90" w:line="300" w:lineRule="auto"/>
+        <w:widowControl/>
+      </w:pPr>
+      <w:r>
+        <w:rPr>
+          <w:color w:val="000000"/>
+        </w:rPr>
+        <w:t>3. Sắp xếp email:</w:t>
+      </w:r>
+    </w:p>
+    <w:p>
+      <w:pPr>
+        <w:spacing w:before="0" w:after="45" w:line="300" w:lineRule="auto"/>
+        <w:widowControl/>
+      </w:pPr>
+      <w:r>
+        <w:rPr>
+          <w:color w:val="000000"/>
+        </w:rPr>
+        <w:t>a. Best, Hoa</w:t>
+      </w:r>
+    </w:p>
+    <w:p>
+      <w:pPr>
+        <w:spacing w:before="0" w:after="45" w:line="300" w:lineRule="auto"/>
+        <w:widowControl/>
+      </w:pPr>
+      <w:r>
+        <w:rPr>
+          <w:color w:val="000000"/>
+        </w:rPr>
+        <w:t>b. I will send the corrected file tonight.</w:t>
+      </w:r>
+    </w:p>
+    <w:p>
+      <w:pPr>
+        <w:spacing w:before="0" w:after="45" w:line="300" w:lineRule="auto"/>
+        <w:widowControl/>
+      </w:pPr>
+      <w:r>
+        <w:rPr>
+          <w:color w:val="000000"/>
+        </w:rPr>
+        <w:t>c. Hi Mai,</w:t>
+      </w:r>
+    </w:p>
+    <w:p>
+      <w:pPr>
+        <w:spacing w:before="0" w:after="45" w:line="300" w:lineRule="auto"/>
+        <w:widowControl/>
+      </w:pPr>
+      <w:r>
+        <w:rPr>
+          <w:color w:val="000000"/>
+        </w:rPr>
+        <w:t>d. I'm sorry for the error in yesterday's report.</w:t>
+      </w:r>
+    </w:p>
+    <w:p>
+      <w:pPr>
+        <w:spacing w:before="0" w:after="45" w:line="300" w:lineRule="auto"/>
+        <w:widowControl/>
+      </w:pPr>
+      <w:r>
+        <w:rPr>
+          <w:color w:val="000000"/>
+        </w:rPr>
+        <w:t>e. Thank you for pointing it out.</w:t>
+      </w:r>
+    </w:p>
+    <w:p>
+      <w:pPr>
+        <w:spacing w:before="20" w:after="90" w:line="300" w:lineRule="auto"/>
+        <w:widowControl/>
+      </w:pPr>
+      <w:r>
+        <w:rPr>
+          <w:color w:val="000000"/>
+        </w:rPr>
+        <w:t>4. Sắp xếp email:</w:t>
+      </w:r>
+    </w:p>
+    <w:p>
+      <w:pPr>
+        <w:spacing w:before="0" w:after="45" w:line="300" w:lineRule="auto"/>
+        <w:widowControl/>
+      </w:pPr>
+      <w:r>
+        <w:rPr>
+          <w:color w:val="000000"/>
+        </w:rPr>
+        <w:t>a. Kind regards, Nam</w:t>
+      </w:r>
+    </w:p>
+    <w:p>
+      <w:pPr>
+        <w:spacing w:before="0" w:after="45" w:line="300" w:lineRule="auto"/>
+        <w:widowControl/>
+      </w:pPr>
+      <w:r>
+        <w:rPr>
+          <w:color w:val="000000"/>
+        </w:rPr>
+        <w:t>b. Dear Ms Brown,</w:t>
+      </w:r>
+    </w:p>
+    <w:p>
+      <w:pPr>
+        <w:spacing w:before="0" w:after="45" w:line="300" w:lineRule="auto"/>
+        <w:widowControl/>
+      </w:pPr>
+      <w:r>
+        <w:rPr>
+          <w:color w:val="000000"/>
+        </w:rPr>
+        <w:t>c. Would Tuesday at 2 p.m. be convenient?</w:t>
+      </w:r>
+    </w:p>
+    <w:p>
+      <w:pPr>
+        <w:spacing w:before="0" w:after="45" w:line="300" w:lineRule="auto"/>
+        <w:widowControl/>
+      </w:pPr>
+      <w:r>
+        <w:rPr>
+          <w:color w:val="000000"/>
+        </w:rPr>
+        <w:t>d. I would like to discuss my project.</w:t>
+      </w:r>
+    </w:p>
+    <w:p>
+      <w:pPr>
+        <w:spacing w:before="0" w:after="45" w:line="300" w:lineRule="auto"/>
+        <w:widowControl/>
+      </w:pPr>
+      <w:r>
+        <w:rPr>
+          <w:color w:val="000000"/>
+        </w:rPr>
+        <w:t>e. Please let me know.</w:t>
+      </w:r>
+    </w:p>
+    <w:p>
+      <w:pPr>
+        <w:spacing w:before="20" w:after="90" w:line="300" w:lineRule="auto"/>
+        <w:widowControl/>
+      </w:pPr>
+      <w:r>
+        <w:rPr>
+          <w:color w:val="000000"/>
+        </w:rPr>
+        <w:t>5. Sắp xếp email:</w:t>
+      </w:r>
+    </w:p>
+    <w:p>
+      <w:pPr>
+        <w:spacing w:before="0" w:after="45" w:line="300" w:lineRule="auto"/>
+        <w:widowControl/>
+      </w:pPr>
+      <w:r>
+        <w:rPr>
+          <w:color w:val="000000"/>
+        </w:rPr>
+        <w:t>a. See you soon, An</w:t>
+      </w:r>
+    </w:p>
+    <w:p>
+      <w:pPr>
+        <w:spacing w:before="0" w:after="45" w:line="300" w:lineRule="auto"/>
+        <w:widowControl/>
+      </w:pPr>
+      <w:r>
+        <w:rPr>
+          <w:color w:val="000000"/>
+        </w:rPr>
+        <w:t>b. Hi Linh,</w:t>
+      </w:r>
+    </w:p>
+    <w:p>
+      <w:pPr>
+        <w:spacing w:before="0" w:after="45" w:line="300" w:lineRule="auto"/>
+        <w:widowControl/>
+      </w:pPr>
+      <w:r>
+        <w:rPr>
+          <w:color w:val="000000"/>
+        </w:rPr>
+        <w:t>c. The park entrance at eight would be convenient.</w:t>
+      </w:r>
+    </w:p>
+    <w:p>
+      <w:pPr>
+        <w:spacing w:before="0" w:after="45" w:line="300" w:lineRule="auto"/>
+        <w:widowControl/>
+      </w:pPr>
+      <w:r>
+        <w:rPr>
+          <w:color w:val="000000"/>
+        </w:rPr>
+        <w:t>d. Thanks for agreeing to join the walking group.</w:t>
+      </w:r>
+    </w:p>
+    <w:p>
+      <w:pPr>
+        <w:spacing w:before="0" w:after="45" w:line="300" w:lineRule="auto"/>
+        <w:widowControl/>
+      </w:pPr>
+      <w:r>
+        <w:rPr>
+          <w:color w:val="000000"/>
+        </w:rPr>
+        <w:t>e. Remember to bring gloves.</w:t>
+      </w:r>
+    </w:p>
+    <w:p>
+      <w:pPr>
+        <w:spacing w:before="20" w:after="90" w:line="300" w:lineRule="auto"/>
+        <w:widowControl/>
+      </w:pPr>
+      <w:r>
+        <w:rPr>
+          <w:color w:val="000000"/>
+        </w:rPr>
+        <w:t>6–10. Viết thứ tự và chỉ ra lời chào, mục đích, chi tiết, yêu cầu/kết và chữ ký trong mỗi email.</w:t>
+      </w:r>
+    </w:p>
+    <w:p>
+      <w:pPr>
+        <w:spacing w:before="240" w:after="60" w:line="300" w:lineRule="auto"/>
+        <w:widowControl/>
+        <w:keepNext/>
+      </w:pPr>
+      <w:r>
+        <w:rPr>
+          <w:color w:val="000000"/>
           <w:b/>
-        </w:rPr>
-        <w:t xml:space="preserve">PHẦN 9. BÀI TẬP DẠNG ĐỀ THI (10 điểm)</w:t>
-      </w:r>
-    </w:p>
-    <w:p>
-      <w:r>
-        <w:t xml:space="preserve">1. “The club meets weekly. ___, members complete monthly projects.” A In addition B However C Otherwise D Despite. 2. “A new device was installed. It records air quality.” It = A air B device C quality D installation. 3. Sentence order: a This reduced waiting times. b The clinic introduced online booking. c Patients could select available times. A b-c-a B a-b-c C b-a-c D c-b-a. 4. Best next reply: “Would you like to volunteer?” A I'd love to. What does the role involve? B At the centre. C Yesterday. D Volunteers help. 5. Complete: prevent waste ___ entering rivers. A to B from C of D at. 6. Complete: ___ feeling tired, she finished. A Although B Despite C Because D Therefore. 7. Email ending order: a Best wishes b Please reply by Friday c The event starts at six. A c-b-a B a-b-c C b-c-a D c-a-b. 8. “These benefits” requires A one problem B several benefits before it C a date D a person. 9. “For example” should follow A general statement B final goodbye C opposite result D question only. 10. The whole passage should be read again to check A coherence B handwriting only C page number D font.</w:t>
-      </w:r>
-    </w:p>
-    <w:p>
-      <w:r>
-        <w:rPr>
+          <w:sz w:val="24"/>
+          <w:szCs w:val="24"/>
+        </w:rPr>
+        <w:t>PHẦN 6. SẮP XẾP ĐOẠN VĂN (10 điểm)</w:t>
+      </w:r>
+    </w:p>
+    <w:p>
+      <w:pPr>
+        <w:spacing w:before="0" w:after="100" w:line="300" w:lineRule="auto"/>
+        <w:widowControl/>
+      </w:pPr>
+      <w:r>
+        <w:rPr>
+          <w:color w:val="000000"/>
+          <w:i/>
+        </w:rPr>
+        <w:t>Sắp xếp các câu theo mạch ý; thực hiện thêm yêu cầu về dấu hiệu liên kết cho nhóm 6–10.</w:t>
+      </w:r>
+    </w:p>
+    <w:p>
+      <w:pPr>
+        <w:spacing w:before="20" w:after="90" w:line="300" w:lineRule="auto"/>
+        <w:widowControl/>
+      </w:pPr>
+      <w:r>
+        <w:rPr>
+          <w:color w:val="000000"/>
+        </w:rPr>
+        <w:t>1. Sắp xếp đoạn văn:</w:t>
+      </w:r>
+    </w:p>
+    <w:p>
+      <w:pPr>
+        <w:spacing w:before="0" w:after="45" w:line="300" w:lineRule="auto"/>
+        <w:widowControl/>
+      </w:pPr>
+      <w:r>
+        <w:rPr>
+          <w:color w:val="000000"/>
+        </w:rPr>
+        <w:t>a. These habits reduce electricity use.</w:t>
+      </w:r>
+    </w:p>
+    <w:p>
+      <w:pPr>
+        <w:spacing w:before="0" w:after="45" w:line="300" w:lineRule="auto"/>
+        <w:widowControl/>
+      </w:pPr>
+      <w:r>
+        <w:rPr>
+          <w:color w:val="000000"/>
+        </w:rPr>
+        <w:t>b. Small actions can save energy at school.</w:t>
+      </w:r>
+    </w:p>
+    <w:p>
+      <w:pPr>
+        <w:spacing w:before="0" w:after="45" w:line="300" w:lineRule="auto"/>
+        <w:widowControl/>
+      </w:pPr>
+      <w:r>
+        <w:rPr>
+          <w:color w:val="000000"/>
+        </w:rPr>
+        <w:t>c. For example, students can switch off lights and computers.</w:t>
+      </w:r>
+    </w:p>
+    <w:p>
+      <w:pPr>
+        <w:spacing w:before="0" w:after="45" w:line="300" w:lineRule="auto"/>
+        <w:widowControl/>
+      </w:pPr>
+      <w:r>
+        <w:rPr>
+          <w:color w:val="000000"/>
+        </w:rPr>
+        <w:t>d. Therefore, everyone should follow them daily.</w:t>
+      </w:r>
+    </w:p>
+    <w:p>
+      <w:pPr>
+        <w:spacing w:before="20" w:after="90" w:line="300" w:lineRule="auto"/>
+        <w:widowControl/>
+      </w:pPr>
+      <w:r>
+        <w:rPr>
+          <w:color w:val="000000"/>
+        </w:rPr>
+        <w:t>2. Sắp xếp đoạn văn:</w:t>
+      </w:r>
+    </w:p>
+    <w:p>
+      <w:pPr>
+        <w:spacing w:before="0" w:after="45" w:line="300" w:lineRule="auto"/>
+        <w:widowControl/>
+      </w:pPr>
+      <w:r>
+        <w:rPr>
+          <w:color w:val="000000"/>
+        </w:rPr>
+        <w:t>a. Finally, submit the form.</w:t>
+      </w:r>
+    </w:p>
+    <w:p>
+      <w:pPr>
+        <w:spacing w:before="0" w:after="45" w:line="300" w:lineRule="auto"/>
+        <w:widowControl/>
+      </w:pPr>
+      <w:r>
+        <w:rPr>
+          <w:color w:val="000000"/>
+        </w:rPr>
+        <w:t>b. Registering is simple.</w:t>
+      </w:r>
+    </w:p>
+    <w:p>
+      <w:pPr>
+        <w:spacing w:before="0" w:after="45" w:line="300" w:lineRule="auto"/>
+        <w:widowControl/>
+      </w:pPr>
+      <w:r>
+        <w:rPr>
+          <w:color w:val="000000"/>
+        </w:rPr>
+        <w:t>c. First, create an account.</w:t>
+      </w:r>
+    </w:p>
+    <w:p>
+      <w:pPr>
+        <w:spacing w:before="0" w:after="45" w:line="300" w:lineRule="auto"/>
+        <w:widowControl/>
+      </w:pPr>
+      <w:r>
+        <w:rPr>
+          <w:color w:val="000000"/>
+        </w:rPr>
+        <w:t>d. Next, enter your details.</w:t>
+      </w:r>
+    </w:p>
+    <w:p>
+      <w:pPr>
+        <w:spacing w:before="20" w:after="90" w:line="300" w:lineRule="auto"/>
+        <w:widowControl/>
+      </w:pPr>
+      <w:r>
+        <w:rPr>
+          <w:color w:val="000000"/>
+        </w:rPr>
+        <w:t>3. Sắp xếp đoạn văn:</w:t>
+      </w:r>
+    </w:p>
+    <w:p>
+      <w:pPr>
+        <w:spacing w:before="0" w:after="45" w:line="300" w:lineRule="auto"/>
+        <w:widowControl/>
+      </w:pPr>
+      <w:r>
+        <w:rPr>
+          <w:color w:val="000000"/>
+        </w:rPr>
+        <w:t>a. This provides food for insects.</w:t>
+      </w:r>
+    </w:p>
+    <w:p>
+      <w:pPr>
+        <w:spacing w:before="0" w:after="45" w:line="300" w:lineRule="auto"/>
+        <w:widowControl/>
+      </w:pPr>
+      <w:r>
+        <w:rPr>
+          <w:color w:val="000000"/>
+        </w:rPr>
+        <w:t>b. Native flowers benefit school gardens.</w:t>
+      </w:r>
+    </w:p>
+    <w:p>
+      <w:pPr>
+        <w:spacing w:before="0" w:after="45" w:line="300" w:lineRule="auto"/>
+        <w:widowControl/>
+      </w:pPr>
+      <w:r>
+        <w:rPr>
+          <w:color w:val="000000"/>
+        </w:rPr>
+        <w:t>c. As a result, biodiversity improves.</w:t>
+      </w:r>
+    </w:p>
+    <w:p>
+      <w:pPr>
+        <w:spacing w:before="0" w:after="45" w:line="300" w:lineRule="auto"/>
+        <w:widowControl/>
+      </w:pPr>
+      <w:r>
+        <w:rPr>
+          <w:color w:val="000000"/>
+        </w:rPr>
+        <w:t>d. They bloom at different times.</w:t>
+      </w:r>
+    </w:p>
+    <w:p>
+      <w:pPr>
+        <w:spacing w:before="20" w:after="90" w:line="300" w:lineRule="auto"/>
+        <w:widowControl/>
+      </w:pPr>
+      <w:r>
+        <w:rPr>
+          <w:color w:val="000000"/>
+        </w:rPr>
+        <w:t>4. Sắp xếp đoạn văn:</w:t>
+      </w:r>
+    </w:p>
+    <w:p>
+      <w:pPr>
+        <w:spacing w:before="0" w:after="45" w:line="300" w:lineRule="auto"/>
+        <w:widowControl/>
+      </w:pPr>
+      <w:r>
+        <w:rPr>
+          <w:color w:val="000000"/>
+        </w:rPr>
+        <w:t>a. However, some users lack reliable Internet access.</w:t>
+      </w:r>
+    </w:p>
+    <w:p>
+      <w:pPr>
+        <w:spacing w:before="0" w:after="45" w:line="300" w:lineRule="auto"/>
+        <w:widowControl/>
+      </w:pPr>
+      <w:r>
+        <w:rPr>
+          <w:color w:val="000000"/>
+        </w:rPr>
+        <w:t>b. Online learning offers flexibility.</w:t>
+      </w:r>
+    </w:p>
+    <w:p>
+      <w:pPr>
+        <w:spacing w:before="0" w:after="45" w:line="300" w:lineRule="auto"/>
+        <w:widowControl/>
+      </w:pPr>
+      <w:r>
+        <w:rPr>
+          <w:color w:val="000000"/>
+        </w:rPr>
+        <w:t>c. Schools should therefore provide offline materials.</w:t>
+      </w:r>
+    </w:p>
+    <w:p>
+      <w:pPr>
+        <w:spacing w:before="0" w:after="45" w:line="300" w:lineRule="auto"/>
+        <w:widowControl/>
+      </w:pPr>
+      <w:r>
+        <w:rPr>
+          <w:color w:val="000000"/>
+        </w:rPr>
+        <w:t>d. Learners can study at convenient times.</w:t>
+      </w:r>
+    </w:p>
+    <w:p>
+      <w:pPr>
+        <w:spacing w:before="20" w:after="90" w:line="300" w:lineRule="auto"/>
+        <w:widowControl/>
+      </w:pPr>
+      <w:r>
+        <w:rPr>
+          <w:color w:val="000000"/>
+        </w:rPr>
+        <w:t>5. Sắp xếp đoạn văn:</w:t>
+      </w:r>
+    </w:p>
+    <w:p>
+      <w:pPr>
+        <w:spacing w:before="0" w:after="45" w:line="300" w:lineRule="auto"/>
+        <w:widowControl/>
+      </w:pPr>
+      <w:r>
+        <w:rPr>
+          <w:color w:val="000000"/>
+        </w:rPr>
+        <w:t>a. The programme began with twenty volunteers.</w:t>
+      </w:r>
+    </w:p>
+    <w:p>
+      <w:pPr>
+        <w:spacing w:before="0" w:after="45" w:line="300" w:lineRule="auto"/>
+        <w:widowControl/>
+      </w:pPr>
+      <w:r>
+        <w:rPr>
+          <w:color w:val="000000"/>
+        </w:rPr>
+        <w:t>b. It now has more than one hundred.</w:t>
+      </w:r>
+    </w:p>
+    <w:p>
+      <w:pPr>
+        <w:spacing w:before="0" w:after="45" w:line="300" w:lineRule="auto"/>
+        <w:widowControl/>
+      </w:pPr>
+      <w:r>
+        <w:rPr>
+          <w:color w:val="000000"/>
+        </w:rPr>
+        <w:t>c. A local walking group group was formed in 2022.</w:t>
+      </w:r>
+    </w:p>
+    <w:p>
+      <w:pPr>
+        <w:spacing w:before="0" w:after="45" w:line="300" w:lineRule="auto"/>
+        <w:widowControl/>
+      </w:pPr>
+      <w:r>
+        <w:rPr>
+          <w:color w:val="000000"/>
+        </w:rPr>
+        <w:t>d. This growth allowed it to cover three parks.</w:t>
+      </w:r>
+    </w:p>
+    <w:p>
+      <w:pPr>
+        <w:spacing w:before="20" w:after="90" w:line="300" w:lineRule="auto"/>
+        <w:widowControl/>
+      </w:pPr>
+      <w:r>
+        <w:rPr>
+          <w:color w:val="000000"/>
+        </w:rPr>
+        <w:t>6–10. Với mỗi nhóm, giải thích một dấu hiệu khóa thứ tự.</w:t>
+      </w:r>
+    </w:p>
+    <w:p>
+      <w:pPr>
+        <w:spacing w:before="240" w:after="60" w:line="300" w:lineRule="auto"/>
+        <w:widowControl/>
+        <w:keepNext/>
+      </w:pPr>
+      <w:r>
+        <w:rPr>
+          <w:color w:val="000000"/>
           <w:b/>
-        </w:rPr>
-        <w:t xml:space="preserve">PHẦN 10. TẠO VĂN BẢN (10 điểm)</w:t>
-      </w:r>
-    </w:p>
-    <w:p>
-      <w:r>
-        <w:t xml:space="preserve">Viết một tờ rơi 110–130 từ kêu gọi tham gia hoạt động cộng đồng. Có tiêu đề, vấn đề/mục đích, thời gian–địa điểm, ít nhất ba hành động/lợi ích và lời kêu gọi. Sau đó tạo 5 chỗ trống kiểm tra từ loại, collocation, từ nối, quy chiếu và cấu trúc động từ; cho đáp án.</w:t>
-      </w:r>
-    </w:p>
-    <w:p>
-      <w:r>
-        <w:rPr>
+          <w:sz w:val="24"/>
+          <w:szCs w:val="24"/>
+        </w:rPr>
+        <w:t>PHẦN 7. ĐỌC ĐIỀN KHUYẾT TỔNG HỢP (10 điểm)</w:t>
+      </w:r>
+    </w:p>
+    <w:p>
+      <w:pPr>
+        <w:spacing w:before="0" w:after="100" w:line="300" w:lineRule="auto"/>
+        <w:widowControl/>
+      </w:pPr>
+      <w:r>
+        <w:rPr>
+          <w:color w:val="000000"/>
+          <w:i/>
+        </w:rPr>
+        <w:t>Đọc đoạn văn và chọn đáp án phù hợp cho 10 chỗ trống.</w:t>
+      </w:r>
+    </w:p>
+    <w:p>
+      <w:pPr>
+        <w:spacing w:before="20" w:after="110" w:line="320" w:lineRule="auto"/>
+        <w:widowControl/>
+      </w:pPr>
+      <w:r>
+        <w:rPr>
+          <w:color w:val="000000"/>
+        </w:rPr>
+        <w:t>Community libraries are changing to meet new needs. In addition to lending books, many now provide access (1) ___ computers, quiet study areas and free workshops. These services are especially useful for people (2) ___ cannot afford equipment at home. Some libraries lend tools or musical instruments, (3) ___ others organise language clubs. Staff must first understand local needs before (4) ___ a new service. Surveys and public meetings can provide (5) ___ information. However, ideas also need realistic budgets and trained staff. A service may be popular (6) ___ difficult to maintain. For this reason, many libraries begin with a short trial and collect feedback (7) ___. If the results are positive, the programme can be (8) ___. Such careful planning helps libraries use resources (9) ___ and remain valuable (10) ___ the whole community.</w:t>
+      </w:r>
+    </w:p>
+    <w:p>
+      <w:pPr>
+        <w:spacing w:before="20" w:after="90" w:line="300" w:lineRule="auto"/>
+        <w:widowControl/>
+        <w:keepNext/>
+      </w:pPr>
+      <w:r>
+        <w:rPr>
+          <w:color w:val="000000"/>
+        </w:rPr>
+        <w:t>1. Chọn đáp án cho chỗ trống (1).</w:t>
+      </w:r>
+    </w:p>
+    <w:p>
+      <w:pPr>
+        <w:spacing w:before="0" w:after="35" w:line="300" w:lineRule="auto"/>
+        <w:widowControl/>
+        <w:keepNext/>
+      </w:pPr>
+      <w:r>
+        <w:rPr>
+          <w:color w:val="000000"/>
+        </w:rPr>
+        <w:t>A. at</w:t>
+      </w:r>
+    </w:p>
+    <w:p>
+      <w:pPr>
+        <w:spacing w:before="0" w:after="35" w:line="300" w:lineRule="auto"/>
+        <w:widowControl/>
+        <w:keepNext/>
+      </w:pPr>
+      <w:r>
+        <w:rPr>
+          <w:color w:val="000000"/>
+        </w:rPr>
+        <w:t>B. to</w:t>
+      </w:r>
+    </w:p>
+    <w:p>
+      <w:pPr>
+        <w:spacing w:before="0" w:after="35" w:line="300" w:lineRule="auto"/>
+        <w:widowControl/>
+        <w:keepNext/>
+      </w:pPr>
+      <w:r>
+        <w:rPr>
+          <w:color w:val="000000"/>
+        </w:rPr>
+        <w:t>C. for</w:t>
+      </w:r>
+    </w:p>
+    <w:p>
+      <w:pPr>
+        <w:spacing w:before="0" w:after="35" w:line="300" w:lineRule="auto"/>
+        <w:widowControl/>
+      </w:pPr>
+      <w:r>
+        <w:rPr>
+          <w:color w:val="000000"/>
+        </w:rPr>
+        <w:t>D. with.</w:t>
+      </w:r>
+    </w:p>
+    <w:p>
+      <w:pPr>
+        <w:spacing w:before="20" w:after="90" w:line="300" w:lineRule="auto"/>
+        <w:widowControl/>
+        <w:keepNext/>
+      </w:pPr>
+      <w:r>
+        <w:rPr>
+          <w:color w:val="000000"/>
+        </w:rPr>
+        <w:t>2. Chọn đáp án cho chỗ trống (2).</w:t>
+      </w:r>
+    </w:p>
+    <w:p>
+      <w:pPr>
+        <w:spacing w:before="0" w:after="35" w:line="300" w:lineRule="auto"/>
+        <w:widowControl/>
+        <w:keepNext/>
+      </w:pPr>
+      <w:r>
+        <w:rPr>
+          <w:color w:val="000000"/>
+        </w:rPr>
+        <w:t>A. who</w:t>
+      </w:r>
+    </w:p>
+    <w:p>
+      <w:pPr>
+        <w:spacing w:before="0" w:after="35" w:line="300" w:lineRule="auto"/>
+        <w:widowControl/>
+        <w:keepNext/>
+      </w:pPr>
+      <w:r>
+        <w:rPr>
+          <w:color w:val="000000"/>
+        </w:rPr>
+        <w:t>B. which</w:t>
+      </w:r>
+    </w:p>
+    <w:p>
+      <w:pPr>
+        <w:spacing w:before="0" w:after="35" w:line="300" w:lineRule="auto"/>
+        <w:widowControl/>
+        <w:keepNext/>
+      </w:pPr>
+      <w:r>
+        <w:rPr>
+          <w:color w:val="000000"/>
+        </w:rPr>
+        <w:t>C. whose</w:t>
+      </w:r>
+    </w:p>
+    <w:p>
+      <w:pPr>
+        <w:spacing w:before="0" w:after="35" w:line="300" w:lineRule="auto"/>
+        <w:widowControl/>
+      </w:pPr>
+      <w:r>
+        <w:rPr>
+          <w:color w:val="000000"/>
+        </w:rPr>
+        <w:t>D. where.</w:t>
+      </w:r>
+    </w:p>
+    <w:p>
+      <w:pPr>
+        <w:spacing w:before="20" w:after="90" w:line="300" w:lineRule="auto"/>
+        <w:widowControl/>
+        <w:keepNext/>
+      </w:pPr>
+      <w:r>
+        <w:rPr>
+          <w:color w:val="000000"/>
+        </w:rPr>
+        <w:t>3. Chọn đáp án cho chỗ trống (3).</w:t>
+      </w:r>
+    </w:p>
+    <w:p>
+      <w:pPr>
+        <w:spacing w:before="0" w:after="35" w:line="300" w:lineRule="auto"/>
+        <w:widowControl/>
+        <w:keepNext/>
+      </w:pPr>
+      <w:r>
+        <w:rPr>
+          <w:color w:val="000000"/>
+        </w:rPr>
+        <w:t>A. while</w:t>
+      </w:r>
+    </w:p>
+    <w:p>
+      <w:pPr>
+        <w:spacing w:before="0" w:after="35" w:line="300" w:lineRule="auto"/>
+        <w:widowControl/>
+        <w:keepNext/>
+      </w:pPr>
+      <w:r>
+        <w:rPr>
+          <w:color w:val="000000"/>
+        </w:rPr>
+        <w:t>B. because</w:t>
+      </w:r>
+    </w:p>
+    <w:p>
+      <w:pPr>
+        <w:spacing w:before="0" w:after="35" w:line="300" w:lineRule="auto"/>
+        <w:widowControl/>
+        <w:keepNext/>
+      </w:pPr>
+      <w:r>
+        <w:rPr>
+          <w:color w:val="000000"/>
+        </w:rPr>
+        <w:t>C. therefore</w:t>
+      </w:r>
+    </w:p>
+    <w:p>
+      <w:pPr>
+        <w:spacing w:before="0" w:after="35" w:line="300" w:lineRule="auto"/>
+        <w:widowControl/>
+      </w:pPr>
+      <w:r>
+        <w:rPr>
+          <w:color w:val="000000"/>
+        </w:rPr>
+        <w:t>D. despite.</w:t>
+      </w:r>
+    </w:p>
+    <w:p>
+      <w:pPr>
+        <w:spacing w:before="20" w:after="90" w:line="300" w:lineRule="auto"/>
+        <w:widowControl/>
+        <w:keepNext/>
+      </w:pPr>
+      <w:r>
+        <w:rPr>
+          <w:color w:val="000000"/>
+        </w:rPr>
+        <w:t>4. Chọn đáp án cho chỗ trống (4).</w:t>
+      </w:r>
+    </w:p>
+    <w:p>
+      <w:pPr>
+        <w:spacing w:before="0" w:after="35" w:line="300" w:lineRule="auto"/>
+        <w:widowControl/>
+        <w:keepNext/>
+      </w:pPr>
+      <w:r>
+        <w:rPr>
+          <w:color w:val="000000"/>
+        </w:rPr>
+        <w:t>A. introduce</w:t>
+      </w:r>
+    </w:p>
+    <w:p>
+      <w:pPr>
+        <w:spacing w:before="0" w:after="35" w:line="300" w:lineRule="auto"/>
+        <w:widowControl/>
+        <w:keepNext/>
+      </w:pPr>
+      <w:r>
+        <w:rPr>
+          <w:color w:val="000000"/>
+        </w:rPr>
+        <w:t>B. introduced</w:t>
+      </w:r>
+    </w:p>
+    <w:p>
+      <w:pPr>
+        <w:spacing w:before="0" w:after="35" w:line="300" w:lineRule="auto"/>
+        <w:widowControl/>
+        <w:keepNext/>
+      </w:pPr>
+      <w:r>
+        <w:rPr>
+          <w:color w:val="000000"/>
+        </w:rPr>
+        <w:t>C. introducing</w:t>
+      </w:r>
+    </w:p>
+    <w:p>
+      <w:pPr>
+        <w:spacing w:before="0" w:after="35" w:line="300" w:lineRule="auto"/>
+        <w:widowControl/>
+      </w:pPr>
+      <w:r>
+        <w:rPr>
+          <w:color w:val="000000"/>
+        </w:rPr>
+        <w:t>D. to introducing.</w:t>
+      </w:r>
+    </w:p>
+    <w:p>
+      <w:pPr>
+        <w:spacing w:before="20" w:after="90" w:line="300" w:lineRule="auto"/>
+        <w:widowControl/>
+        <w:keepNext/>
+      </w:pPr>
+      <w:r>
+        <w:rPr>
+          <w:color w:val="000000"/>
+        </w:rPr>
+        <w:t>5. Chọn đáp án cho chỗ trống (5).</w:t>
+      </w:r>
+    </w:p>
+    <w:p>
+      <w:pPr>
+        <w:spacing w:before="0" w:after="35" w:line="300" w:lineRule="auto"/>
+        <w:widowControl/>
+        <w:keepNext/>
+      </w:pPr>
+      <w:r>
+        <w:rPr>
+          <w:color w:val="000000"/>
+        </w:rPr>
+        <w:t>A. value</w:t>
+      </w:r>
+    </w:p>
+    <w:p>
+      <w:pPr>
+        <w:spacing w:before="0" w:after="35" w:line="300" w:lineRule="auto"/>
+        <w:widowControl/>
+        <w:keepNext/>
+      </w:pPr>
+      <w:r>
+        <w:rPr>
+          <w:color w:val="000000"/>
+        </w:rPr>
+        <w:t>B. valuable</w:t>
+      </w:r>
+    </w:p>
+    <w:p>
+      <w:pPr>
+        <w:spacing w:before="0" w:after="35" w:line="300" w:lineRule="auto"/>
+        <w:widowControl/>
+        <w:keepNext/>
+      </w:pPr>
+      <w:r>
+        <w:rPr>
+          <w:color w:val="000000"/>
+        </w:rPr>
+        <w:t>C. valuably</w:t>
+      </w:r>
+    </w:p>
+    <w:p>
+      <w:pPr>
+        <w:spacing w:before="0" w:after="35" w:line="300" w:lineRule="auto"/>
+        <w:widowControl/>
+      </w:pPr>
+      <w:r>
+        <w:rPr>
+          <w:color w:val="000000"/>
+        </w:rPr>
+        <w:t>D. valuation.</w:t>
+      </w:r>
+    </w:p>
+    <w:p>
+      <w:pPr>
+        <w:spacing w:before="20" w:after="90" w:line="300" w:lineRule="auto"/>
+        <w:widowControl/>
+        <w:keepNext/>
+      </w:pPr>
+      <w:r>
+        <w:rPr>
+          <w:color w:val="000000"/>
+        </w:rPr>
+        <w:t>6. Chọn đáp án cho chỗ trống (6).</w:t>
+      </w:r>
+    </w:p>
+    <w:p>
+      <w:pPr>
+        <w:spacing w:before="0" w:after="35" w:line="300" w:lineRule="auto"/>
+        <w:widowControl/>
+        <w:keepNext/>
+      </w:pPr>
+      <w:r>
+        <w:rPr>
+          <w:color w:val="000000"/>
+        </w:rPr>
+        <w:t>A. but</w:t>
+      </w:r>
+    </w:p>
+    <w:p>
+      <w:pPr>
+        <w:spacing w:before="0" w:after="35" w:line="300" w:lineRule="auto"/>
+        <w:widowControl/>
+        <w:keepNext/>
+      </w:pPr>
+      <w:r>
+        <w:rPr>
+          <w:color w:val="000000"/>
+        </w:rPr>
+        <w:t>B. so</w:t>
+      </w:r>
+    </w:p>
+    <w:p>
+      <w:pPr>
+        <w:spacing w:before="0" w:after="35" w:line="300" w:lineRule="auto"/>
+        <w:widowControl/>
+        <w:keepNext/>
+      </w:pPr>
+      <w:r>
+        <w:rPr>
+          <w:color w:val="000000"/>
+        </w:rPr>
+        <w:t>C. because</w:t>
+      </w:r>
+    </w:p>
+    <w:p>
+      <w:pPr>
+        <w:spacing w:before="0" w:after="35" w:line="300" w:lineRule="auto"/>
+        <w:widowControl/>
+      </w:pPr>
+      <w:r>
+        <w:rPr>
+          <w:color w:val="000000"/>
+        </w:rPr>
+        <w:t>D. moreover.</w:t>
+      </w:r>
+    </w:p>
+    <w:p>
+      <w:pPr>
+        <w:spacing w:before="20" w:after="90" w:line="300" w:lineRule="auto"/>
+        <w:widowControl/>
+        <w:keepNext/>
+      </w:pPr>
+      <w:r>
+        <w:rPr>
+          <w:color w:val="000000"/>
+        </w:rPr>
+        <w:t>7. Chọn đáp án cho chỗ trống (7).</w:t>
+      </w:r>
+    </w:p>
+    <w:p>
+      <w:pPr>
+        <w:spacing w:before="0" w:after="35" w:line="300" w:lineRule="auto"/>
+        <w:widowControl/>
+        <w:keepNext/>
+      </w:pPr>
+      <w:r>
+        <w:rPr>
+          <w:color w:val="000000"/>
+        </w:rPr>
+        <w:t>A. regular</w:t>
+      </w:r>
+    </w:p>
+    <w:p>
+      <w:pPr>
+        <w:spacing w:before="0" w:after="35" w:line="300" w:lineRule="auto"/>
+        <w:widowControl/>
+        <w:keepNext/>
+      </w:pPr>
+      <w:r>
+        <w:rPr>
+          <w:color w:val="000000"/>
+        </w:rPr>
+        <w:t>B. regularly</w:t>
+      </w:r>
+    </w:p>
+    <w:p>
+      <w:pPr>
+        <w:spacing w:before="0" w:after="35" w:line="300" w:lineRule="auto"/>
+        <w:widowControl/>
+        <w:keepNext/>
+      </w:pPr>
+      <w:r>
+        <w:rPr>
+          <w:color w:val="000000"/>
+        </w:rPr>
+        <w:t>C. regulation</w:t>
+      </w:r>
+    </w:p>
+    <w:p>
+      <w:pPr>
+        <w:spacing w:before="0" w:after="35" w:line="300" w:lineRule="auto"/>
+        <w:widowControl/>
+      </w:pPr>
+      <w:r>
+        <w:rPr>
+          <w:color w:val="000000"/>
+        </w:rPr>
+        <w:t>D. regularity.</w:t>
+      </w:r>
+    </w:p>
+    <w:p>
+      <w:pPr>
+        <w:spacing w:before="20" w:after="90" w:line="300" w:lineRule="auto"/>
+        <w:widowControl/>
+        <w:keepNext/>
+      </w:pPr>
+      <w:r>
+        <w:rPr>
+          <w:color w:val="000000"/>
+        </w:rPr>
+        <w:t>8. Chọn đáp án cho chỗ trống (8).</w:t>
+      </w:r>
+    </w:p>
+    <w:p>
+      <w:pPr>
+        <w:spacing w:before="0" w:after="35" w:line="300" w:lineRule="auto"/>
+        <w:widowControl/>
+        <w:keepNext/>
+      </w:pPr>
+      <w:r>
+        <w:rPr>
+          <w:color w:val="000000"/>
+        </w:rPr>
+        <w:t>A. expand</w:t>
+      </w:r>
+    </w:p>
+    <w:p>
+      <w:pPr>
+        <w:spacing w:before="0" w:after="35" w:line="300" w:lineRule="auto"/>
+        <w:widowControl/>
+        <w:keepNext/>
+      </w:pPr>
+      <w:r>
+        <w:rPr>
+          <w:color w:val="000000"/>
+        </w:rPr>
+        <w:t>B. expansion</w:t>
+      </w:r>
+    </w:p>
+    <w:p>
+      <w:pPr>
+        <w:spacing w:before="0" w:after="35" w:line="300" w:lineRule="auto"/>
+        <w:widowControl/>
+        <w:keepNext/>
+      </w:pPr>
+      <w:r>
+        <w:rPr>
+          <w:color w:val="000000"/>
+        </w:rPr>
+        <w:t>C. expanded</w:t>
+      </w:r>
+    </w:p>
+    <w:p>
+      <w:pPr>
+        <w:spacing w:before="0" w:after="35" w:line="300" w:lineRule="auto"/>
+        <w:widowControl/>
+      </w:pPr>
+      <w:r>
+        <w:rPr>
+          <w:color w:val="000000"/>
+        </w:rPr>
+        <w:t>D. expandingly.</w:t>
+      </w:r>
+    </w:p>
+    <w:p>
+      <w:pPr>
+        <w:spacing w:before="20" w:after="90" w:line="300" w:lineRule="auto"/>
+        <w:widowControl/>
+        <w:keepNext/>
+      </w:pPr>
+      <w:r>
+        <w:rPr>
+          <w:color w:val="000000"/>
+        </w:rPr>
+        <w:t>9. Chọn đáp án cho chỗ trống (9).</w:t>
+      </w:r>
+    </w:p>
+    <w:p>
+      <w:pPr>
+        <w:spacing w:before="0" w:after="35" w:line="300" w:lineRule="auto"/>
+        <w:widowControl/>
+        <w:keepNext/>
+      </w:pPr>
+      <w:r>
+        <w:rPr>
+          <w:color w:val="000000"/>
+        </w:rPr>
+        <w:t>A. effect</w:t>
+      </w:r>
+    </w:p>
+    <w:p>
+      <w:pPr>
+        <w:spacing w:before="0" w:after="35" w:line="300" w:lineRule="auto"/>
+        <w:widowControl/>
+        <w:keepNext/>
+      </w:pPr>
+      <w:r>
+        <w:rPr>
+          <w:color w:val="000000"/>
+        </w:rPr>
+        <w:t>B. effective</w:t>
+      </w:r>
+    </w:p>
+    <w:p>
+      <w:pPr>
+        <w:spacing w:before="0" w:after="35" w:line="300" w:lineRule="auto"/>
+        <w:widowControl/>
+        <w:keepNext/>
+      </w:pPr>
+      <w:r>
+        <w:rPr>
+          <w:color w:val="000000"/>
+        </w:rPr>
+        <w:t>C. effectively</w:t>
+      </w:r>
+    </w:p>
+    <w:p>
+      <w:pPr>
+        <w:spacing w:before="0" w:after="35" w:line="300" w:lineRule="auto"/>
+        <w:widowControl/>
+      </w:pPr>
+      <w:r>
+        <w:rPr>
+          <w:color w:val="000000"/>
+        </w:rPr>
+        <w:t>D. effectiveness.</w:t>
+      </w:r>
+    </w:p>
+    <w:p>
+      <w:pPr>
+        <w:spacing w:before="20" w:after="90" w:line="300" w:lineRule="auto"/>
+        <w:widowControl/>
+        <w:keepNext/>
+      </w:pPr>
+      <w:r>
+        <w:rPr>
+          <w:color w:val="000000"/>
+        </w:rPr>
+        <w:t>10. Chọn đáp án cho chỗ trống (10).</w:t>
+      </w:r>
+    </w:p>
+    <w:p>
+      <w:pPr>
+        <w:spacing w:before="0" w:after="35" w:line="300" w:lineRule="auto"/>
+        <w:widowControl/>
+        <w:keepNext/>
+      </w:pPr>
+      <w:r>
+        <w:rPr>
+          <w:color w:val="000000"/>
+        </w:rPr>
+        <w:t>A. at</w:t>
+      </w:r>
+    </w:p>
+    <w:p>
+      <w:pPr>
+        <w:spacing w:before="0" w:after="35" w:line="300" w:lineRule="auto"/>
+        <w:widowControl/>
+        <w:keepNext/>
+      </w:pPr>
+      <w:r>
+        <w:rPr>
+          <w:color w:val="000000"/>
+        </w:rPr>
+        <w:t>B. to</w:t>
+      </w:r>
+    </w:p>
+    <w:p>
+      <w:pPr>
+        <w:spacing w:before="0" w:after="35" w:line="300" w:lineRule="auto"/>
+        <w:widowControl/>
+        <w:keepNext/>
+      </w:pPr>
+      <w:r>
+        <w:rPr>
+          <w:color w:val="000000"/>
+        </w:rPr>
+        <w:t>C. of</w:t>
+      </w:r>
+    </w:p>
+    <w:p>
+      <w:pPr>
+        <w:spacing w:before="0" w:after="35" w:line="300" w:lineRule="auto"/>
+        <w:widowControl/>
+      </w:pPr>
+      <w:r>
+        <w:rPr>
+          <w:color w:val="000000"/>
+        </w:rPr>
+        <w:t>D. from.</w:t>
+      </w:r>
+    </w:p>
+    <w:p>
+      <w:pPr>
+        <w:spacing w:before="240" w:after="60" w:line="300" w:lineRule="auto"/>
+        <w:widowControl/>
+        <w:keepNext/>
+      </w:pPr>
+      <w:r>
+        <w:rPr>
+          <w:color w:val="000000"/>
           <w:b/>
-        </w:rPr>
-        <w:t xml:space="preserve">ĐÁP ÁN – ĐỀ 2</w:t>
-      </w:r>
-    </w:p>
-    <w:p>
-      <w:r>
-        <w:t xml:space="preserve">PHẦN 1: 1C 2B 3A 4B 5B 6C 7C 8A 9A 10B.</w:t>
-      </w:r>
-    </w:p>
-    <w:p>
-      <w:r>
-        <w:t xml:space="preserve">PHẦN 2: 1B 2A 3B 4B 5C 6A 7A 8C 9B 10B.</w:t>
-      </w:r>
-    </w:p>
-    <w:p>
-      <w:r>
-        <w:t xml:space="preserve">PHẦN 3: 1A 2A 3B 4A 5C 6B 7A 8A 9B 10C.</w:t>
-      </w:r>
-    </w:p>
-    <w:p>
-      <w:r>
-        <w:t xml:space="preserve">PHẦN 4: 1A 2B 3A 4A 5A 6A 7A 8A 9A 10A.</w:t>
-      </w:r>
-    </w:p>
-    <w:p>
-      <w:r>
-        <w:t xml:space="preserve">PHẦN 5: 1 b-d-e-c-a; 2 b-d-c-e-a; 3 c-d-e-b-a; 4 b-d-c-e-a; 5 b-d-c-e-a. 6–10: các thành phần lần lượt nằm theo thứ tự đã sắp.</w:t>
-      </w:r>
-    </w:p>
-    <w:p>
-      <w:r>
-        <w:t xml:space="preserve">PHẦN 6: 1 b-c-a-d; 2 b-c-d-a; 3 b-d-a-c; 4 b-d-a-c; 5 c-a-b-d. Khóa: 1 khái quát→ví dụ→quy chiếu→kết; 2 first/next/finally; 3 danh từ→they→this→result; 4 lợi ích→chi tiết→contrast→solution; 5 giới thiệu→số ban đầu→now→this growth.</w:t>
-      </w:r>
-    </w:p>
-    <w:p>
-      <w:r>
-        <w:t xml:space="preserve">PHẦN 7: 1B 2A 3A 4C 5B 6A 7B 8C 9C 10B.</w:t>
-      </w:r>
-    </w:p>
-    <w:p>
-      <w:r>
-        <w:t xml:space="preserve">PHẦN 8: 1 invited to attend; 2 provides learners with; 3 Because of; 4 These measures; 5 others; 6 must be submitted; 7 suggested organising; 8 information is; 9 Moreover; 10 whether/if you agree.</w:t>
-      </w:r>
-    </w:p>
-    <w:p>
-      <w:r>
-        <w:t xml:space="preserve">PHẦN 9: 1A 2B 3A 4A 5B 6B 7A 8B 9A 10A.</w:t>
-      </w:r>
-    </w:p>
-    <w:p>
-      <w:r>
-        <w:t xml:space="preserve">PHẦN 10: Chấp nhận bài khác nếu đúng độ dài, đủ cấu trúc và năm chỗ trống có đáp án duy nhất.</w:t>
-      </w:r>
-    </w:p>
-    <w:p>
-      <w:r>
-        <w:rPr>
+          <w:sz w:val="24"/>
+          <w:szCs w:val="24"/>
+        </w:rPr>
+        <w:t>PHẦN 8. PHÁT HIỆN VÀ SỬA LỖI (10 điểm)</w:t>
+      </w:r>
+    </w:p>
+    <w:p>
+      <w:pPr>
+        <w:spacing w:before="0" w:after="100" w:line="300" w:lineRule="auto"/>
+        <w:widowControl/>
+      </w:pPr>
+      <w:r>
+        <w:rPr>
+          <w:color w:val="000000"/>
+          <w:i/>
+        </w:rPr>
+        <w:t>Tìm và sửa lỗi về từ vựng, liên kết hoặc cấu trúc.</w:t>
+      </w:r>
+    </w:p>
+    <w:p>
+      <w:pPr>
+        <w:spacing w:before="20" w:after="90" w:line="300" w:lineRule="auto"/>
+        <w:widowControl/>
+      </w:pPr>
+      <w:r>
+        <w:rPr>
+          <w:color w:val="000000"/>
+        </w:rPr>
+        <w:t>1. Students are invited attending.</w:t>
+      </w:r>
+    </w:p>
+    <w:p>
+      <w:pPr>
+        <w:spacing w:before="20" w:after="90" w:line="300" w:lineRule="auto"/>
+        <w:widowControl/>
+      </w:pPr>
+      <w:r>
+        <w:rPr>
+          <w:color w:val="000000"/>
+        </w:rPr>
+        <w:t>2. The centre provides learners for free materials.</w:t>
+      </w:r>
+    </w:p>
+    <w:p>
+      <w:pPr>
+        <w:spacing w:before="20" w:after="90" w:line="300" w:lineRule="auto"/>
+        <w:widowControl/>
+      </w:pPr>
+      <w:r>
+        <w:rPr>
+          <w:color w:val="000000"/>
+        </w:rPr>
+        <w:t>3. Because the heavy rain, the event stopped.</w:t>
+      </w:r>
+    </w:p>
+    <w:p>
+      <w:pPr>
+        <w:spacing w:before="20" w:after="90" w:line="300" w:lineRule="auto"/>
+        <w:widowControl/>
+      </w:pPr>
+      <w:r>
+        <w:rPr>
+          <w:color w:val="000000"/>
+        </w:rPr>
+        <w:t>4. This measures reduce waste.</w:t>
+      </w:r>
+    </w:p>
+    <w:p>
+      <w:pPr>
+        <w:spacing w:before="20" w:after="90" w:line="300" w:lineRule="auto"/>
+        <w:widowControl/>
+      </w:pPr>
+      <w:r>
+        <w:rPr>
+          <w:color w:val="000000"/>
+        </w:rPr>
+        <w:t>5. Some attended; other stayed home.</w:t>
+      </w:r>
+    </w:p>
+    <w:p>
+      <w:pPr>
+        <w:spacing w:before="20" w:after="90" w:line="300" w:lineRule="auto"/>
+        <w:widowControl/>
+      </w:pPr>
+      <w:r>
+        <w:rPr>
+          <w:color w:val="000000"/>
+        </w:rPr>
+        <w:t>6. The form must submit online.</w:t>
+      </w:r>
+    </w:p>
+    <w:p>
+      <w:pPr>
+        <w:spacing w:before="20" w:after="90" w:line="300" w:lineRule="auto"/>
+        <w:widowControl/>
+      </w:pPr>
+      <w:r>
+        <w:rPr>
+          <w:color w:val="000000"/>
+        </w:rPr>
+        <w:t>7. He suggested to organise a meeting.</w:t>
+      </w:r>
+    </w:p>
+    <w:p>
+      <w:pPr>
+        <w:spacing w:before="20" w:after="90" w:line="300" w:lineRule="auto"/>
+        <w:widowControl/>
+      </w:pPr>
+      <w:r>
+        <w:rPr>
+          <w:color w:val="000000"/>
+        </w:rPr>
+        <w:t>8. The information are useful.</w:t>
+      </w:r>
+    </w:p>
+    <w:p>
+      <w:pPr>
+        <w:spacing w:before="20" w:after="90" w:line="300" w:lineRule="auto"/>
+        <w:widowControl/>
+      </w:pPr>
+      <w:r>
+        <w:rPr>
+          <w:color w:val="000000"/>
+        </w:rPr>
+        <w:t>9. However, the project was cheap and saved money.</w:t>
+      </w:r>
+    </w:p>
+    <w:p>
+      <w:pPr>
+        <w:spacing w:before="20" w:after="90" w:line="300" w:lineRule="auto"/>
+        <w:widowControl/>
+      </w:pPr>
+      <w:r>
+        <w:rPr>
+          <w:color w:val="000000"/>
+        </w:rPr>
+        <w:t>10. Please let me know do you agree.</w:t>
+      </w:r>
+    </w:p>
+    <w:p>
+      <w:pPr>
+        <w:spacing w:before="240" w:after="60" w:line="300" w:lineRule="auto"/>
+        <w:widowControl/>
+        <w:keepNext/>
+      </w:pPr>
+      <w:r>
+        <w:rPr>
+          <w:color w:val="000000"/>
           <w:b/>
-        </w:rPr>
-        <w:t xml:space="preserve">BÀI MẪU (120 từ): ACTIVE SUNDAY – JOIN OUR COMMUNITY WALK! Our free community walk will take place at Lakeside Park from 7:30 to 10:30 a.m. this Sunday. Many residents want to exercise more; however, they find it difficult to stay motivated alone. Participants will follow a safe five-kilometre route, practise simple warm-up exercises and receive practical advice from volunteer trainers. These activities can improve fitness and create new social connections. Route maps, fruit and drinking water will be provided, but walkers should wear comfortable shoes and bring a hat. People of all fitness levels are welcome, and shorter routes are available. Invite another friend and begin a healthier routine together. Register online by Thursday and become part of a more active, connected community!</w:t>
-      </w:r>
-    </w:p>
-    <w:p>
-      <w:r>
-        <w:t xml:space="preserve">Chỗ trống mẫu: 1 community (N); 2 however (contrast); 3 provide information (collocation); 4 These=activities; 5 should wear (modal + V).</w:t>
-      </w:r>
-    </w:p>
-    <w:p>
-      <w:r>
-        <w:rPr>
+          <w:sz w:val="24"/>
+          <w:szCs w:val="24"/>
+        </w:rPr>
+        <w:t>PHẦN 9. BÀI TẬP DẠNG ĐỀ THI (10 điểm)</w:t>
+      </w:r>
+    </w:p>
+    <w:p>
+      <w:pPr>
+        <w:spacing w:before="0" w:after="100" w:line="300" w:lineRule="auto"/>
+        <w:widowControl/>
+      </w:pPr>
+      <w:r>
+        <w:rPr>
+          <w:color w:val="000000"/>
+          <w:i/>
+        </w:rPr>
+        <w:t>Đọc từng mục và chọn đáp án đúng.</w:t>
+      </w:r>
+    </w:p>
+    <w:p>
+      <w:pPr>
+        <w:spacing w:before="20" w:after="90" w:line="300" w:lineRule="auto"/>
+        <w:widowControl/>
+        <w:keepNext/>
+      </w:pPr>
+      <w:r>
+        <w:rPr>
+          <w:color w:val="000000"/>
+        </w:rPr>
+        <w:t>1. “The club meets weekly. ___, members complete monthly projects.”</w:t>
+      </w:r>
+    </w:p>
+    <w:p>
+      <w:pPr>
+        <w:spacing w:before="0" w:after="35" w:line="300" w:lineRule="auto"/>
+        <w:widowControl/>
+        <w:keepNext/>
+      </w:pPr>
+      <w:r>
+        <w:rPr>
+          <w:color w:val="000000"/>
+        </w:rPr>
+        <w:t>A. In addition</w:t>
+      </w:r>
+    </w:p>
+    <w:p>
+      <w:pPr>
+        <w:spacing w:before="0" w:after="35" w:line="300" w:lineRule="auto"/>
+        <w:widowControl/>
+        <w:keepNext/>
+      </w:pPr>
+      <w:r>
+        <w:rPr>
+          <w:color w:val="000000"/>
+        </w:rPr>
+        <w:t>B. However</w:t>
+      </w:r>
+    </w:p>
+    <w:p>
+      <w:pPr>
+        <w:spacing w:before="0" w:after="35" w:line="300" w:lineRule="auto"/>
+        <w:widowControl/>
+        <w:keepNext/>
+      </w:pPr>
+      <w:r>
+        <w:rPr>
+          <w:color w:val="000000"/>
+        </w:rPr>
+        <w:t>C. Otherwise</w:t>
+      </w:r>
+    </w:p>
+    <w:p>
+      <w:pPr>
+        <w:spacing w:before="0" w:after="35" w:line="300" w:lineRule="auto"/>
+        <w:widowControl/>
+      </w:pPr>
+      <w:r>
+        <w:rPr>
+          <w:color w:val="000000"/>
+        </w:rPr>
+        <w:t>D. Despite.</w:t>
+      </w:r>
+    </w:p>
+    <w:p>
+      <w:pPr>
+        <w:spacing w:before="20" w:after="90" w:line="300" w:lineRule="auto"/>
+        <w:widowControl/>
+        <w:keepNext/>
+      </w:pPr>
+      <w:r>
+        <w:rPr>
+          <w:color w:val="000000"/>
+        </w:rPr>
+        <w:t>2. “A new device was installed. It records air quality.” It =</w:t>
+      </w:r>
+    </w:p>
+    <w:p>
+      <w:pPr>
+        <w:spacing w:before="0" w:after="35" w:line="300" w:lineRule="auto"/>
+        <w:widowControl/>
+        <w:keepNext/>
+      </w:pPr>
+      <w:r>
+        <w:rPr>
+          <w:color w:val="000000"/>
+        </w:rPr>
+        <w:t>A. air</w:t>
+      </w:r>
+    </w:p>
+    <w:p>
+      <w:pPr>
+        <w:spacing w:before="0" w:after="35" w:line="300" w:lineRule="auto"/>
+        <w:widowControl/>
+        <w:keepNext/>
+      </w:pPr>
+      <w:r>
+        <w:rPr>
+          <w:color w:val="000000"/>
+        </w:rPr>
+        <w:t>B. device</w:t>
+      </w:r>
+    </w:p>
+    <w:p>
+      <w:pPr>
+        <w:spacing w:before="0" w:after="35" w:line="300" w:lineRule="auto"/>
+        <w:widowControl/>
+        <w:keepNext/>
+      </w:pPr>
+      <w:r>
+        <w:rPr>
+          <w:color w:val="000000"/>
+        </w:rPr>
+        <w:t>C. quality</w:t>
+      </w:r>
+    </w:p>
+    <w:p>
+      <w:pPr>
+        <w:spacing w:before="0" w:after="35" w:line="300" w:lineRule="auto"/>
+        <w:widowControl/>
+      </w:pPr>
+      <w:r>
+        <w:rPr>
+          <w:color w:val="000000"/>
+        </w:rPr>
+        <w:t>D. installation.</w:t>
+      </w:r>
+    </w:p>
+    <w:p>
+      <w:pPr>
+        <w:spacing w:before="20" w:after="90" w:line="300" w:lineRule="auto"/>
+        <w:widowControl/>
+        <w:keepNext/>
+      </w:pPr>
+      <w:r>
+        <w:rPr>
+          <w:color w:val="000000"/>
+        </w:rPr>
+        <w:t>3. Sentence order: a This reduced waiting times. b The clinic introduced online booking. c Patients could select available times.</w:t>
+      </w:r>
+    </w:p>
+    <w:p>
+      <w:pPr>
+        <w:spacing w:before="0" w:after="35" w:line="300" w:lineRule="auto"/>
+        <w:widowControl/>
+        <w:keepNext/>
+      </w:pPr>
+      <w:r>
+        <w:rPr>
+          <w:color w:val="000000"/>
+        </w:rPr>
+        <w:t>A. b-c-a</w:t>
+      </w:r>
+    </w:p>
+    <w:p>
+      <w:pPr>
+        <w:spacing w:before="0" w:after="35" w:line="300" w:lineRule="auto"/>
+        <w:widowControl/>
+        <w:keepNext/>
+      </w:pPr>
+      <w:r>
+        <w:rPr>
+          <w:color w:val="000000"/>
+        </w:rPr>
+        <w:t>B. a-b-c</w:t>
+      </w:r>
+    </w:p>
+    <w:p>
+      <w:pPr>
+        <w:spacing w:before="0" w:after="35" w:line="300" w:lineRule="auto"/>
+        <w:widowControl/>
+        <w:keepNext/>
+      </w:pPr>
+      <w:r>
+        <w:rPr>
+          <w:color w:val="000000"/>
+        </w:rPr>
+        <w:t>C. b-a-c</w:t>
+      </w:r>
+    </w:p>
+    <w:p>
+      <w:pPr>
+        <w:spacing w:before="0" w:after="35" w:line="300" w:lineRule="auto"/>
+        <w:widowControl/>
+      </w:pPr>
+      <w:r>
+        <w:rPr>
+          <w:color w:val="000000"/>
+        </w:rPr>
+        <w:t>D. c-b-a.</w:t>
+      </w:r>
+    </w:p>
+    <w:p>
+      <w:pPr>
+        <w:spacing w:before="20" w:after="90" w:line="300" w:lineRule="auto"/>
+        <w:widowControl/>
+        <w:keepNext/>
+      </w:pPr>
+      <w:r>
+        <w:rPr>
+          <w:color w:val="000000"/>
+        </w:rPr>
+        <w:t>4. Best next reply: “Would you like to volunteer?”</w:t>
+      </w:r>
+    </w:p>
+    <w:p>
+      <w:pPr>
+        <w:spacing w:before="0" w:after="35" w:line="300" w:lineRule="auto"/>
+        <w:widowControl/>
+        <w:keepNext/>
+      </w:pPr>
+      <w:r>
+        <w:rPr>
+          <w:color w:val="000000"/>
+        </w:rPr>
+        <w:t>A. I'd love to. What does the role involve?</w:t>
+      </w:r>
+    </w:p>
+    <w:p>
+      <w:pPr>
+        <w:spacing w:before="0" w:after="35" w:line="300" w:lineRule="auto"/>
+        <w:widowControl/>
+        <w:keepNext/>
+      </w:pPr>
+      <w:r>
+        <w:rPr>
+          <w:color w:val="000000"/>
+        </w:rPr>
+        <w:t>B. At the centre.</w:t>
+      </w:r>
+    </w:p>
+    <w:p>
+      <w:pPr>
+        <w:spacing w:before="0" w:after="35" w:line="300" w:lineRule="auto"/>
+        <w:widowControl/>
+        <w:keepNext/>
+      </w:pPr>
+      <w:r>
+        <w:rPr>
+          <w:color w:val="000000"/>
+        </w:rPr>
+        <w:t>C. Yesterday.</w:t>
+      </w:r>
+    </w:p>
+    <w:p>
+      <w:pPr>
+        <w:spacing w:before="0" w:after="35" w:line="300" w:lineRule="auto"/>
+        <w:widowControl/>
+      </w:pPr>
+      <w:r>
+        <w:rPr>
+          <w:color w:val="000000"/>
+        </w:rPr>
+        <w:t>D. Volunteers help.</w:t>
+      </w:r>
+    </w:p>
+    <w:p>
+      <w:pPr>
+        <w:spacing w:before="20" w:after="90" w:line="300" w:lineRule="auto"/>
+        <w:widowControl/>
+        <w:keepNext/>
+      </w:pPr>
+      <w:r>
+        <w:rPr>
+          <w:color w:val="000000"/>
+        </w:rPr>
+        <w:t>5. Complete: prevent waste ___ entering rivers.</w:t>
+      </w:r>
+    </w:p>
+    <w:p>
+      <w:pPr>
+        <w:spacing w:before="0" w:after="35" w:line="300" w:lineRule="auto"/>
+        <w:widowControl/>
+        <w:keepNext/>
+      </w:pPr>
+      <w:r>
+        <w:rPr>
+          <w:color w:val="000000"/>
+        </w:rPr>
+        <w:t>A. to</w:t>
+      </w:r>
+    </w:p>
+    <w:p>
+      <w:pPr>
+        <w:spacing w:before="0" w:after="35" w:line="300" w:lineRule="auto"/>
+        <w:widowControl/>
+        <w:keepNext/>
+      </w:pPr>
+      <w:r>
+        <w:rPr>
+          <w:color w:val="000000"/>
+        </w:rPr>
+        <w:t>B. from</w:t>
+      </w:r>
+    </w:p>
+    <w:p>
+      <w:pPr>
+        <w:spacing w:before="0" w:after="35" w:line="300" w:lineRule="auto"/>
+        <w:widowControl/>
+        <w:keepNext/>
+      </w:pPr>
+      <w:r>
+        <w:rPr>
+          <w:color w:val="000000"/>
+        </w:rPr>
+        <w:t>C. of</w:t>
+      </w:r>
+    </w:p>
+    <w:p>
+      <w:pPr>
+        <w:spacing w:before="0" w:after="35" w:line="300" w:lineRule="auto"/>
+        <w:widowControl/>
+      </w:pPr>
+      <w:r>
+        <w:rPr>
+          <w:color w:val="000000"/>
+        </w:rPr>
+        <w:t>D. at.</w:t>
+      </w:r>
+    </w:p>
+    <w:p>
+      <w:pPr>
+        <w:spacing w:before="20" w:after="90" w:line="300" w:lineRule="auto"/>
+        <w:widowControl/>
+        <w:keepNext/>
+      </w:pPr>
+      <w:r>
+        <w:rPr>
+          <w:color w:val="000000"/>
+        </w:rPr>
+        <w:t>6. Complete: ___ feeling tired, she finished.</w:t>
+      </w:r>
+    </w:p>
+    <w:p>
+      <w:pPr>
+        <w:spacing w:before="0" w:after="35" w:line="300" w:lineRule="auto"/>
+        <w:widowControl/>
+        <w:keepNext/>
+      </w:pPr>
+      <w:r>
+        <w:rPr>
+          <w:color w:val="000000"/>
+        </w:rPr>
+        <w:t>A. Although</w:t>
+      </w:r>
+    </w:p>
+    <w:p>
+      <w:pPr>
+        <w:spacing w:before="0" w:after="35" w:line="300" w:lineRule="auto"/>
+        <w:widowControl/>
+        <w:keepNext/>
+      </w:pPr>
+      <w:r>
+        <w:rPr>
+          <w:color w:val="000000"/>
+        </w:rPr>
+        <w:t>B. Despite</w:t>
+      </w:r>
+    </w:p>
+    <w:p>
+      <w:pPr>
+        <w:spacing w:before="0" w:after="35" w:line="300" w:lineRule="auto"/>
+        <w:widowControl/>
+        <w:keepNext/>
+      </w:pPr>
+      <w:r>
+        <w:rPr>
+          <w:color w:val="000000"/>
+        </w:rPr>
+        <w:t>C. Because</w:t>
+      </w:r>
+    </w:p>
+    <w:p>
+      <w:pPr>
+        <w:spacing w:before="0" w:after="35" w:line="300" w:lineRule="auto"/>
+        <w:widowControl/>
+      </w:pPr>
+      <w:r>
+        <w:rPr>
+          <w:color w:val="000000"/>
+        </w:rPr>
+        <w:t>D. Therefore.</w:t>
+      </w:r>
+    </w:p>
+    <w:p>
+      <w:pPr>
+        <w:spacing w:before="20" w:after="90" w:line="300" w:lineRule="auto"/>
+        <w:widowControl/>
+        <w:keepNext/>
+      </w:pPr>
+      <w:r>
+        <w:rPr>
+          <w:color w:val="000000"/>
+        </w:rPr>
+        <w:t>7. Email ending order: a Best wishes b Please reply by Friday c The event starts at six.</w:t>
+      </w:r>
+    </w:p>
+    <w:p>
+      <w:pPr>
+        <w:spacing w:before="0" w:after="35" w:line="300" w:lineRule="auto"/>
+        <w:widowControl/>
+        <w:keepNext/>
+      </w:pPr>
+      <w:r>
+        <w:rPr>
+          <w:color w:val="000000"/>
+        </w:rPr>
+        <w:t>A. c-b-a</w:t>
+      </w:r>
+    </w:p>
+    <w:p>
+      <w:pPr>
+        <w:spacing w:before="0" w:after="35" w:line="300" w:lineRule="auto"/>
+        <w:widowControl/>
+        <w:keepNext/>
+      </w:pPr>
+      <w:r>
+        <w:rPr>
+          <w:color w:val="000000"/>
+        </w:rPr>
+        <w:t>B. a-b-c</w:t>
+      </w:r>
+    </w:p>
+    <w:p>
+      <w:pPr>
+        <w:spacing w:before="0" w:after="35" w:line="300" w:lineRule="auto"/>
+        <w:widowControl/>
+        <w:keepNext/>
+      </w:pPr>
+      <w:r>
+        <w:rPr>
+          <w:color w:val="000000"/>
+        </w:rPr>
+        <w:t>C. b-c-a</w:t>
+      </w:r>
+    </w:p>
+    <w:p>
+      <w:pPr>
+        <w:spacing w:before="0" w:after="35" w:line="300" w:lineRule="auto"/>
+        <w:widowControl/>
+      </w:pPr>
+      <w:r>
+        <w:rPr>
+          <w:color w:val="000000"/>
+        </w:rPr>
+        <w:t>D. c-a-b.</w:t>
+      </w:r>
+    </w:p>
+    <w:p>
+      <w:pPr>
+        <w:spacing w:before="20" w:after="90" w:line="300" w:lineRule="auto"/>
+        <w:widowControl/>
+        <w:keepNext/>
+      </w:pPr>
+      <w:r>
+        <w:rPr>
+          <w:color w:val="000000"/>
+        </w:rPr>
+        <w:t>8. “These benefits” requires</w:t>
+      </w:r>
+    </w:p>
+    <w:p>
+      <w:pPr>
+        <w:spacing w:before="0" w:after="35" w:line="300" w:lineRule="auto"/>
+        <w:widowControl/>
+        <w:keepNext/>
+      </w:pPr>
+      <w:r>
+        <w:rPr>
+          <w:color w:val="000000"/>
+        </w:rPr>
+        <w:t>A. one problem</w:t>
+      </w:r>
+    </w:p>
+    <w:p>
+      <w:pPr>
+        <w:spacing w:before="0" w:after="35" w:line="300" w:lineRule="auto"/>
+        <w:widowControl/>
+        <w:keepNext/>
+      </w:pPr>
+      <w:r>
+        <w:rPr>
+          <w:color w:val="000000"/>
+        </w:rPr>
+        <w:t>B. several benefits before it</w:t>
+      </w:r>
+    </w:p>
+    <w:p>
+      <w:pPr>
+        <w:spacing w:before="0" w:after="35" w:line="300" w:lineRule="auto"/>
+        <w:widowControl/>
+        <w:keepNext/>
+      </w:pPr>
+      <w:r>
+        <w:rPr>
+          <w:color w:val="000000"/>
+        </w:rPr>
+        <w:t>C. a date</w:t>
+      </w:r>
+    </w:p>
+    <w:p>
+      <w:pPr>
+        <w:spacing w:before="0" w:after="35" w:line="300" w:lineRule="auto"/>
+        <w:widowControl/>
+      </w:pPr>
+      <w:r>
+        <w:rPr>
+          <w:color w:val="000000"/>
+        </w:rPr>
+        <w:t>D. a person.</w:t>
+      </w:r>
+    </w:p>
+    <w:p>
+      <w:pPr>
+        <w:spacing w:before="20" w:after="90" w:line="300" w:lineRule="auto"/>
+        <w:widowControl/>
+        <w:keepNext/>
+      </w:pPr>
+      <w:r>
+        <w:rPr>
+          <w:color w:val="000000"/>
+        </w:rPr>
+        <w:t>9. “For example” should follow</w:t>
+      </w:r>
+    </w:p>
+    <w:p>
+      <w:pPr>
+        <w:spacing w:before="0" w:after="35" w:line="300" w:lineRule="auto"/>
+        <w:widowControl/>
+        <w:keepNext/>
+      </w:pPr>
+      <w:r>
+        <w:rPr>
+          <w:color w:val="000000"/>
+        </w:rPr>
+        <w:t>A. general statement</w:t>
+      </w:r>
+    </w:p>
+    <w:p>
+      <w:pPr>
+        <w:spacing w:before="0" w:after="35" w:line="300" w:lineRule="auto"/>
+        <w:widowControl/>
+        <w:keepNext/>
+      </w:pPr>
+      <w:r>
+        <w:rPr>
+          <w:color w:val="000000"/>
+        </w:rPr>
+        <w:t>B. final goodbye</w:t>
+      </w:r>
+    </w:p>
+    <w:p>
+      <w:pPr>
+        <w:spacing w:before="0" w:after="35" w:line="300" w:lineRule="auto"/>
+        <w:widowControl/>
+        <w:keepNext/>
+      </w:pPr>
+      <w:r>
+        <w:rPr>
+          <w:color w:val="000000"/>
+        </w:rPr>
+        <w:t>C. opposite result</w:t>
+      </w:r>
+    </w:p>
+    <w:p>
+      <w:pPr>
+        <w:spacing w:before="0" w:after="35" w:line="300" w:lineRule="auto"/>
+        <w:widowControl/>
+      </w:pPr>
+      <w:r>
+        <w:rPr>
+          <w:color w:val="000000"/>
+        </w:rPr>
+        <w:t>D. question only.</w:t>
+      </w:r>
+    </w:p>
+    <w:p>
+      <w:pPr>
+        <w:spacing w:before="20" w:after="90" w:line="300" w:lineRule="auto"/>
+        <w:widowControl/>
+        <w:keepNext/>
+      </w:pPr>
+      <w:r>
+        <w:rPr>
+          <w:color w:val="000000"/>
+        </w:rPr>
+        <w:t>10. The whole passage should be read again to check</w:t>
+      </w:r>
+    </w:p>
+    <w:p>
+      <w:pPr>
+        <w:spacing w:before="0" w:after="35" w:line="300" w:lineRule="auto"/>
+        <w:widowControl/>
+        <w:keepNext/>
+      </w:pPr>
+      <w:r>
+        <w:rPr>
+          <w:color w:val="000000"/>
+        </w:rPr>
+        <w:t>A. coherence</w:t>
+      </w:r>
+    </w:p>
+    <w:p>
+      <w:pPr>
+        <w:spacing w:before="0" w:after="35" w:line="300" w:lineRule="auto"/>
+        <w:widowControl/>
+        <w:keepNext/>
+      </w:pPr>
+      <w:r>
+        <w:rPr>
+          <w:color w:val="000000"/>
+        </w:rPr>
+        <w:t>B. handwriting only</w:t>
+      </w:r>
+    </w:p>
+    <w:p>
+      <w:pPr>
+        <w:spacing w:before="0" w:after="35" w:line="300" w:lineRule="auto"/>
+        <w:widowControl/>
+        <w:keepNext/>
+      </w:pPr>
+      <w:r>
+        <w:rPr>
+          <w:color w:val="000000"/>
+        </w:rPr>
+        <w:t>C. page number</w:t>
+      </w:r>
+    </w:p>
+    <w:p>
+      <w:pPr>
+        <w:spacing w:before="0" w:after="35" w:line="300" w:lineRule="auto"/>
+        <w:widowControl/>
+      </w:pPr>
+      <w:r>
+        <w:rPr>
+          <w:color w:val="000000"/>
+        </w:rPr>
+        <w:t>D. font.</w:t>
+      </w:r>
+    </w:p>
+    <w:p>
+      <w:pPr>
+        <w:spacing w:before="240" w:after="60" w:line="300" w:lineRule="auto"/>
+        <w:widowControl/>
+        <w:keepNext/>
+      </w:pPr>
+      <w:r>
+        <w:rPr>
+          <w:color w:val="000000"/>
           <w:b/>
-        </w:rPr>
-        <w:t xml:space="preserve">GỢI Ý CHẤM: nội dung/cấu trúc 4; năm chỗ trống 2; từ vựng 2; ngữ pháp/chính tả 2.</w:t>
-      </w:r>
-    </w:p>
+          <w:sz w:val="24"/>
+          <w:szCs w:val="24"/>
+        </w:rPr>
+        <w:t>PHẦN 10. TẠO VĂN BẢN (10 điểm)</w:t>
+      </w:r>
+    </w:p>
+    <w:p>
+      <w:pPr>
+        <w:spacing w:before="0" w:after="100" w:line="300" w:lineRule="auto"/>
+        <w:widowControl/>
+      </w:pPr>
+      <w:r>
+        <w:rPr>
+          <w:color w:val="000000"/>
+          <w:i/>
+        </w:rPr>
+        <w:t>Tạo văn bản theo yêu cầu, sau đó đặt 5 chỗ trống và cung cấp đáp án.</w:t>
+      </w:r>
+    </w:p>
+    <w:p>
+      <w:pPr>
+        <w:spacing w:before="20" w:after="150" w:line="320" w:lineRule="auto"/>
+        <w:widowControl/>
+      </w:pPr>
+      <w:r>
+        <w:rPr>
+          <w:color w:val="000000"/>
+        </w:rPr>
+        <w:t>Viết một tờ rơi 110–130 từ kêu gọi tham gia hoạt động cộng đồng. Có tiêu đề, vấn đề/mục đích, thời gian–địa điểm, ít nhất ba hành động/lợi ích và lời kêu gọi. Sau đó tạo 5 chỗ trống kiểm tra từ loại, collocation, từ nối, quy chiếu và cấu trúc động từ; cho đáp án.</w:t>
+      </w:r>
+    </w:p>
+    <w:p>
+      <w:pPr>
+        <w:spacing w:before="0" w:after="230" w:line="320" w:lineRule="auto"/>
+        <w:widowControl/>
+        <w:jc w:val="center"/>
+      </w:pPr>
+      <w:r>
+        <w:rPr>
+          <w:color w:val="000000"/>
+        </w:rPr>
+        <w:br w:type="page"/>
+      </w:r>
+      <w:r>
+        <w:rPr>
+          <w:color w:val="000000"/>
+          <w:b/>
+          <w:sz w:val="28"/>
+          <w:szCs w:val="28"/>
+        </w:rPr>
+        <w:t>ĐÁP ÁN</w:t>
+      </w:r>
+    </w:p>
+    <w:p>
+      <w:pPr>
+        <w:spacing w:before="220" w:after="60" w:line="300" w:lineRule="auto"/>
+        <w:widowControl/>
+        <w:keepNext/>
+      </w:pPr>
+      <w:r>
+        <w:rPr>
+          <w:color w:val="000000"/>
+          <w:b/>
+          <w:sz w:val="24"/>
+          <w:szCs w:val="24"/>
+        </w:rPr>
+        <w:t>PHẦN 1</w:t>
+      </w:r>
+    </w:p>
+    <w:p>
+      <w:pPr>
+        <w:spacing w:before="0" w:after="90" w:line="300" w:lineRule="auto"/>
+        <w:widowControl/>
+      </w:pPr>
+      <w:r>
+        <w:rPr>
+          <w:color w:val="000000"/>
+        </w:rPr>
+        <w:t>Câu 1: C</w:t>
+      </w:r>
+    </w:p>
+    <w:p>
+      <w:pPr>
+        <w:spacing w:before="0" w:after="90" w:line="300" w:lineRule="auto"/>
+        <w:widowControl/>
+      </w:pPr>
+      <w:r>
+        <w:rPr>
+          <w:color w:val="000000"/>
+        </w:rPr>
+        <w:t>Câu 2: B</w:t>
+      </w:r>
+    </w:p>
+    <w:p>
+      <w:pPr>
+        <w:spacing w:before="0" w:after="90" w:line="300" w:lineRule="auto"/>
+        <w:widowControl/>
+      </w:pPr>
+      <w:r>
+        <w:rPr>
+          <w:color w:val="000000"/>
+        </w:rPr>
+        <w:t>Câu 3: A</w:t>
+      </w:r>
+    </w:p>
+    <w:p>
+      <w:pPr>
+        <w:spacing w:before="0" w:after="90" w:line="300" w:lineRule="auto"/>
+        <w:widowControl/>
+      </w:pPr>
+      <w:r>
+        <w:rPr>
+          <w:color w:val="000000"/>
+        </w:rPr>
+        <w:t>Câu 4: B</w:t>
+      </w:r>
+    </w:p>
+    <w:p>
+      <w:pPr>
+        <w:spacing w:before="0" w:after="90" w:line="300" w:lineRule="auto"/>
+        <w:widowControl/>
+      </w:pPr>
+      <w:r>
+        <w:rPr>
+          <w:color w:val="000000"/>
+        </w:rPr>
+        <w:t>Câu 5: B</w:t>
+      </w:r>
+    </w:p>
+    <w:p>
+      <w:pPr>
+        <w:spacing w:before="0" w:after="90" w:line="300" w:lineRule="auto"/>
+        <w:widowControl/>
+      </w:pPr>
+      <w:r>
+        <w:rPr>
+          <w:color w:val="000000"/>
+        </w:rPr>
+        <w:t>Câu 6: C</w:t>
+      </w:r>
+    </w:p>
+    <w:p>
+      <w:pPr>
+        <w:spacing w:before="0" w:after="90" w:line="300" w:lineRule="auto"/>
+        <w:widowControl/>
+      </w:pPr>
+      <w:r>
+        <w:rPr>
+          <w:color w:val="000000"/>
+        </w:rPr>
+        <w:t>Câu 7: C</w:t>
+      </w:r>
+    </w:p>
+    <w:p>
+      <w:pPr>
+        <w:spacing w:before="0" w:after="90" w:line="300" w:lineRule="auto"/>
+        <w:widowControl/>
+      </w:pPr>
+      <w:r>
+        <w:rPr>
+          <w:color w:val="000000"/>
+        </w:rPr>
+        <w:t>Câu 8: A</w:t>
+      </w:r>
+    </w:p>
+    <w:p>
+      <w:pPr>
+        <w:spacing w:before="0" w:after="90" w:line="300" w:lineRule="auto"/>
+        <w:widowControl/>
+      </w:pPr>
+      <w:r>
+        <w:rPr>
+          <w:color w:val="000000"/>
+        </w:rPr>
+        <w:t>Câu 9: A</w:t>
+      </w:r>
+    </w:p>
+    <w:p>
+      <w:pPr>
+        <w:spacing w:before="0" w:after="90" w:line="300" w:lineRule="auto"/>
+        <w:widowControl/>
+      </w:pPr>
+      <w:r>
+        <w:rPr>
+          <w:color w:val="000000"/>
+        </w:rPr>
+        <w:t>Câu 10: B.</w:t>
+      </w:r>
+    </w:p>
+    <w:p>
+      <w:pPr>
+        <w:spacing w:before="220" w:after="60" w:line="300" w:lineRule="auto"/>
+        <w:widowControl/>
+        <w:keepNext/>
+      </w:pPr>
+      <w:r>
+        <w:rPr>
+          <w:color w:val="000000"/>
+          <w:b/>
+          <w:sz w:val="24"/>
+          <w:szCs w:val="24"/>
+        </w:rPr>
+        <w:t>PHẦN 2</w:t>
+      </w:r>
+    </w:p>
+    <w:p>
+      <w:pPr>
+        <w:spacing w:before="0" w:after="90" w:line="300" w:lineRule="auto"/>
+        <w:widowControl/>
+      </w:pPr>
+      <w:r>
+        <w:rPr>
+          <w:color w:val="000000"/>
+        </w:rPr>
+        <w:t>Câu 1: B</w:t>
+      </w:r>
+    </w:p>
+    <w:p>
+      <w:pPr>
+        <w:spacing w:before="0" w:after="90" w:line="300" w:lineRule="auto"/>
+        <w:widowControl/>
+      </w:pPr>
+      <w:r>
+        <w:rPr>
+          <w:color w:val="000000"/>
+        </w:rPr>
+        <w:t>Câu 2: A</w:t>
+      </w:r>
+    </w:p>
+    <w:p>
+      <w:pPr>
+        <w:spacing w:before="0" w:after="90" w:line="300" w:lineRule="auto"/>
+        <w:widowControl/>
+      </w:pPr>
+      <w:r>
+        <w:rPr>
+          <w:color w:val="000000"/>
+        </w:rPr>
+        <w:t>Câu 3: B</w:t>
+      </w:r>
+    </w:p>
+    <w:p>
+      <w:pPr>
+        <w:spacing w:before="0" w:after="90" w:line="300" w:lineRule="auto"/>
+        <w:widowControl/>
+      </w:pPr>
+      <w:r>
+        <w:rPr>
+          <w:color w:val="000000"/>
+        </w:rPr>
+        <w:t>Câu 4: B</w:t>
+      </w:r>
+    </w:p>
+    <w:p>
+      <w:pPr>
+        <w:spacing w:before="0" w:after="90" w:line="300" w:lineRule="auto"/>
+        <w:widowControl/>
+      </w:pPr>
+      <w:r>
+        <w:rPr>
+          <w:color w:val="000000"/>
+        </w:rPr>
+        <w:t>Câu 5: C</w:t>
+      </w:r>
+    </w:p>
+    <w:p>
+      <w:pPr>
+        <w:spacing w:before="0" w:after="90" w:line="300" w:lineRule="auto"/>
+        <w:widowControl/>
+      </w:pPr>
+      <w:r>
+        <w:rPr>
+          <w:color w:val="000000"/>
+        </w:rPr>
+        <w:t>Câu 6: A</w:t>
+      </w:r>
+    </w:p>
+    <w:p>
+      <w:pPr>
+        <w:spacing w:before="0" w:after="90" w:line="300" w:lineRule="auto"/>
+        <w:widowControl/>
+      </w:pPr>
+      <w:r>
+        <w:rPr>
+          <w:color w:val="000000"/>
+        </w:rPr>
+        <w:t>Câu 7: A</w:t>
+      </w:r>
+    </w:p>
+    <w:p>
+      <w:pPr>
+        <w:spacing w:before="0" w:after="90" w:line="300" w:lineRule="auto"/>
+        <w:widowControl/>
+      </w:pPr>
+      <w:r>
+        <w:rPr>
+          <w:color w:val="000000"/>
+        </w:rPr>
+        <w:t>Câu 8: C</w:t>
+      </w:r>
+    </w:p>
+    <w:p>
+      <w:pPr>
+        <w:spacing w:before="0" w:after="90" w:line="300" w:lineRule="auto"/>
+        <w:widowControl/>
+      </w:pPr>
+      <w:r>
+        <w:rPr>
+          <w:color w:val="000000"/>
+        </w:rPr>
+        <w:t>Câu 9: B</w:t>
+      </w:r>
+    </w:p>
+    <w:p>
+      <w:pPr>
+        <w:spacing w:before="0" w:after="90" w:line="300" w:lineRule="auto"/>
+        <w:widowControl/>
+      </w:pPr>
+      <w:r>
+        <w:rPr>
+          <w:color w:val="000000"/>
+        </w:rPr>
+        <w:t>Câu 10: B.</w:t>
+      </w:r>
+    </w:p>
+    <w:p>
+      <w:pPr>
+        <w:spacing w:before="220" w:after="60" w:line="300" w:lineRule="auto"/>
+        <w:widowControl/>
+        <w:keepNext/>
+      </w:pPr>
+      <w:r>
+        <w:rPr>
+          <w:color w:val="000000"/>
+          <w:b/>
+          <w:sz w:val="24"/>
+          <w:szCs w:val="24"/>
+        </w:rPr>
+        <w:t>PHẦN 3</w:t>
+      </w:r>
+    </w:p>
+    <w:p>
+      <w:pPr>
+        <w:spacing w:before="0" w:after="90" w:line="300" w:lineRule="auto"/>
+        <w:widowControl/>
+      </w:pPr>
+      <w:r>
+        <w:rPr>
+          <w:color w:val="000000"/>
+        </w:rPr>
+        <w:t>Câu 1: A</w:t>
+      </w:r>
+    </w:p>
+    <w:p>
+      <w:pPr>
+        <w:spacing w:before="0" w:after="90" w:line="300" w:lineRule="auto"/>
+        <w:widowControl/>
+      </w:pPr>
+      <w:r>
+        <w:rPr>
+          <w:color w:val="000000"/>
+        </w:rPr>
+        <w:t>Câu 2: A</w:t>
+      </w:r>
+    </w:p>
+    <w:p>
+      <w:pPr>
+        <w:spacing w:before="0" w:after="90" w:line="300" w:lineRule="auto"/>
+        <w:widowControl/>
+      </w:pPr>
+      <w:r>
+        <w:rPr>
+          <w:color w:val="000000"/>
+        </w:rPr>
+        <w:t>Câu 3: B</w:t>
+      </w:r>
+    </w:p>
+    <w:p>
+      <w:pPr>
+        <w:spacing w:before="0" w:after="90" w:line="300" w:lineRule="auto"/>
+        <w:widowControl/>
+      </w:pPr>
+      <w:r>
+        <w:rPr>
+          <w:color w:val="000000"/>
+        </w:rPr>
+        <w:t>Câu 4: A</w:t>
+      </w:r>
+    </w:p>
+    <w:p>
+      <w:pPr>
+        <w:spacing w:before="0" w:after="90" w:line="300" w:lineRule="auto"/>
+        <w:widowControl/>
+      </w:pPr>
+      <w:r>
+        <w:rPr>
+          <w:color w:val="000000"/>
+        </w:rPr>
+        <w:t>Câu 5: C</w:t>
+      </w:r>
+    </w:p>
+    <w:p>
+      <w:pPr>
+        <w:spacing w:before="0" w:after="90" w:line="300" w:lineRule="auto"/>
+        <w:widowControl/>
+      </w:pPr>
+      <w:r>
+        <w:rPr>
+          <w:color w:val="000000"/>
+        </w:rPr>
+        <w:t>Câu 6: B</w:t>
+      </w:r>
+    </w:p>
+    <w:p>
+      <w:pPr>
+        <w:spacing w:before="0" w:after="90" w:line="300" w:lineRule="auto"/>
+        <w:widowControl/>
+      </w:pPr>
+      <w:r>
+        <w:rPr>
+          <w:color w:val="000000"/>
+        </w:rPr>
+        <w:t>Câu 7: A</w:t>
+      </w:r>
+    </w:p>
+    <w:p>
+      <w:pPr>
+        <w:spacing w:before="0" w:after="90" w:line="300" w:lineRule="auto"/>
+        <w:widowControl/>
+      </w:pPr>
+      <w:r>
+        <w:rPr>
+          <w:color w:val="000000"/>
+        </w:rPr>
+        <w:t>Câu 8: A</w:t>
+      </w:r>
+    </w:p>
+    <w:p>
+      <w:pPr>
+        <w:spacing w:before="0" w:after="90" w:line="300" w:lineRule="auto"/>
+        <w:widowControl/>
+      </w:pPr>
+      <w:r>
+        <w:rPr>
+          <w:color w:val="000000"/>
+        </w:rPr>
+        <w:t>Câu 9: B</w:t>
+      </w:r>
+    </w:p>
+    <w:p>
+      <w:pPr>
+        <w:spacing w:before="0" w:after="90" w:line="300" w:lineRule="auto"/>
+        <w:widowControl/>
+      </w:pPr>
+      <w:r>
+        <w:rPr>
+          <w:color w:val="000000"/>
+        </w:rPr>
+        <w:t>Câu 10: C.</w:t>
+      </w:r>
+    </w:p>
+    <w:p>
+      <w:pPr>
+        <w:spacing w:before="220" w:after="60" w:line="300" w:lineRule="auto"/>
+        <w:widowControl/>
+        <w:keepNext/>
+      </w:pPr>
+      <w:r>
+        <w:rPr>
+          <w:color w:val="000000"/>
+          <w:b/>
+          <w:sz w:val="24"/>
+          <w:szCs w:val="24"/>
+        </w:rPr>
+        <w:t>PHẦN 4</w:t>
+      </w:r>
+    </w:p>
+    <w:p>
+      <w:pPr>
+        <w:spacing w:before="0" w:after="90" w:line="300" w:lineRule="auto"/>
+        <w:widowControl/>
+      </w:pPr>
+      <w:r>
+        <w:rPr>
+          <w:color w:val="000000"/>
+        </w:rPr>
+        <w:t>Câu 1: A</w:t>
+      </w:r>
+    </w:p>
+    <w:p>
+      <w:pPr>
+        <w:spacing w:before="0" w:after="90" w:line="300" w:lineRule="auto"/>
+        <w:widowControl/>
+      </w:pPr>
+      <w:r>
+        <w:rPr>
+          <w:color w:val="000000"/>
+        </w:rPr>
+        <w:t>Câu 2: B</w:t>
+      </w:r>
+    </w:p>
+    <w:p>
+      <w:pPr>
+        <w:spacing w:before="0" w:after="90" w:line="300" w:lineRule="auto"/>
+        <w:widowControl/>
+      </w:pPr>
+      <w:r>
+        <w:rPr>
+          <w:color w:val="000000"/>
+        </w:rPr>
+        <w:t>Câu 3: A</w:t>
+      </w:r>
+    </w:p>
+    <w:p>
+      <w:pPr>
+        <w:spacing w:before="0" w:after="90" w:line="300" w:lineRule="auto"/>
+        <w:widowControl/>
+      </w:pPr>
+      <w:r>
+        <w:rPr>
+          <w:color w:val="000000"/>
+        </w:rPr>
+        <w:t>Câu 4: A</w:t>
+      </w:r>
+    </w:p>
+    <w:p>
+      <w:pPr>
+        <w:spacing w:before="0" w:after="90" w:line="300" w:lineRule="auto"/>
+        <w:widowControl/>
+      </w:pPr>
+      <w:r>
+        <w:rPr>
+          <w:color w:val="000000"/>
+        </w:rPr>
+        <w:t>Câu 5: A</w:t>
+      </w:r>
+    </w:p>
+    <w:p>
+      <w:pPr>
+        <w:spacing w:before="0" w:after="90" w:line="300" w:lineRule="auto"/>
+        <w:widowControl/>
+      </w:pPr>
+      <w:r>
+        <w:rPr>
+          <w:color w:val="000000"/>
+        </w:rPr>
+        <w:t>Câu 6: A</w:t>
+      </w:r>
+    </w:p>
+    <w:p>
+      <w:pPr>
+        <w:spacing w:before="0" w:after="90" w:line="300" w:lineRule="auto"/>
+        <w:widowControl/>
+      </w:pPr>
+      <w:r>
+        <w:rPr>
+          <w:color w:val="000000"/>
+        </w:rPr>
+        <w:t>Câu 7: A</w:t>
+      </w:r>
+    </w:p>
+    <w:p>
+      <w:pPr>
+        <w:spacing w:before="0" w:after="90" w:line="300" w:lineRule="auto"/>
+        <w:widowControl/>
+      </w:pPr>
+      <w:r>
+        <w:rPr>
+          <w:color w:val="000000"/>
+        </w:rPr>
+        <w:t>Câu 8: A</w:t>
+      </w:r>
+    </w:p>
+    <w:p>
+      <w:pPr>
+        <w:spacing w:before="0" w:after="90" w:line="300" w:lineRule="auto"/>
+        <w:widowControl/>
+      </w:pPr>
+      <w:r>
+        <w:rPr>
+          <w:color w:val="000000"/>
+        </w:rPr>
+        <w:t>Câu 9: A</w:t>
+      </w:r>
+    </w:p>
+    <w:p>
+      <w:pPr>
+        <w:spacing w:before="0" w:after="90" w:line="300" w:lineRule="auto"/>
+        <w:widowControl/>
+      </w:pPr>
+      <w:r>
+        <w:rPr>
+          <w:color w:val="000000"/>
+        </w:rPr>
+        <w:t>Câu 10: A.</w:t>
+      </w:r>
+    </w:p>
+    <w:p>
+      <w:pPr>
+        <w:spacing w:before="220" w:after="60" w:line="300" w:lineRule="auto"/>
+        <w:widowControl/>
+        <w:keepNext/>
+      </w:pPr>
+      <w:r>
+        <w:rPr>
+          <w:color w:val="000000"/>
+          <w:b/>
+          <w:sz w:val="24"/>
+          <w:szCs w:val="24"/>
+        </w:rPr>
+        <w:t>PHẦN 5</w:t>
+      </w:r>
+    </w:p>
+    <w:p>
+      <w:pPr>
+        <w:spacing w:before="0" w:after="90" w:line="300" w:lineRule="auto"/>
+        <w:widowControl/>
+      </w:pPr>
+      <w:r>
+        <w:rPr>
+          <w:color w:val="000000"/>
+        </w:rPr>
+        <w:t>Câu 1: b-d-e-c-a</w:t>
+      </w:r>
+    </w:p>
+    <w:p>
+      <w:pPr>
+        <w:spacing w:before="0" w:after="90" w:line="300" w:lineRule="auto"/>
+        <w:widowControl/>
+      </w:pPr>
+      <w:r>
+        <w:rPr>
+          <w:color w:val="000000"/>
+        </w:rPr>
+        <w:t>Câu 2: b-d-c-e-a</w:t>
+      </w:r>
+    </w:p>
+    <w:p>
+      <w:pPr>
+        <w:spacing w:before="0" w:after="90" w:line="300" w:lineRule="auto"/>
+        <w:widowControl/>
+      </w:pPr>
+      <w:r>
+        <w:rPr>
+          <w:color w:val="000000"/>
+        </w:rPr>
+        <w:t>Câu 3: c-d-e-b-a</w:t>
+      </w:r>
+    </w:p>
+    <w:p>
+      <w:pPr>
+        <w:spacing w:before="0" w:after="90" w:line="300" w:lineRule="auto"/>
+        <w:widowControl/>
+      </w:pPr>
+      <w:r>
+        <w:rPr>
+          <w:color w:val="000000"/>
+        </w:rPr>
+        <w:t>Câu 4: b-d-c-e-a</w:t>
+      </w:r>
+    </w:p>
+    <w:p>
+      <w:pPr>
+        <w:spacing w:before="0" w:after="90" w:line="300" w:lineRule="auto"/>
+        <w:widowControl/>
+      </w:pPr>
+      <w:r>
+        <w:rPr>
+          <w:color w:val="000000"/>
+        </w:rPr>
+        <w:t>Câu 5: b-d-c-e-a.</w:t>
+      </w:r>
+    </w:p>
+    <w:p>
+      <w:pPr>
+        <w:spacing w:before="0" w:after="90" w:line="300" w:lineRule="auto"/>
+        <w:widowControl/>
+      </w:pPr>
+      <w:r>
+        <w:rPr>
+          <w:color w:val="000000"/>
+        </w:rPr>
+        <w:t>Câu 6–10: các thành phần lần lượt nằm theo thứ tự đã sắp.</w:t>
+      </w:r>
+    </w:p>
+    <w:p>
+      <w:pPr>
+        <w:spacing w:before="220" w:after="60" w:line="300" w:lineRule="auto"/>
+        <w:widowControl/>
+        <w:keepNext/>
+      </w:pPr>
+      <w:r>
+        <w:rPr>
+          <w:color w:val="000000"/>
+          <w:b/>
+          <w:sz w:val="24"/>
+          <w:szCs w:val="24"/>
+        </w:rPr>
+        <w:t>PHẦN 6</w:t>
+      </w:r>
+    </w:p>
+    <w:p>
+      <w:pPr>
+        <w:spacing w:before="0" w:after="90" w:line="300" w:lineRule="auto"/>
+        <w:widowControl/>
+      </w:pPr>
+      <w:r>
+        <w:rPr>
+          <w:color w:val="000000"/>
+        </w:rPr>
+        <w:t>Câu 1: b-c-a-d</w:t>
+      </w:r>
+    </w:p>
+    <w:p>
+      <w:pPr>
+        <w:spacing w:before="0" w:after="90" w:line="300" w:lineRule="auto"/>
+        <w:widowControl/>
+      </w:pPr>
+      <w:r>
+        <w:rPr>
+          <w:color w:val="000000"/>
+        </w:rPr>
+        <w:t>Câu 2: b-c-d-a</w:t>
+      </w:r>
+    </w:p>
+    <w:p>
+      <w:pPr>
+        <w:spacing w:before="0" w:after="90" w:line="300" w:lineRule="auto"/>
+        <w:widowControl/>
+      </w:pPr>
+      <w:r>
+        <w:rPr>
+          <w:color w:val="000000"/>
+        </w:rPr>
+        <w:t>Câu 3: b-d-a-c</w:t>
+      </w:r>
+    </w:p>
+    <w:p>
+      <w:pPr>
+        <w:spacing w:before="0" w:after="90" w:line="300" w:lineRule="auto"/>
+        <w:widowControl/>
+      </w:pPr>
+      <w:r>
+        <w:rPr>
+          <w:color w:val="000000"/>
+        </w:rPr>
+        <w:t>Câu 4: b-d-a-c</w:t>
+      </w:r>
+    </w:p>
+    <w:p>
+      <w:pPr>
+        <w:spacing w:before="0" w:after="90" w:line="300" w:lineRule="auto"/>
+        <w:widowControl/>
+      </w:pPr>
+      <w:r>
+        <w:rPr>
+          <w:color w:val="000000"/>
+        </w:rPr>
+        <w:t>Câu 5: c-a-b-d.</w:t>
+      </w:r>
+    </w:p>
+    <w:p>
+      <w:pPr>
+        <w:spacing w:before="0" w:after="90" w:line="300" w:lineRule="auto"/>
+        <w:widowControl/>
+      </w:pPr>
+      <w:r>
+        <w:rPr>
+          <w:color w:val="000000"/>
+        </w:rPr>
+        <w:t>Câu 6–10: Trả lời theo yêu cầu của đề.</w:t>
+      </w:r>
+    </w:p>
+    <w:p>
+      <w:pPr>
+        <w:spacing w:before="220" w:after="60" w:line="300" w:lineRule="auto"/>
+        <w:widowControl/>
+        <w:keepNext/>
+      </w:pPr>
+      <w:r>
+        <w:rPr>
+          <w:color w:val="000000"/>
+          <w:b/>
+          <w:sz w:val="24"/>
+          <w:szCs w:val="24"/>
+        </w:rPr>
+        <w:t>PHẦN 7</w:t>
+      </w:r>
+    </w:p>
+    <w:p>
+      <w:pPr>
+        <w:spacing w:before="0" w:after="90" w:line="300" w:lineRule="auto"/>
+        <w:widowControl/>
+      </w:pPr>
+      <w:r>
+        <w:rPr>
+          <w:color w:val="000000"/>
+        </w:rPr>
+        <w:t>Câu 1: B</w:t>
+      </w:r>
+    </w:p>
+    <w:p>
+      <w:pPr>
+        <w:spacing w:before="0" w:after="90" w:line="300" w:lineRule="auto"/>
+        <w:widowControl/>
+      </w:pPr>
+      <w:r>
+        <w:rPr>
+          <w:color w:val="000000"/>
+        </w:rPr>
+        <w:t>Câu 2: A</w:t>
+      </w:r>
+    </w:p>
+    <w:p>
+      <w:pPr>
+        <w:spacing w:before="0" w:after="90" w:line="300" w:lineRule="auto"/>
+        <w:widowControl/>
+      </w:pPr>
+      <w:r>
+        <w:rPr>
+          <w:color w:val="000000"/>
+        </w:rPr>
+        <w:t>Câu 3: A</w:t>
+      </w:r>
+    </w:p>
+    <w:p>
+      <w:pPr>
+        <w:spacing w:before="0" w:after="90" w:line="300" w:lineRule="auto"/>
+        <w:widowControl/>
+      </w:pPr>
+      <w:r>
+        <w:rPr>
+          <w:color w:val="000000"/>
+        </w:rPr>
+        <w:t>Câu 4: C</w:t>
+      </w:r>
+    </w:p>
+    <w:p>
+      <w:pPr>
+        <w:spacing w:before="0" w:after="90" w:line="300" w:lineRule="auto"/>
+        <w:widowControl/>
+      </w:pPr>
+      <w:r>
+        <w:rPr>
+          <w:color w:val="000000"/>
+        </w:rPr>
+        <w:t>Câu 5: B</w:t>
+      </w:r>
+    </w:p>
+    <w:p>
+      <w:pPr>
+        <w:spacing w:before="0" w:after="90" w:line="300" w:lineRule="auto"/>
+        <w:widowControl/>
+      </w:pPr>
+      <w:r>
+        <w:rPr>
+          <w:color w:val="000000"/>
+        </w:rPr>
+        <w:t>Câu 6: A</w:t>
+      </w:r>
+    </w:p>
+    <w:p>
+      <w:pPr>
+        <w:spacing w:before="0" w:after="90" w:line="300" w:lineRule="auto"/>
+        <w:widowControl/>
+      </w:pPr>
+      <w:r>
+        <w:rPr>
+          <w:color w:val="000000"/>
+        </w:rPr>
+        <w:t>Câu 7: B</w:t>
+      </w:r>
+    </w:p>
+    <w:p>
+      <w:pPr>
+        <w:spacing w:before="0" w:after="90" w:line="300" w:lineRule="auto"/>
+        <w:widowControl/>
+      </w:pPr>
+      <w:r>
+        <w:rPr>
+          <w:color w:val="000000"/>
+        </w:rPr>
+        <w:t>Câu 8: C</w:t>
+      </w:r>
+    </w:p>
+    <w:p>
+      <w:pPr>
+        <w:spacing w:before="0" w:after="90" w:line="300" w:lineRule="auto"/>
+        <w:widowControl/>
+      </w:pPr>
+      <w:r>
+        <w:rPr>
+          <w:color w:val="000000"/>
+        </w:rPr>
+        <w:t>Câu 9: C</w:t>
+      </w:r>
+    </w:p>
+    <w:p>
+      <w:pPr>
+        <w:spacing w:before="0" w:after="90" w:line="300" w:lineRule="auto"/>
+        <w:widowControl/>
+      </w:pPr>
+      <w:r>
+        <w:rPr>
+          <w:color w:val="000000"/>
+        </w:rPr>
+        <w:t>Câu 10: B.</w:t>
+      </w:r>
+    </w:p>
+    <w:p>
+      <w:pPr>
+        <w:spacing w:before="220" w:after="60" w:line="300" w:lineRule="auto"/>
+        <w:widowControl/>
+        <w:keepNext/>
+      </w:pPr>
+      <w:r>
+        <w:rPr>
+          <w:color w:val="000000"/>
+          <w:b/>
+          <w:sz w:val="24"/>
+          <w:szCs w:val="24"/>
+        </w:rPr>
+        <w:t>PHẦN 8</w:t>
+      </w:r>
+    </w:p>
+    <w:p>
+      <w:pPr>
+        <w:spacing w:before="0" w:after="90" w:line="300" w:lineRule="auto"/>
+        <w:widowControl/>
+      </w:pPr>
+      <w:r>
+        <w:rPr>
+          <w:color w:val="000000"/>
+        </w:rPr>
+        <w:t>Câu 1: invited to attend</w:t>
+      </w:r>
+    </w:p>
+    <w:p>
+      <w:pPr>
+        <w:spacing w:before="0" w:after="90" w:line="300" w:lineRule="auto"/>
+        <w:widowControl/>
+      </w:pPr>
+      <w:r>
+        <w:rPr>
+          <w:color w:val="000000"/>
+        </w:rPr>
+        <w:t>Câu 2: provides learners with</w:t>
+      </w:r>
+    </w:p>
+    <w:p>
+      <w:pPr>
+        <w:spacing w:before="0" w:after="90" w:line="300" w:lineRule="auto"/>
+        <w:widowControl/>
+      </w:pPr>
+      <w:r>
+        <w:rPr>
+          <w:color w:val="000000"/>
+        </w:rPr>
+        <w:t>Câu 3: Because of</w:t>
+      </w:r>
+    </w:p>
+    <w:p>
+      <w:pPr>
+        <w:spacing w:before="0" w:after="90" w:line="300" w:lineRule="auto"/>
+        <w:widowControl/>
+      </w:pPr>
+      <w:r>
+        <w:rPr>
+          <w:color w:val="000000"/>
+        </w:rPr>
+        <w:t>Câu 4: These measures</w:t>
+      </w:r>
+    </w:p>
+    <w:p>
+      <w:pPr>
+        <w:spacing w:before="0" w:after="90" w:line="300" w:lineRule="auto"/>
+        <w:widowControl/>
+      </w:pPr>
+      <w:r>
+        <w:rPr>
+          <w:color w:val="000000"/>
+        </w:rPr>
+        <w:t>Câu 5: others</w:t>
+      </w:r>
+    </w:p>
+    <w:p>
+      <w:pPr>
+        <w:spacing w:before="0" w:after="90" w:line="300" w:lineRule="auto"/>
+        <w:widowControl/>
+      </w:pPr>
+      <w:r>
+        <w:rPr>
+          <w:color w:val="000000"/>
+        </w:rPr>
+        <w:t>Câu 6: must be submitted</w:t>
+      </w:r>
+    </w:p>
+    <w:p>
+      <w:pPr>
+        <w:spacing w:before="0" w:after="90" w:line="300" w:lineRule="auto"/>
+        <w:widowControl/>
+      </w:pPr>
+      <w:r>
+        <w:rPr>
+          <w:color w:val="000000"/>
+        </w:rPr>
+        <w:t>Câu 7: suggested organising</w:t>
+      </w:r>
+    </w:p>
+    <w:p>
+      <w:pPr>
+        <w:spacing w:before="0" w:after="90" w:line="300" w:lineRule="auto"/>
+        <w:widowControl/>
+      </w:pPr>
+      <w:r>
+        <w:rPr>
+          <w:color w:val="000000"/>
+        </w:rPr>
+        <w:t>Câu 8: information is</w:t>
+      </w:r>
+    </w:p>
+    <w:p>
+      <w:pPr>
+        <w:spacing w:before="0" w:after="90" w:line="300" w:lineRule="auto"/>
+        <w:widowControl/>
+      </w:pPr>
+      <w:r>
+        <w:rPr>
+          <w:color w:val="000000"/>
+        </w:rPr>
+        <w:t>Câu 9: Moreover</w:t>
+      </w:r>
+    </w:p>
+    <w:p>
+      <w:pPr>
+        <w:spacing w:before="0" w:after="90" w:line="300" w:lineRule="auto"/>
+        <w:widowControl/>
+      </w:pPr>
+      <w:r>
+        <w:rPr>
+          <w:color w:val="000000"/>
+        </w:rPr>
+        <w:t>Câu 10: whether/if you agree.</w:t>
+      </w:r>
+    </w:p>
+    <w:p>
+      <w:pPr>
+        <w:spacing w:before="220" w:after="60" w:line="300" w:lineRule="auto"/>
+        <w:widowControl/>
+        <w:keepNext/>
+      </w:pPr>
+      <w:r>
+        <w:rPr>
+          <w:color w:val="000000"/>
+          <w:b/>
+          <w:sz w:val="24"/>
+          <w:szCs w:val="24"/>
+        </w:rPr>
+        <w:t>PHẦN 9</w:t>
+      </w:r>
+    </w:p>
+    <w:p>
+      <w:pPr>
+        <w:spacing w:before="0" w:after="90" w:line="300" w:lineRule="auto"/>
+        <w:widowControl/>
+      </w:pPr>
+      <w:r>
+        <w:rPr>
+          <w:color w:val="000000"/>
+        </w:rPr>
+        <w:t>Câu 1: A</w:t>
+      </w:r>
+    </w:p>
+    <w:p>
+      <w:pPr>
+        <w:spacing w:before="0" w:after="90" w:line="300" w:lineRule="auto"/>
+        <w:widowControl/>
+      </w:pPr>
+      <w:r>
+        <w:rPr>
+          <w:color w:val="000000"/>
+        </w:rPr>
+        <w:t>Câu 2: B</w:t>
+      </w:r>
+    </w:p>
+    <w:p>
+      <w:pPr>
+        <w:spacing w:before="0" w:after="90" w:line="300" w:lineRule="auto"/>
+        <w:widowControl/>
+      </w:pPr>
+      <w:r>
+        <w:rPr>
+          <w:color w:val="000000"/>
+        </w:rPr>
+        <w:t>Câu 3: A</w:t>
+      </w:r>
+    </w:p>
+    <w:p>
+      <w:pPr>
+        <w:spacing w:before="0" w:after="90" w:line="300" w:lineRule="auto"/>
+        <w:widowControl/>
+      </w:pPr>
+      <w:r>
+        <w:rPr>
+          <w:color w:val="000000"/>
+        </w:rPr>
+        <w:t>Câu 4: A</w:t>
+      </w:r>
+    </w:p>
+    <w:p>
+      <w:pPr>
+        <w:spacing w:before="0" w:after="90" w:line="300" w:lineRule="auto"/>
+        <w:widowControl/>
+      </w:pPr>
+      <w:r>
+        <w:rPr>
+          <w:color w:val="000000"/>
+        </w:rPr>
+        <w:t>Câu 5: B</w:t>
+      </w:r>
+    </w:p>
+    <w:p>
+      <w:pPr>
+        <w:spacing w:before="0" w:after="90" w:line="300" w:lineRule="auto"/>
+        <w:widowControl/>
+      </w:pPr>
+      <w:r>
+        <w:rPr>
+          <w:color w:val="000000"/>
+        </w:rPr>
+        <w:t>Câu 6: B</w:t>
+      </w:r>
+    </w:p>
+    <w:p>
+      <w:pPr>
+        <w:spacing w:before="0" w:after="90" w:line="300" w:lineRule="auto"/>
+        <w:widowControl/>
+      </w:pPr>
+      <w:r>
+        <w:rPr>
+          <w:color w:val="000000"/>
+        </w:rPr>
+        <w:t>Câu 7: A</w:t>
+      </w:r>
+    </w:p>
+    <w:p>
+      <w:pPr>
+        <w:spacing w:before="0" w:after="90" w:line="300" w:lineRule="auto"/>
+        <w:widowControl/>
+      </w:pPr>
+      <w:r>
+        <w:rPr>
+          <w:color w:val="000000"/>
+        </w:rPr>
+        <w:t>Câu 8: B</w:t>
+      </w:r>
+    </w:p>
+    <w:p>
+      <w:pPr>
+        <w:spacing w:before="0" w:after="90" w:line="300" w:lineRule="auto"/>
+        <w:widowControl/>
+      </w:pPr>
+      <w:r>
+        <w:rPr>
+          <w:color w:val="000000"/>
+        </w:rPr>
+        <w:t>Câu 9: A</w:t>
+      </w:r>
+    </w:p>
+    <w:p>
+      <w:pPr>
+        <w:spacing w:before="0" w:after="90" w:line="300" w:lineRule="auto"/>
+        <w:widowControl/>
+      </w:pPr>
+      <w:r>
+        <w:rPr>
+          <w:color w:val="000000"/>
+        </w:rPr>
+        <w:t>Câu 10: A.</w:t>
+      </w:r>
+    </w:p>
+    <w:p>
+      <w:pPr>
+        <w:spacing w:before="220" w:after="60" w:line="300" w:lineRule="auto"/>
+        <w:widowControl/>
+        <w:keepNext/>
+      </w:pPr>
+      <w:r>
+        <w:rPr>
+          <w:color w:val="000000"/>
+          <w:b/>
+          <w:sz w:val="24"/>
+          <w:szCs w:val="24"/>
+        </w:rPr>
+        <w:t>PHẦN 10</w:t>
+      </w:r>
+    </w:p>
+    <w:p>
+      <w:pPr>
+        <w:spacing w:before="220" w:after="60" w:line="300" w:lineRule="auto"/>
+        <w:widowControl/>
+        <w:keepNext/>
+      </w:pPr>
+      <w:r>
+        <w:rPr>
+          <w:color w:val="000000"/>
+          <w:b/>
+          <w:sz w:val="24"/>
+          <w:szCs w:val="24"/>
+        </w:rPr>
+        <w:t>Nguyên tắc chấp nhận</w:t>
+      </w:r>
+    </w:p>
+    <w:p>
+      <w:pPr>
+        <w:spacing w:before="0" w:after="90" w:line="300" w:lineRule="auto"/>
+        <w:widowControl/>
+      </w:pPr>
+      <w:r>
+        <w:rPr>
+          <w:color w:val="000000"/>
+        </w:rPr>
+        <w:t>Chấp nhận bài khác nếu đúng độ dài, đủ cấu trúc và năm chỗ trống có đáp án duy nhất.</w:t>
+      </w:r>
+    </w:p>
+    <w:p>
+      <w:pPr>
+        <w:spacing w:before="220" w:after="60" w:line="300" w:lineRule="auto"/>
+        <w:widowControl/>
+        <w:keepNext/>
+      </w:pPr>
+      <w:r>
+        <w:rPr>
+          <w:color w:val="000000"/>
+          <w:b/>
+          <w:sz w:val="24"/>
+          <w:szCs w:val="24"/>
+        </w:rPr>
+        <w:t>BÀI MẪU (120 từ)</w:t>
+      </w:r>
+    </w:p>
+    <w:p>
+      <w:pPr>
+        <w:spacing w:before="0" w:after="170" w:line="320" w:lineRule="auto"/>
+        <w:widowControl/>
+      </w:pPr>
+      <w:r>
+        <w:rPr>
+          <w:color w:val="000000"/>
+        </w:rPr>
+        <w:t>ACTIVE SUNDAY – JOIN OUR COMMUNITY WALK! Our free community walk will take place at Lakeside Park from 7:30 to 10:30 a.m. this Sunday. Many residents want to exercise more; however, they find it difficult to stay motivated alone. Participants will follow a safe five-kilometre route, practise simple warm-up exercises and receive practical advice from volunteer trainers. These activities can improve fitness and create new social connections. Route maps, fruit and drinking water will be provided, but walkers should wear comfortable shoes and bring a hat. People of all fitness levels are welcome, and shorter routes are available. Invite another friend and begin a healthier routine together. Register online by Thursday and become part of a more active, connected community!</w:t>
+      </w:r>
+    </w:p>
+    <w:p>
+      <w:pPr>
+        <w:spacing w:before="220" w:after="60" w:line="300" w:lineRule="auto"/>
+        <w:widowControl/>
+        <w:keepNext/>
+      </w:pPr>
+      <w:r>
+        <w:rPr>
+          <w:color w:val="000000"/>
+          <w:b/>
+          <w:sz w:val="24"/>
+          <w:szCs w:val="24"/>
+        </w:rPr>
+        <w:t>Chỗ trống mẫu</w:t>
+      </w:r>
+    </w:p>
+    <w:p>
+      <w:pPr>
+        <w:spacing w:before="0" w:after="90" w:line="300" w:lineRule="auto"/>
+        <w:widowControl/>
+      </w:pPr>
+      <w:r>
+        <w:rPr>
+          <w:color w:val="000000"/>
+        </w:rPr>
+        <w:t>Câu 1: community</w:t>
+      </w:r>
+    </w:p>
+    <w:p>
+      <w:pPr>
+        <w:spacing w:before="0" w:after="90" w:line="300" w:lineRule="auto"/>
+        <w:widowControl/>
+      </w:pPr>
+      <w:r>
+        <w:rPr>
+          <w:color w:val="000000"/>
+        </w:rPr>
+        <w:t>Câu 2: however</w:t>
+      </w:r>
+    </w:p>
+    <w:p>
+      <w:pPr>
+        <w:spacing w:before="0" w:after="90" w:line="300" w:lineRule="auto"/>
+        <w:widowControl/>
+      </w:pPr>
+      <w:r>
+        <w:rPr>
+          <w:color w:val="000000"/>
+        </w:rPr>
+        <w:t>Câu 3: provide information</w:t>
+      </w:r>
+    </w:p>
+    <w:p>
+      <w:pPr>
+        <w:spacing w:before="0" w:after="90" w:line="300" w:lineRule="auto"/>
+        <w:widowControl/>
+      </w:pPr>
+      <w:r>
+        <w:rPr>
+          <w:color w:val="000000"/>
+        </w:rPr>
+        <w:t>Câu 4: These</w:t>
+      </w:r>
+    </w:p>
+    <w:p>
+      <w:pPr>
+        <w:spacing w:before="0" w:after="90" w:line="300" w:lineRule="auto"/>
+        <w:widowControl/>
+      </w:pPr>
+      <w:r>
+        <w:rPr>
+          <w:color w:val="000000"/>
+        </w:rPr>
+        <w:t>Câu 5: should wear.</w:t>
+      </w:r>
+    </w:p>
+    <w:p>
+      <w:pPr>
+        <w:spacing w:before="220" w:after="60" w:line="300" w:lineRule="auto"/>
+        <w:widowControl/>
+        <w:keepNext/>
+      </w:pPr>
+      <w:r>
+        <w:rPr>
+          <w:color w:val="000000"/>
+          <w:b/>
+          <w:sz w:val="24"/>
+          <w:szCs w:val="24"/>
+        </w:rPr>
+        <w:t>GỢI Ý CHẤM</w:t>
+      </w:r>
+    </w:p>
+    <w:p>
+      <w:pPr>
+        <w:spacing w:before="0" w:after="120" w:line="300" w:lineRule="auto"/>
+        <w:widowControl/>
+      </w:pPr>
+      <w:r>
+        <w:rPr>
+          <w:color w:val="000000"/>
+        </w:rPr>
+        <w:t>nội dung/cấu trúc 4; năm chỗ trống 2; từ vựng 2; ngữ pháp/chính tả 2.</w:t>
+      </w:r>
+    </w:p>
+    <w:sectPr>
+      <w:pgSz w:w="11906" w:h="16838"/>
+      <w:pgMar w:top="1134" w:right="1134" w:bottom="1134" w:left="1134"/>
+    </w:sectPr>
+    <w:sectPr>
+      <w:pgSz w:w="11906" w:h="16838"/>
+      <w:pgMar w:top="1134" w:right="1134" w:bottom="1134" w:left="1134"/>
+    </w:sectPr>
     <w:sectPr>
       <w:pgSz w:w="11906" w:h="16838"/>
       <w:pgMar w:top="1134" w:right="1134" w:bottom="1134" w:left="1134"/>
